--- a/283_Пьянникова АМ_ИСРПО_УП.docx
+++ b/283_Пьянникова АМ_ИСРПО_УП.docx
@@ -1157,7 +1157,7 @@
           </mc:Choice>
           <mc:Fallback>
             <w:pict>
-              <v:rect w14:anchorId="59B49557" id="Rectangle 186" o:spid="_x0000_s1026" style="position:absolute;margin-left:54.75pt;margin-top:13.85pt;width:524.4pt;height:813.55pt;z-index:251661312;visibility:visible;mso-wrap-style:square;mso-width-percent:0;mso-height-percent:0;mso-wrap-distance-left:9pt;mso-wrap-distance-top:0;mso-wrap-distance-right:9pt;mso-wrap-distance-bottom:0;mso-position-horizontal:absolute;mso-position-horizontal-relative:page;mso-position-vertical:absolute;mso-position-vertical-relative:page;mso-width-percent:0;mso-height-percent:0;mso-width-relative:page;mso-height-relative:page;v-text-anchor:top" o:gfxdata="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" filled="f" strokeweight=".5pt">
+              <v:rect w14:anchorId="2BD5C1B7" id="Rectangle 186" o:spid="_x0000_s1026" style="position:absolute;margin-left:54.75pt;margin-top:13.85pt;width:524.4pt;height:813.55pt;z-index:251661312;visibility:visible;mso-wrap-style:square;mso-width-percent:0;mso-height-percent:0;mso-wrap-distance-left:9pt;mso-wrap-distance-top:0;mso-wrap-distance-right:9pt;mso-wrap-distance-bottom:0;mso-position-horizontal:absolute;mso-position-horizontal-relative:page;mso-position-vertical:absolute;mso-position-vertical-relative:page;mso-width-percent:0;mso-height-percent:0;mso-width-relative:page;mso-height-relative:page;v-text-anchor:top" o:gfxdata="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" filled="f" strokeweight=".5pt">
                 <w10:wrap anchorx="page" anchory="page"/>
                 <w10:anchorlock/>
               </v:rect>
@@ -1298,7 +1298,7 @@
           </mc:Choice>
           <mc:Fallback>
             <w:pict>
-              <v:rect w14:anchorId="13DE2DA6" id="Прямоугольник 1" o:spid="_x0000_s1026" style="position:absolute;margin-left:55.8pt;margin-top:16.85pt;width:523.95pt;height:807.9pt;z-index:251663360;visibility:visible;mso-wrap-style:square;mso-width-percent:0;mso-height-percent:0;mso-wrap-distance-left:9pt;mso-wrap-distance-top:0;mso-wrap-distance-right:9pt;mso-wrap-distance-bottom:0;mso-position-horizontal:absolute;mso-position-horizontal-relative:page;mso-position-vertical:absolute;mso-position-vertical-relative:page;mso-width-percent:0;mso-height-percent:0;mso-width-relative:page;mso-height-relative:page;v-text-anchor:top" o:gfxdata="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" filled="f" strokeweight=".5pt">
+              <v:rect w14:anchorId="7EB9D0E8" id="Прямоугольник 1" o:spid="_x0000_s1026" style="position:absolute;margin-left:55.8pt;margin-top:16.85pt;width:523.95pt;height:807.9pt;z-index:251663360;visibility:visible;mso-wrap-style:square;mso-width-percent:0;mso-height-percent:0;mso-wrap-distance-left:9pt;mso-wrap-distance-top:0;mso-wrap-distance-right:9pt;mso-wrap-distance-bottom:0;mso-position-horizontal:absolute;mso-position-horizontal-relative:page;mso-position-vertical:absolute;mso-position-vertical-relative:page;mso-width-percent:0;mso-height-percent:0;mso-width-relative:page;mso-height-relative:page;v-text-anchor:top" o:gfxdata="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" filled="f" strokeweight=".5pt">
                 <w10:wrap anchorx="page" anchory="page"/>
                 <w10:anchorlock/>
               </v:rect>
@@ -1375,7 +1375,7 @@
           </mc:Choice>
           <mc:Fallback>
             <w:pict>
-              <v:rect w14:anchorId="32122244" id="Rectangle 74" o:spid="_x0000_s1026" style="position:absolute;margin-left:56.25pt;margin-top:12.35pt;width:524.4pt;height:813.55pt;z-index:251656704;visibility:visible;mso-wrap-style:square;mso-wrap-distance-left:9pt;mso-wrap-distance-top:0;mso-wrap-distance-right:9pt;mso-wrap-distance-bottom:0;mso-position-horizontal:absolute;mso-position-horizontal-relative:page;mso-position-vertical:absolute;mso-position-vertical-relative:page;v-text-anchor:top" o:gfxdata="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" filled="f" strokeweight=".5pt">
+              <v:rect w14:anchorId="6EF98239" id="Rectangle 74" o:spid="_x0000_s1026" style="position:absolute;margin-left:56.25pt;margin-top:12.35pt;width:524.4pt;height:813.55pt;z-index:251656704;visibility:visible;mso-wrap-style:square;mso-wrap-distance-left:9pt;mso-wrap-distance-top:0;mso-wrap-distance-right:9pt;mso-wrap-distance-bottom:0;mso-position-horizontal:absolute;mso-position-horizontal-relative:page;mso-position-vertical:absolute;mso-position-vertical-relative:page;v-text-anchor:top" o:gfxdata="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" filled="f" strokeweight=".5pt">
                 <w10:wrap anchorx="page" anchory="page"/>
                 <w10:anchorlock/>
               </v:rect>
@@ -1383,12 +1383,6 @@
           </mc:Fallback>
         </mc:AlternateContent>
       </w:r>
-    </w:p>
-    <w:p>
-      <w:pPr>
-        <w:pStyle w:val="afff"/>
-        <w:ind w:left="0" w:right="0"/>
-      </w:pPr>
     </w:p>
     <w:sdt>
       <w:sdtPr>
@@ -1430,7 +1424,7 @@
               <w:sz w:val="28"/>
               <w:szCs w:val="28"/>
             </w:rPr>
-            <w:t>Оглавление</w:t>
+            <w:t>Содержание</w:t>
           </w:r>
         </w:p>
         <w:p>
@@ -1440,7 +1434,6 @@
               <w:tab w:val="right" w:leader="dot" w:pos="10195"/>
             </w:tabs>
             <w:ind w:firstLine="709"/>
-            <w:jc w:val="both"/>
             <w:rPr>
               <w:rFonts w:asciiTheme="minorHAnsi" w:eastAsiaTheme="minorEastAsia" w:hAnsiTheme="minorHAnsi" w:cstheme="minorBidi"/>
               <w:noProof/>
@@ -1467,7 +1460,7 @@
             </w:rPr>
             <w:fldChar w:fldCharType="separate"/>
           </w:r>
-          <w:hyperlink w:anchor="_Toc224266565" w:history="1">
+          <w:hyperlink w:anchor="_Toc224674899" w:history="1">
             <w:r>
               <w:rPr>
                 <w:rStyle w:val="af2"/>
@@ -1494,7 +1487,7 @@
                 <w:noProof/>
                 <w:webHidden/>
               </w:rPr>
-              <w:instrText xml:space="preserve"> PAGEREF _Toc224266565 \h </w:instrText>
+              <w:instrText xml:space="preserve"> PAGEREF _Toc224674899 \h </w:instrText>
             </w:r>
             <w:r>
               <w:rPr>
@@ -1532,7 +1525,6 @@
               <w:tab w:val="right" w:leader="dot" w:pos="10195"/>
             </w:tabs>
             <w:ind w:firstLine="709"/>
-            <w:jc w:val="both"/>
             <w:rPr>
               <w:rFonts w:asciiTheme="minorHAnsi" w:eastAsiaTheme="minorEastAsia" w:hAnsiTheme="minorHAnsi" w:cstheme="minorBidi"/>
               <w:noProof/>
@@ -1541,7 +1533,7 @@
               <w:lang w:val="ru-RU" w:eastAsia="ru-RU" w:bidi="ar-SA"/>
             </w:rPr>
           </w:pPr>
-          <w:hyperlink w:anchor="_Toc224266566" w:history="1">
+          <w:hyperlink w:anchor="_Toc224674900" w:history="1">
             <w:r>
               <w:rPr>
                 <w:rStyle w:val="af2"/>
@@ -1568,7 +1560,7 @@
                 <w:noProof/>
                 <w:webHidden/>
               </w:rPr>
-              <w:instrText xml:space="preserve"> PAGEREF _Toc224266566 \h </w:instrText>
+              <w:instrText xml:space="preserve"> PAGEREF _Toc224674900 \h </w:instrText>
             </w:r>
             <w:r>
               <w:rPr>
@@ -1610,7 +1602,7 @@
               <w:lang w:eastAsia="ru-RU"/>
             </w:rPr>
           </w:pPr>
-          <w:hyperlink w:anchor="_Toc224266567" w:history="1">
+          <w:hyperlink w:anchor="_Toc224674901" w:history="1">
             <w:r>
               <w:rPr>
                 <w:rStyle w:val="af2"/>
@@ -1638,7 +1630,7 @@
                 <w:noProof/>
                 <w:webHidden/>
               </w:rPr>
-              <w:instrText xml:space="preserve"> PAGEREF _Toc224266567 \h </w:instrText>
+              <w:instrText xml:space="preserve"> PAGEREF _Toc224674901 \h </w:instrText>
             </w:r>
             <w:r>
               <w:rPr>
@@ -1680,7 +1672,7 @@
               <w:lang w:eastAsia="ru-RU"/>
             </w:rPr>
           </w:pPr>
-          <w:hyperlink w:anchor="_Toc224266568" w:history="1">
+          <w:hyperlink w:anchor="_Toc224674902" w:history="1">
             <w:r>
               <w:rPr>
                 <w:rStyle w:val="af2"/>
@@ -1708,7 +1700,7 @@
                 <w:noProof/>
                 <w:webHidden/>
               </w:rPr>
-              <w:instrText xml:space="preserve"> PAGEREF _Toc224266568 \h </w:instrText>
+              <w:instrText xml:space="preserve"> PAGEREF _Toc224674902 \h </w:instrText>
             </w:r>
             <w:r>
               <w:rPr>
@@ -1750,7 +1742,7 @@
               <w:lang w:eastAsia="ru-RU"/>
             </w:rPr>
           </w:pPr>
-          <w:hyperlink w:anchor="_Toc224266569" w:history="1">
+          <w:hyperlink w:anchor="_Toc224674903" w:history="1">
             <w:r>
               <w:rPr>
                 <w:rStyle w:val="af2"/>
@@ -1787,7 +1779,7 @@
                 <w:noProof/>
                 <w:webHidden/>
               </w:rPr>
-              <w:instrText xml:space="preserve"> PAGEREF _Toc224266569 \h </w:instrText>
+              <w:instrText xml:space="preserve"> PAGEREF _Toc224674903 \h </w:instrText>
             </w:r>
             <w:r>
               <w:rPr>
@@ -1829,7 +1821,7 @@
               <w:lang w:eastAsia="ru-RU"/>
             </w:rPr>
           </w:pPr>
-          <w:hyperlink w:anchor="_Toc224266570" w:history="1">
+          <w:hyperlink w:anchor="_Toc224674904" w:history="1">
             <w:r>
               <w:rPr>
                 <w:rStyle w:val="af2"/>
@@ -1857,7 +1849,7 @@
                 <w:noProof/>
                 <w:webHidden/>
               </w:rPr>
-              <w:instrText xml:space="preserve"> PAGEREF _Toc224266570 \h </w:instrText>
+              <w:instrText xml:space="preserve"> PAGEREF _Toc224674904 \h </w:instrText>
             </w:r>
             <w:r>
               <w:rPr>
@@ -1899,14 +1891,14 @@
               <w:lang w:eastAsia="ru-RU"/>
             </w:rPr>
           </w:pPr>
-          <w:hyperlink w:anchor="_Toc224266571" w:history="1">
+          <w:hyperlink w:anchor="_Toc224674905" w:history="1">
             <w:r>
               <w:rPr>
                 <w:rStyle w:val="af2"/>
                 <w:rFonts w:cs="Times New Roman"/>
                 <w:noProof/>
               </w:rPr>
-              <w:t>4 Инструкция по использованию</w:t>
+              <w:t>4 Пояснительная записка к ВКР</w:t>
             </w:r>
             <w:r>
               <w:rPr>
@@ -1927,7 +1919,7 @@
                 <w:noProof/>
                 <w:webHidden/>
               </w:rPr>
-              <w:instrText xml:space="preserve"> PAGEREF _Toc224266571 \h </w:instrText>
+              <w:instrText xml:space="preserve"> PAGEREF _Toc224674905 \h </w:instrText>
             </w:r>
             <w:r>
               <w:rPr>
@@ -1947,7 +1939,7 @@
                 <w:noProof/>
                 <w:webHidden/>
               </w:rPr>
-              <w:t>17</w:t>
+              <w:t>16</w:t>
             </w:r>
             <w:r>
               <w:rPr>
@@ -1969,14 +1961,14 @@
               <w:lang w:eastAsia="ru-RU"/>
             </w:rPr>
           </w:pPr>
-          <w:hyperlink w:anchor="_Toc224266572" w:history="1">
+          <w:hyperlink w:anchor="_Toc224674906" w:history="1">
             <w:r>
               <w:rPr>
                 <w:rStyle w:val="af2"/>
                 <w:rFonts w:cs="Times New Roman"/>
                 <w:noProof/>
               </w:rPr>
-              <w:t>5 Пояснительная записка к ВКР</w:t>
+              <w:t>4.1 Разработка структуры программы</w:t>
             </w:r>
             <w:r>
               <w:rPr>
@@ -1997,7 +1989,7 @@
                 <w:noProof/>
                 <w:webHidden/>
               </w:rPr>
-              <w:instrText xml:space="preserve"> PAGEREF _Toc224266572 \h </w:instrText>
+              <w:instrText xml:space="preserve"> PAGEREF _Toc224674906 \h </w:instrText>
             </w:r>
             <w:r>
               <w:rPr>
@@ -2017,7 +2009,7 @@
                 <w:noProof/>
                 <w:webHidden/>
               </w:rPr>
-              <w:t>18</w:t>
+              <w:t>16</w:t>
             </w:r>
             <w:r>
               <w:rPr>
@@ -2039,13 +2031,14 @@
               <w:lang w:eastAsia="ru-RU"/>
             </w:rPr>
           </w:pPr>
-          <w:hyperlink w:anchor="_Toc224266573" w:history="1">
+          <w:hyperlink w:anchor="_Toc224674907" w:history="1">
             <w:r>
               <w:rPr>
                 <w:rStyle w:val="af2"/>
+                <w:rFonts w:cs="Times New Roman"/>
                 <w:noProof/>
               </w:rPr>
-              <w:t>Заключение</w:t>
+              <w:t>4.2 Разработка макетов основных форм приложения</w:t>
             </w:r>
             <w:r>
               <w:rPr>
@@ -2066,7 +2059,7 @@
                 <w:noProof/>
                 <w:webHidden/>
               </w:rPr>
-              <w:instrText xml:space="preserve"> PAGEREF _Toc224266573 \h </w:instrText>
+              <w:instrText xml:space="preserve"> PAGEREF _Toc224674907 \h </w:instrText>
             </w:r>
             <w:r>
               <w:rPr>
@@ -2086,7 +2079,7 @@
                 <w:noProof/>
                 <w:webHidden/>
               </w:rPr>
-              <w:t>19</w:t>
+              <w:t>16</w:t>
             </w:r>
             <w:r>
               <w:rPr>
@@ -2108,13 +2101,14 @@
               <w:lang w:eastAsia="ru-RU"/>
             </w:rPr>
           </w:pPr>
-          <w:hyperlink w:anchor="_Toc224266574" w:history="1">
+          <w:hyperlink w:anchor="_Toc224674908" w:history="1">
             <w:r>
               <w:rPr>
                 <w:rStyle w:val="af2"/>
+                <w:rFonts w:cs="Times New Roman"/>
                 <w:noProof/>
               </w:rPr>
-              <w:t>Библиография</w:t>
+              <w:t>4.3 Проектирование и разработка базы данных</w:t>
             </w:r>
             <w:r>
               <w:rPr>
@@ -2135,7 +2129,7 @@
                 <w:noProof/>
                 <w:webHidden/>
               </w:rPr>
-              <w:instrText xml:space="preserve"> PAGEREF _Toc224266574 \h </w:instrText>
+              <w:instrText xml:space="preserve"> PAGEREF _Toc224674908 \h </w:instrText>
             </w:r>
             <w:r>
               <w:rPr>
@@ -2155,7 +2149,7 @@
                 <w:noProof/>
                 <w:webHidden/>
               </w:rPr>
-              <w:t>20</w:t>
+              <w:t>17</w:t>
             </w:r>
             <w:r>
               <w:rPr>
@@ -2177,14 +2171,14 @@
               <w:lang w:eastAsia="ru-RU"/>
             </w:rPr>
           </w:pPr>
-          <w:hyperlink w:anchor="_Toc224266575" w:history="1">
+          <w:hyperlink w:anchor="_Toc224674909" w:history="1">
             <w:r>
               <w:rPr>
                 <w:rStyle w:val="af2"/>
                 <w:rFonts w:cs="Times New Roman"/>
                 <w:noProof/>
               </w:rPr>
-              <w:t>Приложение А</w:t>
+              <w:t>4.4 Разработка пользовательского интерфейса</w:t>
             </w:r>
             <w:r>
               <w:rPr>
@@ -2205,7 +2199,7 @@
                 <w:noProof/>
                 <w:webHidden/>
               </w:rPr>
-              <w:instrText xml:space="preserve"> PAGEREF _Toc224266575 \h </w:instrText>
+              <w:instrText xml:space="preserve"> PAGEREF _Toc224674909 \h </w:instrText>
             </w:r>
             <w:r>
               <w:rPr>
@@ -2225,7 +2219,285 @@
                 <w:noProof/>
                 <w:webHidden/>
               </w:rPr>
-              <w:t>21</w:t>
+              <w:t>20</w:t>
+            </w:r>
+            <w:r>
+              <w:rPr>
+                <w:noProof/>
+                <w:webHidden/>
+              </w:rPr>
+              <w:fldChar w:fldCharType="end"/>
+            </w:r>
+          </w:hyperlink>
+        </w:p>
+        <w:p>
+          <w:pPr>
+            <w:pStyle w:val="12"/>
+            <w:ind w:left="0" w:firstLine="709"/>
+            <w:rPr>
+              <w:rFonts w:asciiTheme="minorHAnsi" w:eastAsiaTheme="minorEastAsia" w:hAnsiTheme="minorHAnsi"/>
+              <w:noProof/>
+              <w:sz w:val="22"/>
+              <w:lang w:eastAsia="ru-RU"/>
+            </w:rPr>
+          </w:pPr>
+          <w:hyperlink w:anchor="_Toc224674910" w:history="1">
+            <w:r>
+              <w:rPr>
+                <w:rStyle w:val="af2"/>
+                <w:rFonts w:cs="Times New Roman"/>
+                <w:noProof/>
+              </w:rPr>
+              <w:t>4.5 Разработка редактора нелинейных глав</w:t>
+            </w:r>
+            <w:r>
+              <w:rPr>
+                <w:noProof/>
+                <w:webHidden/>
+              </w:rPr>
+              <w:tab/>
+            </w:r>
+            <w:r>
+              <w:rPr>
+                <w:noProof/>
+                <w:webHidden/>
+              </w:rPr>
+              <w:fldChar w:fldCharType="begin"/>
+            </w:r>
+            <w:r>
+              <w:rPr>
+                <w:noProof/>
+                <w:webHidden/>
+              </w:rPr>
+              <w:instrText xml:space="preserve"> PAGEREF _Toc224674910 \h </w:instrText>
+            </w:r>
+            <w:r>
+              <w:rPr>
+                <w:noProof/>
+                <w:webHidden/>
+              </w:rPr>
+            </w:r>
+            <w:r>
+              <w:rPr>
+                <w:noProof/>
+                <w:webHidden/>
+              </w:rPr>
+              <w:fldChar w:fldCharType="separate"/>
+            </w:r>
+            <w:r>
+              <w:rPr>
+                <w:noProof/>
+                <w:webHidden/>
+              </w:rPr>
+              <w:t>24</w:t>
+            </w:r>
+            <w:r>
+              <w:rPr>
+                <w:noProof/>
+                <w:webHidden/>
+              </w:rPr>
+              <w:fldChar w:fldCharType="end"/>
+            </w:r>
+          </w:hyperlink>
+        </w:p>
+        <w:p>
+          <w:pPr>
+            <w:pStyle w:val="12"/>
+            <w:ind w:left="0" w:firstLine="709"/>
+            <w:rPr>
+              <w:rFonts w:asciiTheme="minorHAnsi" w:eastAsiaTheme="minorEastAsia" w:hAnsiTheme="minorHAnsi"/>
+              <w:noProof/>
+              <w:sz w:val="22"/>
+              <w:lang w:eastAsia="ru-RU"/>
+            </w:rPr>
+          </w:pPr>
+          <w:hyperlink w:anchor="_Toc224674911" w:history="1">
+            <w:r>
+              <w:rPr>
+                <w:rStyle w:val="af2"/>
+                <w:noProof/>
+              </w:rPr>
+              <w:t>Заключение</w:t>
+            </w:r>
+            <w:r>
+              <w:rPr>
+                <w:noProof/>
+                <w:webHidden/>
+              </w:rPr>
+              <w:tab/>
+            </w:r>
+            <w:r>
+              <w:rPr>
+                <w:noProof/>
+                <w:webHidden/>
+              </w:rPr>
+              <w:fldChar w:fldCharType="begin"/>
+            </w:r>
+            <w:r>
+              <w:rPr>
+                <w:noProof/>
+                <w:webHidden/>
+              </w:rPr>
+              <w:instrText xml:space="preserve"> PAGEREF _Toc224674911 \h </w:instrText>
+            </w:r>
+            <w:r>
+              <w:rPr>
+                <w:noProof/>
+                <w:webHidden/>
+              </w:rPr>
+            </w:r>
+            <w:r>
+              <w:rPr>
+                <w:noProof/>
+                <w:webHidden/>
+              </w:rPr>
+              <w:fldChar w:fldCharType="separate"/>
+            </w:r>
+            <w:r>
+              <w:rPr>
+                <w:noProof/>
+                <w:webHidden/>
+              </w:rPr>
+              <w:t>27</w:t>
+            </w:r>
+            <w:r>
+              <w:rPr>
+                <w:noProof/>
+                <w:webHidden/>
+              </w:rPr>
+              <w:fldChar w:fldCharType="end"/>
+            </w:r>
+          </w:hyperlink>
+        </w:p>
+        <w:p>
+          <w:pPr>
+            <w:pStyle w:val="12"/>
+            <w:ind w:left="0" w:firstLine="709"/>
+            <w:rPr>
+              <w:rFonts w:asciiTheme="minorHAnsi" w:eastAsiaTheme="minorEastAsia" w:hAnsiTheme="minorHAnsi"/>
+              <w:noProof/>
+              <w:sz w:val="22"/>
+              <w:lang w:eastAsia="ru-RU"/>
+            </w:rPr>
+          </w:pPr>
+          <w:hyperlink w:anchor="_Toc224674912" w:history="1">
+            <w:r>
+              <w:rPr>
+                <w:rStyle w:val="af2"/>
+                <w:noProof/>
+              </w:rPr>
+              <w:t>Библиография</w:t>
+            </w:r>
+            <w:r>
+              <w:rPr>
+                <w:noProof/>
+                <w:webHidden/>
+              </w:rPr>
+              <w:tab/>
+            </w:r>
+            <w:r>
+              <w:rPr>
+                <w:noProof/>
+                <w:webHidden/>
+              </w:rPr>
+              <w:fldChar w:fldCharType="begin"/>
+            </w:r>
+            <w:r>
+              <w:rPr>
+                <w:noProof/>
+                <w:webHidden/>
+              </w:rPr>
+              <w:instrText xml:space="preserve"> PAGEREF _Toc224674912 \h </w:instrText>
+            </w:r>
+            <w:r>
+              <w:rPr>
+                <w:noProof/>
+                <w:webHidden/>
+              </w:rPr>
+            </w:r>
+            <w:r>
+              <w:rPr>
+                <w:noProof/>
+                <w:webHidden/>
+              </w:rPr>
+              <w:fldChar w:fldCharType="separate"/>
+            </w:r>
+            <w:r>
+              <w:rPr>
+                <w:noProof/>
+                <w:webHidden/>
+              </w:rPr>
+              <w:t>28</w:t>
+            </w:r>
+            <w:r>
+              <w:rPr>
+                <w:noProof/>
+                <w:webHidden/>
+              </w:rPr>
+              <w:fldChar w:fldCharType="end"/>
+            </w:r>
+          </w:hyperlink>
+        </w:p>
+        <w:p>
+          <w:pPr>
+            <w:pStyle w:val="12"/>
+            <w:ind w:left="0" w:firstLine="709"/>
+            <w:rPr>
+              <w:rFonts w:asciiTheme="minorHAnsi" w:eastAsiaTheme="minorEastAsia" w:hAnsiTheme="minorHAnsi"/>
+              <w:noProof/>
+              <w:sz w:val="22"/>
+              <w:lang w:eastAsia="ru-RU"/>
+            </w:rPr>
+          </w:pPr>
+          <w:hyperlink w:anchor="_Toc224674913" w:history="1">
+            <w:r>
+              <w:rPr>
+                <w:rStyle w:val="af2"/>
+                <w:rFonts w:cs="Times New Roman"/>
+                <w:noProof/>
+              </w:rPr>
+              <w:t>Приложение</w:t>
+            </w:r>
+            <w:r>
+              <w:rPr>
+                <w:noProof/>
+                <w:webHidden/>
+              </w:rPr>
+              <w:tab/>
+            </w:r>
+            <w:r>
+              <w:rPr>
+                <w:noProof/>
+                <w:webHidden/>
+              </w:rPr>
+              <w:fldChar w:fldCharType="begin"/>
+            </w:r>
+            <w:r>
+              <w:rPr>
+                <w:noProof/>
+                <w:webHidden/>
+              </w:rPr>
+              <w:instrText xml:space="preserve"> PAGEREF _Toc224674913 \h </w:instrText>
+            </w:r>
+            <w:r>
+              <w:rPr>
+                <w:noProof/>
+                <w:webHidden/>
+              </w:rPr>
+            </w:r>
+            <w:r>
+              <w:rPr>
+                <w:noProof/>
+                <w:webHidden/>
+              </w:rPr>
+              <w:fldChar w:fldCharType="separate"/>
+            </w:r>
+            <w:r>
+              <w:rPr>
+                <w:noProof/>
+                <w:webHidden/>
+              </w:rPr>
+              <w:t>29</w:t>
             </w:r>
             <w:r>
               <w:rPr>
@@ -2279,7 +2551,7 @@
         </w:rPr>
       </w:pPr>
       <w:bookmarkStart w:id="0" w:name="_Toc224258491"/>
-      <w:bookmarkStart w:id="1" w:name="_Toc224266565"/>
+      <w:bookmarkStart w:id="1" w:name="_Toc224674899"/>
       <w:r>
         <w:rPr>
           <w:rFonts w:ascii="Times New Roman" w:hAnsi="Times New Roman" w:cs="Times New Roman"/>
@@ -2920,7 +3192,7 @@
         </w:rPr>
       </w:pPr>
       <w:bookmarkStart w:id="2" w:name="_Toc224258492"/>
-      <w:bookmarkStart w:id="3" w:name="_Toc224266566"/>
+      <w:bookmarkStart w:id="3" w:name="_Toc224674900"/>
       <w:r>
         <w:rPr>
           <w:rFonts w:ascii="Times New Roman" w:hAnsi="Times New Roman" w:cs="Times New Roman"/>
@@ -4035,7 +4307,7 @@
         </w:rPr>
       </w:pPr>
       <w:bookmarkStart w:id="4" w:name="_Toc224258493"/>
-      <w:bookmarkStart w:id="5" w:name="_Toc224266567"/>
+      <w:bookmarkStart w:id="5" w:name="_Toc224674901"/>
       <w:r>
         <w:rPr>
           <w:rFonts w:cs="Times New Roman"/>
@@ -8917,7 +9189,7 @@
         </w:rPr>
       </w:pPr>
       <w:bookmarkStart w:id="6" w:name="_Toc224258494"/>
-      <w:bookmarkStart w:id="7" w:name="_Toc224266568"/>
+      <w:bookmarkStart w:id="7" w:name="_Toc224674902"/>
       <w:r>
         <w:rPr>
           <w:rFonts w:cs="Times New Roman"/>
@@ -8949,7 +9221,7 @@
         </w:rPr>
       </w:pPr>
       <w:bookmarkStart w:id="8" w:name="_Toc224258495"/>
-      <w:bookmarkStart w:id="9" w:name="_Toc224266569"/>
+      <w:bookmarkStart w:id="9" w:name="_Toc224674903"/>
       <w:r>
         <w:rPr>
           <w:rFonts w:cs="Times New Roman"/>
@@ -16625,7 +16897,6 @@
                 <w:sz w:val="18"/>
                 <w:szCs w:val="18"/>
                 <w:highlight w:val="white"/>
-                <w:lang w:val="en-US"/>
               </w:rPr>
             </w:pPr>
             <w:r>
@@ -16645,7 +16916,6 @@
                 <w:sz w:val="18"/>
                 <w:szCs w:val="18"/>
                 <w:highlight w:val="white"/>
-                <w:lang w:val="en-US"/>
               </w:rPr>
               <w:t>}</w:t>
             </w:r>
@@ -16662,7 +16932,6 @@
                 <w:sz w:val="18"/>
                 <w:szCs w:val="18"/>
                 <w:highlight w:val="white"/>
-                <w:lang w:val="en-US"/>
               </w:rPr>
             </w:pPr>
             <w:r>
@@ -16672,7 +16941,6 @@
                 <w:sz w:val="18"/>
                 <w:szCs w:val="18"/>
                 <w:highlight w:val="white"/>
-                <w:lang w:val="en-US"/>
               </w:rPr>
               <w:t xml:space="preserve">        }</w:t>
             </w:r>
@@ -16689,7 +16957,6 @@
                 <w:sz w:val="18"/>
                 <w:szCs w:val="18"/>
                 <w:highlight w:val="white"/>
-                <w:lang w:val="en-US"/>
               </w:rPr>
             </w:pPr>
             <w:r>
@@ -16699,7 +16966,6 @@
                 <w:sz w:val="18"/>
                 <w:szCs w:val="18"/>
                 <w:highlight w:val="white"/>
-                <w:lang w:val="en-US"/>
               </w:rPr>
               <w:t xml:space="preserve">    </w:t>
             </w:r>
@@ -16721,7 +16987,6 @@
                 <w:sz w:val="18"/>
                 <w:szCs w:val="18"/>
                 <w:highlight w:val="white"/>
-                <w:lang w:val="en-US"/>
               </w:rPr>
               <w:t xml:space="preserve"> (</w:t>
             </w:r>
@@ -16743,9 +17008,29 @@
                 <w:sz w:val="18"/>
                 <w:szCs w:val="18"/>
                 <w:highlight w:val="white"/>
-                <w:lang w:val="en-US"/>
-              </w:rPr>
-              <w:t xml:space="preserve"> ex)</w:t>
+              </w:rPr>
+              <w:t xml:space="preserve"> </w:t>
+            </w:r>
+            <w:r>
+              <w:rPr>
+                <w:rFonts w:ascii="Courier New" w:hAnsi="Courier New" w:cs="Courier New"/>
+                <w:color w:val="000000"/>
+                <w:sz w:val="18"/>
+                <w:szCs w:val="18"/>
+                <w:highlight w:val="white"/>
+                <w:lang w:val="en-US"/>
+              </w:rPr>
+              <w:t>ex</w:t>
+            </w:r>
+            <w:r>
+              <w:rPr>
+                <w:rFonts w:ascii="Courier New" w:hAnsi="Courier New" w:cs="Courier New"/>
+                <w:color w:val="000000"/>
+                <w:sz w:val="18"/>
+                <w:szCs w:val="18"/>
+                <w:highlight w:val="white"/>
+              </w:rPr>
+              <w:t>)</w:t>
             </w:r>
           </w:p>
           <w:p>
@@ -16760,7 +17045,6 @@
                 <w:sz w:val="18"/>
                 <w:szCs w:val="18"/>
                 <w:highlight w:val="white"/>
-                <w:lang w:val="en-US"/>
               </w:rPr>
             </w:pPr>
             <w:r>
@@ -16770,7 +17054,6 @@
                 <w:sz w:val="18"/>
                 <w:szCs w:val="18"/>
                 <w:highlight w:val="white"/>
-                <w:lang w:val="en-US"/>
               </w:rPr>
               <w:t xml:space="preserve">    {</w:t>
             </w:r>
@@ -16787,7 +17070,6 @@
                 <w:sz w:val="18"/>
                 <w:szCs w:val="18"/>
                 <w:highlight w:val="white"/>
-                <w:lang w:val="en-US"/>
               </w:rPr>
             </w:pPr>
             <w:r>
@@ -16797,9 +17079,71 @@
                 <w:sz w:val="18"/>
                 <w:szCs w:val="18"/>
                 <w:highlight w:val="white"/>
-                <w:lang w:val="en-US"/>
-              </w:rPr>
-              <w:t xml:space="preserve">        logger.LogError(ex, </w:t>
+              </w:rPr>
+              <w:t xml:space="preserve">        </w:t>
+            </w:r>
+            <w:r>
+              <w:rPr>
+                <w:rFonts w:ascii="Courier New" w:hAnsi="Courier New" w:cs="Courier New"/>
+                <w:color w:val="000000"/>
+                <w:sz w:val="18"/>
+                <w:szCs w:val="18"/>
+                <w:highlight w:val="white"/>
+                <w:lang w:val="en-US"/>
+              </w:rPr>
+              <w:t>logger</w:t>
+            </w:r>
+            <w:r>
+              <w:rPr>
+                <w:rFonts w:ascii="Courier New" w:hAnsi="Courier New" w:cs="Courier New"/>
+                <w:color w:val="000000"/>
+                <w:sz w:val="18"/>
+                <w:szCs w:val="18"/>
+                <w:highlight w:val="white"/>
+              </w:rPr>
+              <w:t>.</w:t>
+            </w:r>
+            <w:r>
+              <w:rPr>
+                <w:rFonts w:ascii="Courier New" w:hAnsi="Courier New" w:cs="Courier New"/>
+                <w:color w:val="000000"/>
+                <w:sz w:val="18"/>
+                <w:szCs w:val="18"/>
+                <w:highlight w:val="white"/>
+                <w:lang w:val="en-US"/>
+              </w:rPr>
+              <w:t>LogError</w:t>
+            </w:r>
+            <w:r>
+              <w:rPr>
+                <w:rFonts w:ascii="Courier New" w:hAnsi="Courier New" w:cs="Courier New"/>
+                <w:color w:val="000000"/>
+                <w:sz w:val="18"/>
+                <w:szCs w:val="18"/>
+                <w:highlight w:val="white"/>
+              </w:rPr>
+              <w:t>(</w:t>
+            </w:r>
+            <w:r>
+              <w:rPr>
+                <w:rFonts w:ascii="Courier New" w:hAnsi="Courier New" w:cs="Courier New"/>
+                <w:color w:val="000000"/>
+                <w:sz w:val="18"/>
+                <w:szCs w:val="18"/>
+                <w:highlight w:val="white"/>
+                <w:lang w:val="en-US"/>
+              </w:rPr>
+              <w:t>ex</w:t>
+            </w:r>
+            <w:r>
+              <w:rPr>
+                <w:rFonts w:ascii="Courier New" w:hAnsi="Courier New" w:cs="Courier New"/>
+                <w:color w:val="000000"/>
+                <w:sz w:val="18"/>
+                <w:szCs w:val="18"/>
+                <w:highlight w:val="white"/>
+              </w:rPr>
+              <w:t xml:space="preserve">, </w:t>
             </w:r>
             <w:r>
               <w:rPr>
@@ -16808,7 +17152,6 @@
                 <w:sz w:val="18"/>
                 <w:szCs w:val="18"/>
                 <w:highlight w:val="white"/>
-                <w:lang w:val="en-US"/>
               </w:rPr>
               <w:t>"</w:t>
             </w:r>
@@ -16829,7 +17172,6 @@
                 <w:sz w:val="18"/>
                 <w:szCs w:val="18"/>
                 <w:highlight w:val="white"/>
-                <w:lang w:val="en-US"/>
               </w:rPr>
               <w:t xml:space="preserve"> </w:t>
             </w:r>
@@ -16850,7 +17192,6 @@
                 <w:sz w:val="18"/>
                 <w:szCs w:val="18"/>
                 <w:highlight w:val="white"/>
-                <w:lang w:val="en-US"/>
               </w:rPr>
               <w:t xml:space="preserve"> </w:t>
             </w:r>
@@ -16871,7 +17212,6 @@
                 <w:sz w:val="18"/>
                 <w:szCs w:val="18"/>
                 <w:highlight w:val="white"/>
-                <w:lang w:val="en-US"/>
               </w:rPr>
               <w:t xml:space="preserve"> </w:t>
             </w:r>
@@ -16892,20 +17232,102 @@
                 <w:sz w:val="18"/>
                 <w:szCs w:val="18"/>
                 <w:highlight w:val="white"/>
-                <w:lang w:val="en-US"/>
-              </w:rPr>
-              <w:t xml:space="preserve"> ID: {MasterId}"</w:t>
-            </w:r>
-            <w:r>
-              <w:rPr>
-                <w:rFonts w:ascii="Courier New" w:hAnsi="Courier New" w:cs="Courier New"/>
-                <w:color w:val="000000"/>
-                <w:sz w:val="18"/>
-                <w:szCs w:val="18"/>
-                <w:highlight w:val="white"/>
-                <w:lang w:val="en-US"/>
-              </w:rPr>
-              <w:t>, masterData?.MasterID);</w:t>
+              </w:rPr>
+              <w:t xml:space="preserve"> </w:t>
+            </w:r>
+            <w:r>
+              <w:rPr>
+                <w:rFonts w:ascii="Courier New" w:hAnsi="Courier New" w:cs="Courier New"/>
+                <w:color w:val="A31515"/>
+                <w:sz w:val="18"/>
+                <w:szCs w:val="18"/>
+                <w:highlight w:val="white"/>
+                <w:lang w:val="en-US"/>
+              </w:rPr>
+              <w:t>ID</w:t>
+            </w:r>
+            <w:r>
+              <w:rPr>
+                <w:rFonts w:ascii="Courier New" w:hAnsi="Courier New" w:cs="Courier New"/>
+                <w:color w:val="A31515"/>
+                <w:sz w:val="18"/>
+                <w:szCs w:val="18"/>
+                <w:highlight w:val="white"/>
+              </w:rPr>
+              <w:t>: {</w:t>
+            </w:r>
+            <w:r>
+              <w:rPr>
+                <w:rFonts w:ascii="Courier New" w:hAnsi="Courier New" w:cs="Courier New"/>
+                <w:color w:val="A31515"/>
+                <w:sz w:val="18"/>
+                <w:szCs w:val="18"/>
+                <w:highlight w:val="white"/>
+                <w:lang w:val="en-US"/>
+              </w:rPr>
+              <w:t>MasterId</w:t>
+            </w:r>
+            <w:r>
+              <w:rPr>
+                <w:rFonts w:ascii="Courier New" w:hAnsi="Courier New" w:cs="Courier New"/>
+                <w:color w:val="A31515"/>
+                <w:sz w:val="18"/>
+                <w:szCs w:val="18"/>
+                <w:highlight w:val="white"/>
+              </w:rPr>
+              <w:t>}"</w:t>
+            </w:r>
+            <w:r>
+              <w:rPr>
+                <w:rFonts w:ascii="Courier New" w:hAnsi="Courier New" w:cs="Courier New"/>
+                <w:color w:val="000000"/>
+                <w:sz w:val="18"/>
+                <w:szCs w:val="18"/>
+                <w:highlight w:val="white"/>
+              </w:rPr>
+              <w:t xml:space="preserve">, </w:t>
+            </w:r>
+            <w:r>
+              <w:rPr>
+                <w:rFonts w:ascii="Courier New" w:hAnsi="Courier New" w:cs="Courier New"/>
+                <w:color w:val="000000"/>
+                <w:sz w:val="18"/>
+                <w:szCs w:val="18"/>
+                <w:highlight w:val="white"/>
+                <w:lang w:val="en-US"/>
+              </w:rPr>
+              <w:t>masterData</w:t>
+            </w:r>
+            <w:r>
+              <w:rPr>
+                <w:rFonts w:ascii="Courier New" w:hAnsi="Courier New" w:cs="Courier New"/>
+                <w:color w:val="000000"/>
+                <w:sz w:val="18"/>
+                <w:szCs w:val="18"/>
+                <w:highlight w:val="white"/>
+              </w:rPr>
+              <w:t>?.</w:t>
+            </w:r>
+            <w:r>
+              <w:rPr>
+                <w:rFonts w:ascii="Courier New" w:hAnsi="Courier New" w:cs="Courier New"/>
+                <w:color w:val="000000"/>
+                <w:sz w:val="18"/>
+                <w:szCs w:val="18"/>
+                <w:highlight w:val="white"/>
+                <w:lang w:val="en-US"/>
+              </w:rPr>
+              <w:t>MasterID</w:t>
+            </w:r>
+            <w:r>
+              <w:rPr>
+                <w:rFonts w:ascii="Courier New" w:hAnsi="Courier New" w:cs="Courier New"/>
+                <w:color w:val="000000"/>
+                <w:sz w:val="18"/>
+                <w:szCs w:val="18"/>
+                <w:highlight w:val="white"/>
+              </w:rPr>
+              <w:t>);</w:t>
             </w:r>
           </w:p>
           <w:p>
@@ -16920,7 +17342,6 @@
                 <w:sz w:val="18"/>
                 <w:szCs w:val="18"/>
                 <w:highlight w:val="white"/>
-                <w:lang w:val="en-US"/>
               </w:rPr>
             </w:pPr>
             <w:r>
@@ -16930,7 +17351,6 @@
                 <w:sz w:val="18"/>
                 <w:szCs w:val="18"/>
                 <w:highlight w:val="white"/>
-                <w:lang w:val="en-US"/>
               </w:rPr>
               <w:t xml:space="preserve">        </w:t>
             </w:r>
@@ -16952,7 +17372,6 @@
                 <w:sz w:val="18"/>
                 <w:szCs w:val="18"/>
                 <w:highlight w:val="white"/>
-                <w:lang w:val="en-US"/>
               </w:rPr>
               <w:t xml:space="preserve"> </w:t>
             </w:r>
@@ -16974,9 +17393,29 @@
                 <w:sz w:val="18"/>
                 <w:szCs w:val="18"/>
                 <w:highlight w:val="white"/>
-                <w:lang w:val="en-US"/>
-              </w:rPr>
-              <w:t>.Problem(</w:t>
+              </w:rPr>
+              <w:t>.</w:t>
+            </w:r>
+            <w:r>
+              <w:rPr>
+                <w:rFonts w:ascii="Courier New" w:hAnsi="Courier New" w:cs="Courier New"/>
+                <w:color w:val="000000"/>
+                <w:sz w:val="18"/>
+                <w:szCs w:val="18"/>
+                <w:highlight w:val="white"/>
+                <w:lang w:val="en-US"/>
+              </w:rPr>
+              <w:t>Problem</w:t>
+            </w:r>
+            <w:r>
+              <w:rPr>
+                <w:rFonts w:ascii="Courier New" w:hAnsi="Courier New" w:cs="Courier New"/>
+                <w:color w:val="000000"/>
+                <w:sz w:val="18"/>
+                <w:szCs w:val="18"/>
+                <w:highlight w:val="white"/>
+              </w:rPr>
+              <w:t>(</w:t>
             </w:r>
             <w:r>
               <w:rPr>
@@ -16985,7 +17424,6 @@
                 <w:sz w:val="18"/>
                 <w:szCs w:val="18"/>
                 <w:highlight w:val="white"/>
-                <w:lang w:val="en-US"/>
               </w:rPr>
               <w:t>"</w:t>
             </w:r>
@@ -17006,7 +17444,6 @@
                 <w:sz w:val="18"/>
                 <w:szCs w:val="18"/>
                 <w:highlight w:val="white"/>
-                <w:lang w:val="en-US"/>
               </w:rPr>
               <w:t xml:space="preserve"> </w:t>
             </w:r>
@@ -17027,7 +17464,6 @@
                 <w:sz w:val="18"/>
                 <w:szCs w:val="18"/>
                 <w:highlight w:val="white"/>
-                <w:lang w:val="en-US"/>
               </w:rPr>
               <w:t xml:space="preserve"> </w:t>
             </w:r>
@@ -17048,7 +17484,6 @@
                 <w:sz w:val="18"/>
                 <w:szCs w:val="18"/>
                 <w:highlight w:val="white"/>
-                <w:lang w:val="en-US"/>
               </w:rPr>
               <w:t xml:space="preserve"> </w:t>
             </w:r>
@@ -17069,7 +17504,6 @@
                 <w:sz w:val="18"/>
                 <w:szCs w:val="18"/>
                 <w:highlight w:val="white"/>
-                <w:lang w:val="en-US"/>
               </w:rPr>
               <w:t>"</w:t>
             </w:r>
@@ -17080,9 +17514,29 @@
                 <w:sz w:val="18"/>
                 <w:szCs w:val="18"/>
                 <w:highlight w:val="white"/>
-                <w:lang w:val="en-US"/>
-              </w:rPr>
-              <w:t>, statusCode: 500);</w:t>
+              </w:rPr>
+              <w:t xml:space="preserve">, </w:t>
+            </w:r>
+            <w:r>
+              <w:rPr>
+                <w:rFonts w:ascii="Courier New" w:hAnsi="Courier New" w:cs="Courier New"/>
+                <w:color w:val="000000"/>
+                <w:sz w:val="18"/>
+                <w:szCs w:val="18"/>
+                <w:highlight w:val="white"/>
+                <w:lang w:val="en-US"/>
+              </w:rPr>
+              <w:t>statusCode</w:t>
+            </w:r>
+            <w:r>
+              <w:rPr>
+                <w:rFonts w:ascii="Courier New" w:hAnsi="Courier New" w:cs="Courier New"/>
+                <w:color w:val="000000"/>
+                <w:sz w:val="18"/>
+                <w:szCs w:val="18"/>
+                <w:highlight w:val="white"/>
+              </w:rPr>
+              <w:t>: 500);</w:t>
             </w:r>
           </w:p>
           <w:p>
@@ -17106,7 +17560,6 @@
                 <w:sz w:val="18"/>
                 <w:szCs w:val="18"/>
                 <w:highlight w:val="white"/>
-                <w:lang w:val="en-US"/>
               </w:rPr>
               <w:t xml:space="preserve">    </w:t>
             </w:r>
@@ -20673,20 +21126,11 @@
     </w:tbl>
     <w:p/>
     <w:p>
-      <w:r>
-        <w:t xml:space="preserve">Проверка </w:t>
-      </w:r>
-      <w:r>
-        <w:rPr>
-          <w:lang w:val="en-US"/>
-        </w:rPr>
-        <w:t>API</w:t>
-      </w:r>
-    </w:p>
-    <w:p>
       <w:pPr>
         <w:ind w:firstLine="0"/>
       </w:pPr>
+      <w:bookmarkStart w:id="10" w:name="_GoBack"/>
+      <w:bookmarkEnd w:id="10"/>
     </w:p>
     <w:p/>
     <w:p>
@@ -20699,8 +21143,8 @@
           <w:szCs w:val="28"/>
         </w:rPr>
       </w:pPr>
-      <w:bookmarkStart w:id="10" w:name="_Toc224258496"/>
-      <w:bookmarkStart w:id="11" w:name="_Toc224266570"/>
+      <w:bookmarkStart w:id="11" w:name="_Toc224258496"/>
+      <w:bookmarkStart w:id="12" w:name="_Toc224674904"/>
       <w:r>
         <w:rPr>
           <w:rFonts w:cs="Times New Roman"/>
@@ -20709,7 +21153,7 @@
         </w:rPr>
         <w:t xml:space="preserve">3.2 </w:t>
       </w:r>
-      <w:bookmarkEnd w:id="10"/>
+      <w:bookmarkEnd w:id="11"/>
       <w:r>
         <w:rPr>
           <w:rFonts w:cs="Times New Roman"/>
@@ -20718,7 +21162,7 @@
         </w:rPr>
         <w:t>Разработка пользовательского интерфейса</w:t>
       </w:r>
-      <w:bookmarkEnd w:id="11"/>
+      <w:bookmarkEnd w:id="12"/>
     </w:p>
     <w:p>
       <w:pPr>
@@ -21312,8 +21756,8 @@
           <w:szCs w:val="28"/>
         </w:rPr>
       </w:pPr>
-      <w:bookmarkStart w:id="12" w:name="_Toc224258500"/>
-      <w:bookmarkStart w:id="13" w:name="_Toc224266572"/>
+      <w:bookmarkStart w:id="13" w:name="_Toc224258500"/>
+      <w:bookmarkStart w:id="14" w:name="_Toc224674905"/>
       <w:r>
         <w:rPr>
           <w:rFonts w:cs="Times New Roman"/>
@@ -21331,39 +21775,3775 @@
         </w:rPr>
         <w:t xml:space="preserve"> Пояснительная записка к ВКР</w:t>
       </w:r>
-      <w:bookmarkEnd w:id="12"/>
       <w:bookmarkEnd w:id="13"/>
+      <w:bookmarkEnd w:id="14"/>
     </w:p>
     <w:p>
       <w:pPr>
         <w:pStyle w:val="10"/>
         <w:rPr>
           <w:rFonts w:cs="Times New Roman"/>
-          <w:color w:val="auto"/>
           <w:szCs w:val="28"/>
         </w:rPr>
       </w:pPr>
+      <w:bookmarkStart w:id="15" w:name="_Toc215722115"/>
+      <w:bookmarkStart w:id="16" w:name="_Toc224674906"/>
       <w:r>
         <w:rPr>
           <w:rFonts w:cs="Times New Roman"/>
-          <w:color w:val="auto"/>
           <w:szCs w:val="28"/>
         </w:rPr>
+        <w:t>4.1 Разработка структуры программы</w:t>
+      </w:r>
+      <w:bookmarkEnd w:id="15"/>
+      <w:bookmarkEnd w:id="16"/>
+    </w:p>
+    <w:p/>
+    <w:p>
+      <w:r>
+        <w:t>Архитектура веб-платформы для интерактивных историй построена по принципу многостраничного веб-приложения. Такой подход был выбран для обеспечения высокой отзывчивости интерфейса, упрощения процесса разработки и эффективной работы со сложными структурами данных, характерными для ветвящихся нарративов.</w:t>
+      </w:r>
+    </w:p>
+    <w:p>
+      <w:pPr>
+        <w:rPr>
+          <w:rFonts w:cs="Times New Roman"/>
+          <w:szCs w:val="28"/>
+        </w:rPr>
+      </w:pPr>
+      <w:r>
+        <w:t xml:space="preserve">Логика </w:t>
+      </w:r>
+      <w:r>
+        <w:rPr>
+          <w:rFonts w:cs="Times New Roman"/>
+          <w:szCs w:val="28"/>
+        </w:rPr>
+        <w:t>работы системы аутентификации представлена на рисунке 4.1.</w:t>
+      </w:r>
+    </w:p>
+    <w:p/>
+    <w:p>
+      <w:pPr>
+        <w:ind w:firstLine="0"/>
+        <w:jc w:val="center"/>
+      </w:pPr>
+      <w:r>
+        <w:rPr>
+          <w:noProof/>
+          <w:bdr w:val="single" w:sz="4" w:space="0" w:color="auto"/>
+          <w:lang w:eastAsia="ru-RU"/>
+        </w:rPr>
+        <w:drawing>
+          <wp:inline distT="0" distB="0" distL="0" distR="0" wp14:anchorId="3C530946" wp14:editId="5897A196">
+            <wp:extent cx="5050155" cy="3167737"/>
+            <wp:effectExtent l="0" t="0" r="0" b="0"/>
+            <wp:docPr id="27" name="Рисунок 27"/>
+            <wp:cNvGraphicFramePr>
+              <a:graphicFrameLocks xmlns:a="http://schemas.openxmlformats.org/drawingml/2006/main" noChangeAspect="1"/>
+            </wp:cNvGraphicFramePr>
+            <a:graphic xmlns:a="http://schemas.openxmlformats.org/drawingml/2006/main">
+              <a:graphicData uri="http://schemas.openxmlformats.org/drawingml/2006/picture">
+                <pic:pic xmlns:pic="http://schemas.openxmlformats.org/drawingml/2006/picture">
+                  <pic:nvPicPr>
+                    <pic:cNvPr id="1" name=""/>
+                    <pic:cNvPicPr/>
+                  </pic:nvPicPr>
+                  <pic:blipFill>
+                    <a:blip r:embed="rId19"/>
+                    <a:stretch>
+                      <a:fillRect/>
+                    </a:stretch>
+                  </pic:blipFill>
+                  <pic:spPr>
+                    <a:xfrm>
+                      <a:off x="0" y="0"/>
+                      <a:ext cx="5061210" cy="3174672"/>
+                    </a:xfrm>
+                    <a:prstGeom prst="rect">
+                      <a:avLst/>
+                    </a:prstGeom>
+                  </pic:spPr>
+                </pic:pic>
+              </a:graphicData>
+            </a:graphic>
+          </wp:inline>
+        </w:drawing>
+      </w:r>
+    </w:p>
+    <w:p>
+      <w:pPr>
+        <w:ind w:firstLine="0"/>
+        <w:jc w:val="center"/>
+      </w:pPr>
+      <w:r>
+        <w:t>Рисунок 4</w:t>
+      </w:r>
+      <w:r>
+        <w:t>.1 – Пример авторизации пользователя</w:t>
+      </w:r>
+    </w:p>
+    <w:p>
+      <w:pPr>
+        <w:ind w:firstLine="0"/>
+        <w:jc w:val="center"/>
+      </w:pPr>
+    </w:p>
+    <w:p>
+      <w:pPr>
+        <w:pStyle w:val="10"/>
+        <w:rPr>
+          <w:rFonts w:cs="Times New Roman"/>
+          <w:szCs w:val="28"/>
+        </w:rPr>
+      </w:pPr>
+      <w:bookmarkStart w:id="17" w:name="_Toc215722116"/>
+      <w:bookmarkStart w:id="18" w:name="_Toc224674907"/>
+      <w:r>
+        <w:rPr>
+          <w:rFonts w:cs="Times New Roman"/>
+          <w:szCs w:val="28"/>
+        </w:rPr>
+        <w:t>4</w:t>
+      </w:r>
+      <w:r>
+        <w:rPr>
+          <w:rFonts w:cs="Times New Roman"/>
+          <w:szCs w:val="28"/>
+        </w:rPr>
+        <w:t>.2 Разработка макетов основных форм приложения</w:t>
+      </w:r>
+      <w:bookmarkEnd w:id="17"/>
+      <w:bookmarkEnd w:id="18"/>
+    </w:p>
+    <w:p/>
+    <w:p>
+      <w:r>
+        <w:t xml:space="preserve">Разработанный макет веб-платформы представляет собой комплексный визуальный прототип, определяющий структуру, навигацию и пользовательский интерфейс всей системы. Макет служит фундаментальной основой для дальнейшей разработки, устанавливая единые стандарты оформления, принципы взаимодействия и архитектуру визуальных компонентов. Пример макета страниц предоставлен на рисунке </w:t>
+      </w:r>
+      <w:r>
+        <w:t>4.2</w:t>
+      </w:r>
+      <w:r>
+        <w:t>.</w:t>
+      </w:r>
+    </w:p>
+    <w:p/>
+    <w:p>
+      <w:pPr>
+        <w:ind w:firstLine="0"/>
+        <w:jc w:val="center"/>
+      </w:pPr>
+      <w:r>
+        <w:rPr>
+          <w:noProof/>
+          <w:bdr w:val="single" w:sz="4" w:space="0" w:color="auto"/>
+          <w:lang w:eastAsia="ru-RU"/>
+        </w:rPr>
+        <w:lastRenderedPageBreak/>
+        <w:drawing>
+          <wp:inline distT="0" distB="0" distL="0" distR="0" wp14:anchorId="76426F57" wp14:editId="6DB6613A">
+            <wp:extent cx="6124575" cy="3758949"/>
+            <wp:effectExtent l="0" t="0" r="0" b="0"/>
+            <wp:docPr id="25" name="Рисунок 25"/>
+            <wp:cNvGraphicFramePr>
+              <a:graphicFrameLocks xmlns:a="http://schemas.openxmlformats.org/drawingml/2006/main" noChangeAspect="1"/>
+            </wp:cNvGraphicFramePr>
+            <a:graphic xmlns:a="http://schemas.openxmlformats.org/drawingml/2006/main">
+              <a:graphicData uri="http://schemas.openxmlformats.org/drawingml/2006/picture">
+                <pic:pic xmlns:pic="http://schemas.openxmlformats.org/drawingml/2006/picture">
+                  <pic:nvPicPr>
+                    <pic:cNvPr id="25" name="Схема Солнестояние.png"/>
+                    <pic:cNvPicPr/>
+                  </pic:nvPicPr>
+                  <pic:blipFill>
+                    <a:blip r:embed="rId20" cstate="print">
+                      <a:extLst>
+                        <a:ext uri="{28A0092B-C50C-407E-A947-70E740481C1C}">
+                          <a14:useLocalDpi xmlns:a14="http://schemas.microsoft.com/office/drawing/2010/main" val="0"/>
+                        </a:ext>
+                      </a:extLst>
+                    </a:blip>
+                    <a:stretch>
+                      <a:fillRect/>
+                    </a:stretch>
+                  </pic:blipFill>
+                  <pic:spPr>
+                    <a:xfrm>
+                      <a:off x="0" y="0"/>
+                      <a:ext cx="6126656" cy="3760226"/>
+                    </a:xfrm>
+                    <a:prstGeom prst="rect">
+                      <a:avLst/>
+                    </a:prstGeom>
+                  </pic:spPr>
+                </pic:pic>
+              </a:graphicData>
+            </a:graphic>
+          </wp:inline>
+        </w:drawing>
+      </w:r>
+    </w:p>
+    <w:p>
+      <w:pPr>
+        <w:ind w:firstLine="0"/>
+        <w:jc w:val="center"/>
+      </w:pPr>
+      <w:r>
+        <w:t xml:space="preserve">Рисунок </w:t>
+      </w:r>
+      <w:r>
+        <w:t>4.2</w:t>
+      </w:r>
+      <w:r>
+        <w:t xml:space="preserve"> – Макет страницы</w:t>
+      </w:r>
+    </w:p>
+    <w:p>
+      <w:pPr>
+        <w:ind w:firstLine="0"/>
+        <w:jc w:val="center"/>
+      </w:pPr>
+    </w:p>
+    <w:p>
+      <w:r>
+        <w:t>Данный макет не только определяет визуальное представление платформы, но и устанавливает архитектурные принципы, которые будут использоваться на всех этапах разработки.</w:t>
+      </w:r>
+    </w:p>
+    <w:p>
+      <w:pPr>
+        <w:spacing w:line="540" w:lineRule="auto"/>
+      </w:pPr>
+    </w:p>
+    <w:p>
+      <w:pPr>
+        <w:pStyle w:val="10"/>
+        <w:rPr>
+          <w:rFonts w:cs="Times New Roman"/>
+          <w:szCs w:val="28"/>
+        </w:rPr>
+      </w:pPr>
+      <w:bookmarkStart w:id="19" w:name="_Toc215722117"/>
+      <w:bookmarkStart w:id="20" w:name="_Toc224674908"/>
+      <w:r>
+        <w:rPr>
+          <w:rFonts w:cs="Times New Roman"/>
+          <w:szCs w:val="28"/>
+        </w:rPr>
+        <w:t>4</w:t>
+      </w:r>
+      <w:r>
+        <w:rPr>
+          <w:rFonts w:cs="Times New Roman"/>
+          <w:szCs w:val="28"/>
+        </w:rPr>
+        <w:t>.3 Проектирование и разработка базы данных</w:t>
+      </w:r>
+      <w:bookmarkEnd w:id="19"/>
+      <w:bookmarkEnd w:id="20"/>
+    </w:p>
+    <w:p/>
+    <w:p>
+      <w:r>
+        <w:t>Следующим шагом при разработки программного продукта является создание базы данных. Определим основные сущности и атрибуты, на основе которых создадим таблицы для БД.</w:t>
+      </w:r>
+    </w:p>
+    <w:p>
+      <w:r>
+        <w:t xml:space="preserve">Пример </w:t>
+      </w:r>
+      <w:r>
+        <w:rPr>
+          <w:lang w:val="en-US"/>
+        </w:rPr>
+        <w:t>ERD</w:t>
+      </w:r>
+      <w:r>
+        <w:t xml:space="preserve">-диаграммы представлен на рисунке </w:t>
+      </w:r>
+      <w:r>
+        <w:t>4.3</w:t>
+      </w:r>
+      <w:r>
+        <w:t>.</w:t>
+      </w:r>
+      <w:r>
+        <w:t xml:space="preserve"> На основе данных диаграммы</w:t>
+      </w:r>
+      <w:r>
+        <w:t xml:space="preserve"> создадим необходимые для программного продукта таблицы, заполнив их пробными данными.</w:t>
+      </w:r>
+    </w:p>
+    <w:p/>
+    <w:p/>
+    <w:p>
+      <w:pPr>
+        <w:ind w:firstLine="0"/>
+        <w:jc w:val="center"/>
+      </w:pPr>
+      <w:r>
+        <w:rPr>
+          <w:noProof/>
+          <w:bdr w:val="single" w:sz="4" w:space="0" w:color="auto"/>
+          <w:lang w:eastAsia="ru-RU"/>
+        </w:rPr>
+        <w:lastRenderedPageBreak/>
+        <w:drawing>
+          <wp:inline distT="0" distB="0" distL="0" distR="0" wp14:anchorId="08BCDB65" wp14:editId="503965C4">
+            <wp:extent cx="5377815" cy="3543471"/>
+            <wp:effectExtent l="0" t="0" r="0" b="0"/>
+            <wp:docPr id="3" name="Рисунок 3"/>
+            <wp:cNvGraphicFramePr>
+              <a:graphicFrameLocks xmlns:a="http://schemas.openxmlformats.org/drawingml/2006/main" noChangeAspect="1"/>
+            </wp:cNvGraphicFramePr>
+            <a:graphic xmlns:a="http://schemas.openxmlformats.org/drawingml/2006/main">
+              <a:graphicData uri="http://schemas.openxmlformats.org/drawingml/2006/picture">
+                <pic:pic xmlns:pic="http://schemas.openxmlformats.org/drawingml/2006/picture">
+                  <pic:nvPicPr>
+                    <pic:cNvPr id="1" name=""/>
+                    <pic:cNvPicPr/>
+                  </pic:nvPicPr>
+                  <pic:blipFill>
+                    <a:blip r:embed="rId21"/>
+                    <a:stretch>
+                      <a:fillRect/>
+                    </a:stretch>
+                  </pic:blipFill>
+                  <pic:spPr>
+                    <a:xfrm>
+                      <a:off x="0" y="0"/>
+                      <a:ext cx="5386581" cy="3549247"/>
+                    </a:xfrm>
+                    <a:prstGeom prst="rect">
+                      <a:avLst/>
+                    </a:prstGeom>
+                  </pic:spPr>
+                </pic:pic>
+              </a:graphicData>
+            </a:graphic>
+          </wp:inline>
+        </w:drawing>
+      </w:r>
+    </w:p>
+    <w:p>
+      <w:pPr>
+        <w:ind w:firstLine="0"/>
+        <w:jc w:val="center"/>
+      </w:pPr>
+      <w:r>
+        <w:t xml:space="preserve">Рисунок </w:t>
+      </w:r>
+      <w:r>
+        <w:t>4.3</w:t>
+      </w:r>
+      <w:r>
+        <w:t xml:space="preserve"> – </w:t>
+      </w:r>
+      <w:r>
+        <w:rPr>
+          <w:lang w:val="en-US"/>
+        </w:rPr>
+        <w:t>ERD</w:t>
+      </w:r>
+      <w:r>
+        <w:t>-диаграмма</w:t>
+      </w:r>
+    </w:p>
+    <w:p>
+      <w:pPr>
+        <w:spacing w:line="540" w:lineRule="auto"/>
+      </w:pPr>
+    </w:p>
+    <w:p>
+      <w:r>
+        <w:t xml:space="preserve">Создадим таблицы пользователей и жанров. В жанрах дополнительно укажем основной список для выбора при создании истории. Пример кода для создания показан в листинге </w:t>
+      </w:r>
+      <w:r>
+        <w:t>4</w:t>
+      </w:r>
+      <w:r>
+        <w:t>.1.</w:t>
+      </w:r>
+    </w:p>
+    <w:p/>
+    <w:p>
+      <w:pPr>
+        <w:ind w:firstLine="0"/>
+      </w:pPr>
+      <w:r>
+        <w:t xml:space="preserve">Листинг </w:t>
+      </w:r>
+      <w:r>
+        <w:t>4</w:t>
+      </w:r>
+      <w:r>
+        <w:t>.1 – Создание таблиц пользователей и жанров</w:t>
+      </w:r>
+    </w:p>
+    <w:p>
+      <w:pPr>
+        <w:pBdr>
+          <w:top w:val="single" w:sz="4" w:space="1" w:color="auto"/>
+          <w:left w:val="single" w:sz="4" w:space="4" w:color="auto"/>
+          <w:bottom w:val="single" w:sz="4" w:space="1" w:color="auto"/>
+          <w:right w:val="single" w:sz="4" w:space="4" w:color="auto"/>
+        </w:pBdr>
+        <w:ind w:firstLine="0"/>
+        <w:rPr>
+          <w:rFonts w:ascii="Courier New" w:hAnsi="Courier New" w:cs="Courier New"/>
+          <w:sz w:val="20"/>
+          <w:szCs w:val="20"/>
+        </w:rPr>
+      </w:pPr>
+      <w:r>
+        <w:rPr>
+          <w:rFonts w:ascii="Courier New" w:hAnsi="Courier New" w:cs="Courier New"/>
+          <w:sz w:val="20"/>
+          <w:szCs w:val="20"/>
+        </w:rPr>
+        <w:t>-- Таблица пользователей)</w:t>
+      </w:r>
+    </w:p>
+    <w:p>
+      <w:pPr>
+        <w:pBdr>
+          <w:top w:val="single" w:sz="4" w:space="1" w:color="auto"/>
+          <w:left w:val="single" w:sz="4" w:space="4" w:color="auto"/>
+          <w:bottom w:val="single" w:sz="4" w:space="1" w:color="auto"/>
+          <w:right w:val="single" w:sz="4" w:space="4" w:color="auto"/>
+        </w:pBdr>
+        <w:ind w:firstLine="0"/>
+        <w:rPr>
+          <w:rFonts w:ascii="Courier New" w:hAnsi="Courier New" w:cs="Courier New"/>
+          <w:sz w:val="20"/>
+          <w:szCs w:val="20"/>
+        </w:rPr>
+      </w:pPr>
+      <w:r>
+        <w:rPr>
+          <w:rFonts w:ascii="Courier New" w:hAnsi="Courier New" w:cs="Courier New"/>
+          <w:sz w:val="20"/>
+          <w:szCs w:val="20"/>
+        </w:rPr>
+        <w:t>CREATE TABLE Users (</w:t>
+      </w:r>
+    </w:p>
+    <w:p>
+      <w:pPr>
+        <w:pBdr>
+          <w:top w:val="single" w:sz="4" w:space="1" w:color="auto"/>
+          <w:left w:val="single" w:sz="4" w:space="4" w:color="auto"/>
+          <w:bottom w:val="single" w:sz="4" w:space="1" w:color="auto"/>
+          <w:right w:val="single" w:sz="4" w:space="4" w:color="auto"/>
+        </w:pBdr>
+        <w:ind w:firstLine="0"/>
+        <w:rPr>
+          <w:rFonts w:ascii="Courier New" w:hAnsi="Courier New" w:cs="Courier New"/>
+          <w:sz w:val="20"/>
+          <w:szCs w:val="20"/>
+          <w:lang w:val="en-US"/>
+        </w:rPr>
+      </w:pPr>
+      <w:r>
+        <w:rPr>
+          <w:rFonts w:ascii="Courier New" w:hAnsi="Courier New" w:cs="Courier New"/>
+          <w:sz w:val="20"/>
+          <w:szCs w:val="20"/>
+        </w:rPr>
+        <w:t xml:space="preserve">    </w:t>
+      </w:r>
+      <w:r>
+        <w:rPr>
+          <w:rFonts w:ascii="Courier New" w:hAnsi="Courier New" w:cs="Courier New"/>
+          <w:sz w:val="20"/>
+          <w:szCs w:val="20"/>
+          <w:lang w:val="en-US"/>
+        </w:rPr>
+        <w:t>Id INT PRIMARY KEY IDENTITY(1,1),</w:t>
+      </w:r>
+    </w:p>
+    <w:p>
+      <w:pPr>
+        <w:pBdr>
+          <w:top w:val="single" w:sz="4" w:space="1" w:color="auto"/>
+          <w:left w:val="single" w:sz="4" w:space="4" w:color="auto"/>
+          <w:bottom w:val="single" w:sz="4" w:space="1" w:color="auto"/>
+          <w:right w:val="single" w:sz="4" w:space="4" w:color="auto"/>
+        </w:pBdr>
+        <w:ind w:firstLine="0"/>
+        <w:rPr>
+          <w:rFonts w:ascii="Courier New" w:hAnsi="Courier New" w:cs="Courier New"/>
+          <w:sz w:val="20"/>
+          <w:szCs w:val="20"/>
+          <w:lang w:val="en-US"/>
+        </w:rPr>
+      </w:pPr>
+      <w:r>
+        <w:rPr>
+          <w:rFonts w:ascii="Courier New" w:hAnsi="Courier New" w:cs="Courier New"/>
+          <w:sz w:val="20"/>
+          <w:szCs w:val="20"/>
+          <w:lang w:val="en-US"/>
+        </w:rPr>
+        <w:t xml:space="preserve">    Username NVARCHAR(50) NOT NULL UNIQUE,</w:t>
+      </w:r>
+    </w:p>
+    <w:p>
+      <w:pPr>
+        <w:pBdr>
+          <w:top w:val="single" w:sz="4" w:space="1" w:color="auto"/>
+          <w:left w:val="single" w:sz="4" w:space="4" w:color="auto"/>
+          <w:bottom w:val="single" w:sz="4" w:space="1" w:color="auto"/>
+          <w:right w:val="single" w:sz="4" w:space="4" w:color="auto"/>
+        </w:pBdr>
+        <w:ind w:firstLine="0"/>
+        <w:rPr>
+          <w:rFonts w:ascii="Courier New" w:hAnsi="Courier New" w:cs="Courier New"/>
+          <w:sz w:val="20"/>
+          <w:szCs w:val="20"/>
+          <w:lang w:val="en-US"/>
+        </w:rPr>
+      </w:pPr>
+      <w:r>
+        <w:rPr>
+          <w:rFonts w:ascii="Courier New" w:hAnsi="Courier New" w:cs="Courier New"/>
+          <w:sz w:val="20"/>
+          <w:szCs w:val="20"/>
+          <w:lang w:val="en-US"/>
+        </w:rPr>
+        <w:t xml:space="preserve">    Email NVARCHAR(100) NOT NULL UNIQUE,</w:t>
+      </w:r>
+    </w:p>
+    <w:p>
+      <w:pPr>
+        <w:pBdr>
+          <w:top w:val="single" w:sz="4" w:space="1" w:color="auto"/>
+          <w:left w:val="single" w:sz="4" w:space="4" w:color="auto"/>
+          <w:bottom w:val="single" w:sz="4" w:space="1" w:color="auto"/>
+          <w:right w:val="single" w:sz="4" w:space="4" w:color="auto"/>
+        </w:pBdr>
+        <w:ind w:firstLine="0"/>
+        <w:rPr>
+          <w:rFonts w:ascii="Courier New" w:hAnsi="Courier New" w:cs="Courier New"/>
+          <w:sz w:val="20"/>
+          <w:szCs w:val="20"/>
+          <w:lang w:val="en-US"/>
+        </w:rPr>
+      </w:pPr>
+      <w:r>
+        <w:rPr>
+          <w:rFonts w:ascii="Courier New" w:hAnsi="Courier New" w:cs="Courier New"/>
+          <w:sz w:val="20"/>
+          <w:szCs w:val="20"/>
+          <w:lang w:val="en-US"/>
+        </w:rPr>
+        <w:t xml:space="preserve">    PasswordHash NVARCHAR(255) NOT NULL,</w:t>
+      </w:r>
+    </w:p>
+    <w:p>
+      <w:pPr>
+        <w:pBdr>
+          <w:top w:val="single" w:sz="4" w:space="1" w:color="auto"/>
+          <w:left w:val="single" w:sz="4" w:space="4" w:color="auto"/>
+          <w:bottom w:val="single" w:sz="4" w:space="1" w:color="auto"/>
+          <w:right w:val="single" w:sz="4" w:space="4" w:color="auto"/>
+        </w:pBdr>
+        <w:ind w:firstLine="0"/>
+        <w:rPr>
+          <w:rFonts w:ascii="Courier New" w:hAnsi="Courier New" w:cs="Courier New"/>
+          <w:sz w:val="20"/>
+          <w:szCs w:val="20"/>
+          <w:lang w:val="en-US"/>
+        </w:rPr>
+      </w:pPr>
+      <w:r>
+        <w:rPr>
+          <w:rFonts w:ascii="Courier New" w:hAnsi="Courier New" w:cs="Courier New"/>
+          <w:sz w:val="20"/>
+          <w:szCs w:val="20"/>
+          <w:lang w:val="en-US"/>
+        </w:rPr>
+        <w:t xml:space="preserve">    CreatedAt DATETIME2 DEFAULT GETDATE(),</w:t>
+      </w:r>
+    </w:p>
+    <w:p>
+      <w:pPr>
+        <w:pBdr>
+          <w:top w:val="single" w:sz="4" w:space="1" w:color="auto"/>
+          <w:left w:val="single" w:sz="4" w:space="4" w:color="auto"/>
+          <w:bottom w:val="single" w:sz="4" w:space="1" w:color="auto"/>
+          <w:right w:val="single" w:sz="4" w:space="4" w:color="auto"/>
+        </w:pBdr>
+        <w:ind w:firstLine="0"/>
+        <w:rPr>
+          <w:rFonts w:ascii="Courier New" w:hAnsi="Courier New" w:cs="Courier New"/>
+          <w:sz w:val="20"/>
+          <w:szCs w:val="20"/>
+          <w:lang w:val="en-US"/>
+        </w:rPr>
+      </w:pPr>
+      <w:r>
+        <w:rPr>
+          <w:rFonts w:ascii="Courier New" w:hAnsi="Courier New" w:cs="Courier New"/>
+          <w:sz w:val="20"/>
+          <w:szCs w:val="20"/>
+          <w:lang w:val="en-US"/>
+        </w:rPr>
+        <w:t xml:space="preserve">    IsActive BIT DEFAULT 1</w:t>
+      </w:r>
+    </w:p>
+    <w:p>
+      <w:pPr>
+        <w:pBdr>
+          <w:top w:val="single" w:sz="4" w:space="1" w:color="auto"/>
+          <w:left w:val="single" w:sz="4" w:space="4" w:color="auto"/>
+          <w:bottom w:val="single" w:sz="4" w:space="1" w:color="auto"/>
+          <w:right w:val="single" w:sz="4" w:space="4" w:color="auto"/>
+        </w:pBdr>
+        <w:ind w:firstLine="0"/>
+        <w:rPr>
+          <w:rFonts w:ascii="Courier New" w:hAnsi="Courier New" w:cs="Courier New"/>
+          <w:sz w:val="20"/>
+          <w:szCs w:val="20"/>
+          <w:lang w:val="en-US"/>
+        </w:rPr>
+      </w:pPr>
+      <w:r>
+        <w:rPr>
+          <w:rFonts w:ascii="Courier New" w:hAnsi="Courier New" w:cs="Courier New"/>
+          <w:sz w:val="20"/>
+          <w:szCs w:val="20"/>
+          <w:lang w:val="en-US"/>
+        </w:rPr>
+        <w:t>);</w:t>
+      </w:r>
+    </w:p>
+    <w:p>
+      <w:pPr>
+        <w:pBdr>
+          <w:top w:val="single" w:sz="4" w:space="1" w:color="auto"/>
+          <w:left w:val="single" w:sz="4" w:space="4" w:color="auto"/>
+          <w:bottom w:val="single" w:sz="4" w:space="1" w:color="auto"/>
+          <w:right w:val="single" w:sz="4" w:space="4" w:color="auto"/>
+        </w:pBdr>
+        <w:ind w:firstLine="0"/>
+        <w:rPr>
+          <w:rFonts w:ascii="Courier New" w:hAnsi="Courier New" w:cs="Courier New"/>
+          <w:sz w:val="20"/>
+          <w:szCs w:val="20"/>
+          <w:lang w:val="en-US"/>
+        </w:rPr>
+      </w:pPr>
+      <w:r>
+        <w:rPr>
+          <w:rFonts w:ascii="Courier New" w:hAnsi="Courier New" w:cs="Courier New"/>
+          <w:sz w:val="20"/>
+          <w:szCs w:val="20"/>
+          <w:lang w:val="en-US"/>
+        </w:rPr>
+        <w:t xml:space="preserve">-- </w:t>
+      </w:r>
+      <w:r>
+        <w:rPr>
+          <w:rFonts w:ascii="Courier New" w:hAnsi="Courier New" w:cs="Courier New"/>
+          <w:sz w:val="20"/>
+          <w:szCs w:val="20"/>
+        </w:rPr>
+        <w:t>Таблица</w:t>
+      </w:r>
+      <w:r>
+        <w:rPr>
+          <w:rFonts w:ascii="Courier New" w:hAnsi="Courier New" w:cs="Courier New"/>
+          <w:sz w:val="20"/>
+          <w:szCs w:val="20"/>
+          <w:lang w:val="en-US"/>
+        </w:rPr>
+        <w:t xml:space="preserve"> </w:t>
+      </w:r>
+      <w:r>
+        <w:rPr>
+          <w:rFonts w:ascii="Courier New" w:hAnsi="Courier New" w:cs="Courier New"/>
+          <w:sz w:val="20"/>
+          <w:szCs w:val="20"/>
+        </w:rPr>
+        <w:t>жанров</w:t>
+      </w:r>
+    </w:p>
+    <w:p>
+      <w:pPr>
+        <w:pBdr>
+          <w:top w:val="single" w:sz="4" w:space="1" w:color="auto"/>
+          <w:left w:val="single" w:sz="4" w:space="4" w:color="auto"/>
+          <w:bottom w:val="single" w:sz="4" w:space="1" w:color="auto"/>
+          <w:right w:val="single" w:sz="4" w:space="4" w:color="auto"/>
+        </w:pBdr>
+        <w:ind w:firstLine="0"/>
+        <w:rPr>
+          <w:rFonts w:ascii="Courier New" w:hAnsi="Courier New" w:cs="Courier New"/>
+          <w:sz w:val="20"/>
+          <w:szCs w:val="20"/>
+          <w:lang w:val="en-US"/>
+        </w:rPr>
+      </w:pPr>
+      <w:r>
+        <w:rPr>
+          <w:rFonts w:ascii="Courier New" w:hAnsi="Courier New" w:cs="Courier New"/>
+          <w:sz w:val="20"/>
+          <w:szCs w:val="20"/>
+          <w:lang w:val="en-US"/>
+        </w:rPr>
+        <w:t>CREATE TABLE Genres (</w:t>
+      </w:r>
+    </w:p>
+    <w:p>
+      <w:pPr>
+        <w:pBdr>
+          <w:top w:val="single" w:sz="4" w:space="1" w:color="auto"/>
+          <w:left w:val="single" w:sz="4" w:space="4" w:color="auto"/>
+          <w:bottom w:val="single" w:sz="4" w:space="1" w:color="auto"/>
+          <w:right w:val="single" w:sz="4" w:space="4" w:color="auto"/>
+        </w:pBdr>
+        <w:ind w:firstLine="0"/>
+        <w:rPr>
+          <w:rFonts w:ascii="Courier New" w:hAnsi="Courier New" w:cs="Courier New"/>
+          <w:sz w:val="20"/>
+          <w:szCs w:val="20"/>
+          <w:lang w:val="en-US"/>
+        </w:rPr>
+      </w:pPr>
+      <w:r>
+        <w:rPr>
+          <w:rFonts w:ascii="Courier New" w:hAnsi="Courier New" w:cs="Courier New"/>
+          <w:sz w:val="20"/>
+          <w:szCs w:val="20"/>
+          <w:lang w:val="en-US"/>
+        </w:rPr>
+        <w:t xml:space="preserve">    Id INT PRIMARY KEY IDENTITY(1,1),</w:t>
+      </w:r>
+    </w:p>
+    <w:p>
+      <w:pPr>
+        <w:pBdr>
+          <w:top w:val="single" w:sz="4" w:space="1" w:color="auto"/>
+          <w:left w:val="single" w:sz="4" w:space="4" w:color="auto"/>
+          <w:bottom w:val="single" w:sz="4" w:space="1" w:color="auto"/>
+          <w:right w:val="single" w:sz="4" w:space="4" w:color="auto"/>
+        </w:pBdr>
+        <w:ind w:firstLine="0"/>
+        <w:rPr>
+          <w:rFonts w:ascii="Courier New" w:hAnsi="Courier New" w:cs="Courier New"/>
+          <w:sz w:val="20"/>
+          <w:szCs w:val="20"/>
+          <w:lang w:val="en-US"/>
+        </w:rPr>
+      </w:pPr>
+      <w:r>
+        <w:rPr>
+          <w:rFonts w:ascii="Courier New" w:hAnsi="Courier New" w:cs="Courier New"/>
+          <w:sz w:val="20"/>
+          <w:szCs w:val="20"/>
+          <w:lang w:val="en-US"/>
+        </w:rPr>
+        <w:t xml:space="preserve">    Name NVARCHAR(50) NOT NULL UNIQUE</w:t>
+      </w:r>
+    </w:p>
+    <w:p>
+      <w:pPr>
+        <w:pBdr>
+          <w:top w:val="single" w:sz="4" w:space="1" w:color="auto"/>
+          <w:left w:val="single" w:sz="4" w:space="4" w:color="auto"/>
+          <w:bottom w:val="single" w:sz="4" w:space="1" w:color="auto"/>
+          <w:right w:val="single" w:sz="4" w:space="4" w:color="auto"/>
+        </w:pBdr>
+        <w:ind w:firstLine="0"/>
+        <w:rPr>
+          <w:rFonts w:ascii="Courier New" w:hAnsi="Courier New" w:cs="Courier New"/>
+          <w:sz w:val="20"/>
+          <w:szCs w:val="20"/>
+          <w:lang w:val="en-US"/>
+        </w:rPr>
+      </w:pPr>
+      <w:r>
+        <w:rPr>
+          <w:rFonts w:ascii="Courier New" w:hAnsi="Courier New" w:cs="Courier New"/>
+          <w:sz w:val="20"/>
+          <w:szCs w:val="20"/>
+          <w:lang w:val="en-US"/>
+        </w:rPr>
+        <w:t>);</w:t>
+      </w:r>
+    </w:p>
+    <w:p>
+      <w:pPr>
+        <w:pBdr>
+          <w:top w:val="single" w:sz="4" w:space="1" w:color="auto"/>
+          <w:left w:val="single" w:sz="4" w:space="4" w:color="auto"/>
+          <w:bottom w:val="single" w:sz="4" w:space="1" w:color="auto"/>
+          <w:right w:val="single" w:sz="4" w:space="4" w:color="auto"/>
+        </w:pBdr>
+        <w:ind w:firstLine="0"/>
+        <w:rPr>
+          <w:rFonts w:ascii="Courier New" w:hAnsi="Courier New" w:cs="Courier New"/>
+          <w:sz w:val="20"/>
+          <w:szCs w:val="20"/>
+          <w:lang w:val="en-US"/>
+        </w:rPr>
+      </w:pPr>
+      <w:r>
+        <w:rPr>
+          <w:rFonts w:ascii="Courier New" w:hAnsi="Courier New" w:cs="Courier New"/>
+          <w:sz w:val="20"/>
+          <w:szCs w:val="20"/>
+          <w:lang w:val="en-US"/>
+        </w:rPr>
+        <w:t xml:space="preserve">-- </w:t>
+      </w:r>
+      <w:r>
+        <w:rPr>
+          <w:rFonts w:ascii="Courier New" w:hAnsi="Courier New" w:cs="Courier New"/>
+          <w:sz w:val="20"/>
+          <w:szCs w:val="20"/>
+        </w:rPr>
+        <w:t>Вставляем</w:t>
+      </w:r>
+      <w:r>
+        <w:rPr>
+          <w:rFonts w:ascii="Courier New" w:hAnsi="Courier New" w:cs="Courier New"/>
+          <w:sz w:val="20"/>
+          <w:szCs w:val="20"/>
+          <w:lang w:val="en-US"/>
+        </w:rPr>
+        <w:t xml:space="preserve"> </w:t>
+      </w:r>
+      <w:r>
+        <w:rPr>
+          <w:rFonts w:ascii="Courier New" w:hAnsi="Courier New" w:cs="Courier New"/>
+          <w:sz w:val="20"/>
+          <w:szCs w:val="20"/>
+        </w:rPr>
+        <w:t>основные</w:t>
+      </w:r>
+      <w:r>
+        <w:rPr>
+          <w:rFonts w:ascii="Courier New" w:hAnsi="Courier New" w:cs="Courier New"/>
+          <w:sz w:val="20"/>
+          <w:szCs w:val="20"/>
+          <w:lang w:val="en-US"/>
+        </w:rPr>
+        <w:t xml:space="preserve"> </w:t>
+      </w:r>
+      <w:r>
+        <w:rPr>
+          <w:rFonts w:ascii="Courier New" w:hAnsi="Courier New" w:cs="Courier New"/>
+          <w:sz w:val="20"/>
+          <w:szCs w:val="20"/>
+        </w:rPr>
+        <w:t>жанры</w:t>
+      </w:r>
+    </w:p>
+    <w:p>
+      <w:pPr>
+        <w:pBdr>
+          <w:top w:val="single" w:sz="4" w:space="1" w:color="auto"/>
+          <w:left w:val="single" w:sz="4" w:space="4" w:color="auto"/>
+          <w:bottom w:val="single" w:sz="4" w:space="1" w:color="auto"/>
+          <w:right w:val="single" w:sz="4" w:space="4" w:color="auto"/>
+        </w:pBdr>
+        <w:ind w:firstLine="0"/>
+        <w:rPr>
+          <w:rFonts w:ascii="Courier New" w:hAnsi="Courier New" w:cs="Courier New"/>
+          <w:sz w:val="20"/>
+          <w:szCs w:val="20"/>
+          <w:lang w:val="en-US"/>
+        </w:rPr>
+      </w:pPr>
+      <w:r>
+        <w:rPr>
+          <w:rFonts w:ascii="Courier New" w:hAnsi="Courier New" w:cs="Courier New"/>
+          <w:sz w:val="20"/>
+          <w:szCs w:val="20"/>
+          <w:lang w:val="en-US"/>
+        </w:rPr>
+        <w:t>INSERT INTO Genres (Name) VALUES</w:t>
+      </w:r>
+    </w:p>
+    <w:p>
+      <w:pPr>
+        <w:pBdr>
+          <w:top w:val="single" w:sz="4" w:space="1" w:color="auto"/>
+          <w:left w:val="single" w:sz="4" w:space="4" w:color="auto"/>
+          <w:bottom w:val="single" w:sz="4" w:space="1" w:color="auto"/>
+          <w:right w:val="single" w:sz="4" w:space="4" w:color="auto"/>
+        </w:pBdr>
+        <w:ind w:firstLine="0"/>
+        <w:rPr>
+          <w:rFonts w:ascii="Courier New" w:hAnsi="Courier New" w:cs="Courier New"/>
+          <w:sz w:val="20"/>
+          <w:szCs w:val="20"/>
+        </w:rPr>
+      </w:pPr>
+      <w:r>
+        <w:rPr>
+          <w:rFonts w:ascii="Courier New" w:hAnsi="Courier New" w:cs="Courier New"/>
+          <w:sz w:val="20"/>
+          <w:szCs w:val="20"/>
+        </w:rPr>
+        <w:t>('Фэнтези'),</w:t>
+      </w:r>
+    </w:p>
+    <w:p>
+      <w:pPr>
+        <w:pBdr>
+          <w:top w:val="single" w:sz="4" w:space="1" w:color="auto"/>
+          <w:left w:val="single" w:sz="4" w:space="4" w:color="auto"/>
+          <w:bottom w:val="single" w:sz="4" w:space="1" w:color="auto"/>
+          <w:right w:val="single" w:sz="4" w:space="4" w:color="auto"/>
+        </w:pBdr>
+        <w:ind w:firstLine="0"/>
+        <w:rPr>
+          <w:rFonts w:ascii="Courier New" w:hAnsi="Courier New" w:cs="Courier New"/>
+          <w:sz w:val="20"/>
+          <w:szCs w:val="20"/>
+        </w:rPr>
+      </w:pPr>
+      <w:r>
+        <w:rPr>
+          <w:rFonts w:ascii="Courier New" w:hAnsi="Courier New" w:cs="Courier New"/>
+          <w:sz w:val="20"/>
+          <w:szCs w:val="20"/>
+        </w:rPr>
+        <w:t>('Научная фантастика'),</w:t>
+      </w:r>
+    </w:p>
+    <w:p>
+      <w:pPr>
+        <w:pBdr>
+          <w:top w:val="single" w:sz="4" w:space="1" w:color="auto"/>
+          <w:left w:val="single" w:sz="4" w:space="4" w:color="auto"/>
+          <w:bottom w:val="single" w:sz="4" w:space="1" w:color="auto"/>
+          <w:right w:val="single" w:sz="4" w:space="4" w:color="auto"/>
+        </w:pBdr>
+        <w:ind w:firstLine="0"/>
+        <w:rPr>
+          <w:rFonts w:ascii="Courier New" w:hAnsi="Courier New" w:cs="Courier New"/>
+          <w:sz w:val="20"/>
+          <w:szCs w:val="20"/>
+        </w:rPr>
+      </w:pPr>
+      <w:r>
+        <w:rPr>
+          <w:rFonts w:ascii="Courier New" w:hAnsi="Courier New" w:cs="Courier New"/>
+          <w:sz w:val="20"/>
+          <w:szCs w:val="20"/>
+        </w:rPr>
+        <w:t>('Детектив'),</w:t>
+      </w:r>
+    </w:p>
+    <w:p>
+      <w:pPr>
+        <w:pBdr>
+          <w:top w:val="single" w:sz="4" w:space="1" w:color="auto"/>
+          <w:left w:val="single" w:sz="4" w:space="4" w:color="auto"/>
+          <w:bottom w:val="single" w:sz="4" w:space="1" w:color="auto"/>
+          <w:right w:val="single" w:sz="4" w:space="4" w:color="auto"/>
+        </w:pBdr>
+        <w:ind w:firstLine="0"/>
+        <w:rPr>
+          <w:rFonts w:ascii="Courier New" w:hAnsi="Courier New" w:cs="Courier New"/>
+          <w:sz w:val="20"/>
+          <w:szCs w:val="20"/>
+        </w:rPr>
+      </w:pPr>
+      <w:r>
+        <w:rPr>
+          <w:rFonts w:ascii="Courier New" w:hAnsi="Courier New" w:cs="Courier New"/>
+          <w:sz w:val="20"/>
+          <w:szCs w:val="20"/>
+        </w:rPr>
+        <w:t>('Романтика'),</w:t>
+      </w:r>
+    </w:p>
+    <w:p>
+      <w:pPr>
+        <w:pBdr>
+          <w:top w:val="single" w:sz="4" w:space="1" w:color="auto"/>
+          <w:left w:val="single" w:sz="4" w:space="4" w:color="auto"/>
+          <w:bottom w:val="single" w:sz="4" w:space="1" w:color="auto"/>
+          <w:right w:val="single" w:sz="4" w:space="4" w:color="auto"/>
+        </w:pBdr>
+        <w:ind w:firstLine="0"/>
+        <w:rPr>
+          <w:rFonts w:ascii="Courier New" w:hAnsi="Courier New" w:cs="Courier New"/>
+          <w:sz w:val="20"/>
+          <w:szCs w:val="20"/>
+        </w:rPr>
+      </w:pPr>
+      <w:r>
+        <w:rPr>
+          <w:rFonts w:ascii="Courier New" w:hAnsi="Courier New" w:cs="Courier New"/>
+          <w:sz w:val="20"/>
+          <w:szCs w:val="20"/>
+        </w:rPr>
+        <w:t>('Ужасы'),</w:t>
+      </w:r>
+    </w:p>
+    <w:p>
+      <w:pPr>
+        <w:pBdr>
+          <w:top w:val="single" w:sz="4" w:space="1" w:color="auto"/>
+          <w:left w:val="single" w:sz="4" w:space="4" w:color="auto"/>
+          <w:bottom w:val="single" w:sz="4" w:space="1" w:color="auto"/>
+          <w:right w:val="single" w:sz="4" w:space="4" w:color="auto"/>
+        </w:pBdr>
+        <w:ind w:firstLine="0"/>
+        <w:rPr>
+          <w:rFonts w:ascii="Courier New" w:hAnsi="Courier New" w:cs="Courier New"/>
+          <w:sz w:val="20"/>
+          <w:szCs w:val="20"/>
+        </w:rPr>
+      </w:pPr>
+      <w:r>
+        <w:rPr>
+          <w:rFonts w:ascii="Courier New" w:hAnsi="Courier New" w:cs="Courier New"/>
+          <w:sz w:val="20"/>
+          <w:szCs w:val="20"/>
+        </w:rPr>
+        <w:t>('Приключения');</w:t>
+      </w:r>
+    </w:p>
+    <w:p/>
+    <w:p>
+      <w:r>
+        <w:t>Создадим таблицы историй и глав. Пример кода д</w:t>
+      </w:r>
+      <w:r>
+        <w:t>ля создания показан в листинге 4</w:t>
+      </w:r>
+      <w:r>
+        <w:t>.2.</w:t>
+      </w:r>
+    </w:p>
+    <w:p/>
+    <w:p>
+      <w:pPr>
+        <w:ind w:firstLine="0"/>
+      </w:pPr>
+      <w:r>
+        <w:t xml:space="preserve">Листинг </w:t>
+      </w:r>
+      <w:r>
+        <w:t>4</w:t>
+      </w:r>
+      <w:r>
+        <w:t>.2 – Создание таблиц историй и глав</w:t>
+      </w:r>
+    </w:p>
+    <w:p>
+      <w:pPr>
+        <w:pBdr>
+          <w:top w:val="single" w:sz="4" w:space="1" w:color="auto"/>
+          <w:left w:val="single" w:sz="4" w:space="4" w:color="auto"/>
+          <w:bottom w:val="single" w:sz="4" w:space="1" w:color="auto"/>
+          <w:right w:val="single" w:sz="4" w:space="4" w:color="auto"/>
+        </w:pBdr>
+        <w:ind w:firstLine="0"/>
+        <w:rPr>
+          <w:rFonts w:ascii="Courier New" w:hAnsi="Courier New" w:cs="Courier New"/>
+          <w:sz w:val="20"/>
+          <w:szCs w:val="20"/>
+        </w:rPr>
+      </w:pPr>
+    </w:p>
+    <w:p>
+      <w:pPr>
+        <w:pBdr>
+          <w:top w:val="single" w:sz="4" w:space="1" w:color="auto"/>
+          <w:left w:val="single" w:sz="4" w:space="4" w:color="auto"/>
+          <w:bottom w:val="single" w:sz="4" w:space="1" w:color="auto"/>
+          <w:right w:val="single" w:sz="4" w:space="4" w:color="auto"/>
+        </w:pBdr>
+        <w:ind w:firstLine="0"/>
+        <w:rPr>
+          <w:rFonts w:ascii="Courier New" w:hAnsi="Courier New" w:cs="Courier New"/>
+          <w:sz w:val="20"/>
+          <w:szCs w:val="20"/>
+          <w:lang w:val="en-US"/>
+        </w:rPr>
+      </w:pPr>
+      <w:r>
+        <w:rPr>
+          <w:rFonts w:ascii="Courier New" w:hAnsi="Courier New" w:cs="Courier New"/>
+          <w:sz w:val="20"/>
+          <w:szCs w:val="20"/>
+          <w:lang w:val="en-US"/>
+        </w:rPr>
+        <w:t xml:space="preserve">-- </w:t>
+      </w:r>
+      <w:r>
+        <w:rPr>
+          <w:rFonts w:ascii="Courier New" w:hAnsi="Courier New" w:cs="Courier New"/>
+          <w:sz w:val="20"/>
+          <w:szCs w:val="20"/>
+        </w:rPr>
+        <w:t>Таблица</w:t>
+      </w:r>
+      <w:r>
+        <w:rPr>
+          <w:rFonts w:ascii="Courier New" w:hAnsi="Courier New" w:cs="Courier New"/>
+          <w:sz w:val="20"/>
+          <w:szCs w:val="20"/>
+          <w:lang w:val="en-US"/>
+        </w:rPr>
+        <w:t xml:space="preserve"> </w:t>
+      </w:r>
+      <w:r>
+        <w:rPr>
+          <w:rFonts w:ascii="Courier New" w:hAnsi="Courier New" w:cs="Courier New"/>
+          <w:sz w:val="20"/>
+          <w:szCs w:val="20"/>
+        </w:rPr>
+        <w:t>историй</w:t>
+      </w:r>
+    </w:p>
+    <w:p>
+      <w:pPr>
+        <w:pBdr>
+          <w:top w:val="single" w:sz="4" w:space="1" w:color="auto"/>
+          <w:left w:val="single" w:sz="4" w:space="4" w:color="auto"/>
+          <w:bottom w:val="single" w:sz="4" w:space="1" w:color="auto"/>
+          <w:right w:val="single" w:sz="4" w:space="4" w:color="auto"/>
+        </w:pBdr>
+        <w:ind w:firstLine="0"/>
+        <w:rPr>
+          <w:rFonts w:ascii="Courier New" w:hAnsi="Courier New" w:cs="Courier New"/>
+          <w:sz w:val="20"/>
+          <w:szCs w:val="20"/>
+          <w:lang w:val="en-US"/>
+        </w:rPr>
+      </w:pPr>
+      <w:r>
+        <w:rPr>
+          <w:rFonts w:ascii="Courier New" w:hAnsi="Courier New" w:cs="Courier New"/>
+          <w:sz w:val="20"/>
+          <w:szCs w:val="20"/>
+          <w:lang w:val="en-US"/>
+        </w:rPr>
+        <w:t>CREATE TABLE Stories (</w:t>
+      </w:r>
+    </w:p>
+    <w:p>
+      <w:pPr>
+        <w:pBdr>
+          <w:top w:val="single" w:sz="4" w:space="1" w:color="auto"/>
+          <w:left w:val="single" w:sz="4" w:space="4" w:color="auto"/>
+          <w:bottom w:val="single" w:sz="4" w:space="1" w:color="auto"/>
+          <w:right w:val="single" w:sz="4" w:space="4" w:color="auto"/>
+        </w:pBdr>
+        <w:ind w:firstLine="0"/>
+        <w:rPr>
+          <w:rFonts w:ascii="Courier New" w:hAnsi="Courier New" w:cs="Courier New"/>
+          <w:sz w:val="20"/>
+          <w:szCs w:val="20"/>
+          <w:lang w:val="en-US"/>
+        </w:rPr>
+      </w:pPr>
+      <w:r>
+        <w:rPr>
+          <w:rFonts w:ascii="Courier New" w:hAnsi="Courier New" w:cs="Courier New"/>
+          <w:sz w:val="20"/>
+          <w:szCs w:val="20"/>
+          <w:lang w:val="en-US"/>
+        </w:rPr>
+        <w:t xml:space="preserve">    Id INT PRIMARY KEY IDENTITY(1,1),</w:t>
+      </w:r>
+    </w:p>
+    <w:p>
+      <w:pPr>
+        <w:pBdr>
+          <w:top w:val="single" w:sz="4" w:space="1" w:color="auto"/>
+          <w:left w:val="single" w:sz="4" w:space="4" w:color="auto"/>
+          <w:bottom w:val="single" w:sz="4" w:space="1" w:color="auto"/>
+          <w:right w:val="single" w:sz="4" w:space="4" w:color="auto"/>
+        </w:pBdr>
+        <w:ind w:firstLine="0"/>
+        <w:rPr>
+          <w:rFonts w:ascii="Courier New" w:hAnsi="Courier New" w:cs="Courier New"/>
+          <w:sz w:val="20"/>
+          <w:szCs w:val="20"/>
+          <w:lang w:val="en-US"/>
+        </w:rPr>
+      </w:pPr>
+      <w:r>
+        <w:rPr>
+          <w:rFonts w:ascii="Courier New" w:hAnsi="Courier New" w:cs="Courier New"/>
+          <w:sz w:val="20"/>
+          <w:szCs w:val="20"/>
+          <w:lang w:val="en-US"/>
+        </w:rPr>
+        <w:t xml:space="preserve">    Title NVARCHAR(200) NOT NULL,</w:t>
+      </w:r>
+    </w:p>
+    <w:p>
+      <w:pPr>
+        <w:pBdr>
+          <w:top w:val="single" w:sz="4" w:space="1" w:color="auto"/>
+          <w:left w:val="single" w:sz="4" w:space="4" w:color="auto"/>
+          <w:bottom w:val="single" w:sz="4" w:space="1" w:color="auto"/>
+          <w:right w:val="single" w:sz="4" w:space="4" w:color="auto"/>
+        </w:pBdr>
+        <w:ind w:firstLine="0"/>
+        <w:rPr>
+          <w:rFonts w:ascii="Courier New" w:hAnsi="Courier New" w:cs="Courier New"/>
+          <w:sz w:val="20"/>
+          <w:szCs w:val="20"/>
+          <w:lang w:val="en-US"/>
+        </w:rPr>
+      </w:pPr>
+      <w:r>
+        <w:rPr>
+          <w:rFonts w:ascii="Courier New" w:hAnsi="Courier New" w:cs="Courier New"/>
+          <w:sz w:val="20"/>
+          <w:szCs w:val="20"/>
+          <w:lang w:val="en-US"/>
+        </w:rPr>
+        <w:t xml:space="preserve">    Description NVARCHAR(MAX),</w:t>
+      </w:r>
+    </w:p>
+    <w:p>
+      <w:pPr>
+        <w:pBdr>
+          <w:top w:val="single" w:sz="4" w:space="1" w:color="auto"/>
+          <w:left w:val="single" w:sz="4" w:space="4" w:color="auto"/>
+          <w:bottom w:val="single" w:sz="4" w:space="1" w:color="auto"/>
+          <w:right w:val="single" w:sz="4" w:space="4" w:color="auto"/>
+        </w:pBdr>
+        <w:ind w:firstLine="0"/>
+        <w:rPr>
+          <w:rFonts w:ascii="Courier New" w:hAnsi="Courier New" w:cs="Courier New"/>
+          <w:sz w:val="20"/>
+          <w:szCs w:val="20"/>
+          <w:lang w:val="en-US"/>
+        </w:rPr>
+      </w:pPr>
+      <w:r>
+        <w:rPr>
+          <w:rFonts w:ascii="Courier New" w:hAnsi="Courier New" w:cs="Courier New"/>
+          <w:sz w:val="20"/>
+          <w:szCs w:val="20"/>
+          <w:lang w:val="en-US"/>
+        </w:rPr>
+        <w:t xml:space="preserve">    GenreId INT FOREIGN KEY REFERENCES Genres(Id),</w:t>
+      </w:r>
+    </w:p>
+    <w:p>
+      <w:pPr>
+        <w:pBdr>
+          <w:top w:val="single" w:sz="4" w:space="1" w:color="auto"/>
+          <w:left w:val="single" w:sz="4" w:space="4" w:color="auto"/>
+          <w:bottom w:val="single" w:sz="4" w:space="1" w:color="auto"/>
+          <w:right w:val="single" w:sz="4" w:space="4" w:color="auto"/>
+        </w:pBdr>
+        <w:ind w:firstLine="0"/>
+        <w:rPr>
+          <w:rFonts w:ascii="Courier New" w:hAnsi="Courier New" w:cs="Courier New"/>
+          <w:sz w:val="20"/>
+          <w:szCs w:val="20"/>
+          <w:lang w:val="en-US"/>
+        </w:rPr>
+      </w:pPr>
+      <w:r>
+        <w:rPr>
+          <w:rFonts w:ascii="Courier New" w:hAnsi="Courier New" w:cs="Courier New"/>
+          <w:sz w:val="20"/>
+          <w:szCs w:val="20"/>
+          <w:lang w:val="en-US"/>
+        </w:rPr>
+        <w:t xml:space="preserve">    AuthorId INT FOREIGN KEY REFERENCES Users(Id),</w:t>
+      </w:r>
+    </w:p>
+    <w:p>
+      <w:pPr>
+        <w:pBdr>
+          <w:top w:val="single" w:sz="4" w:space="1" w:color="auto"/>
+          <w:left w:val="single" w:sz="4" w:space="4" w:color="auto"/>
+          <w:bottom w:val="single" w:sz="4" w:space="1" w:color="auto"/>
+          <w:right w:val="single" w:sz="4" w:space="4" w:color="auto"/>
+        </w:pBdr>
+        <w:ind w:firstLine="0"/>
+        <w:rPr>
+          <w:rFonts w:ascii="Courier New" w:hAnsi="Courier New" w:cs="Courier New"/>
+          <w:sz w:val="20"/>
+          <w:szCs w:val="20"/>
+          <w:lang w:val="en-US"/>
+        </w:rPr>
+      </w:pPr>
+      <w:r>
+        <w:rPr>
+          <w:rFonts w:ascii="Courier New" w:hAnsi="Courier New" w:cs="Courier New"/>
+          <w:sz w:val="20"/>
+          <w:szCs w:val="20"/>
+          <w:lang w:val="en-US"/>
+        </w:rPr>
+        <w:t xml:space="preserve">    CoverImage NVARCHAR(255) NULL,</w:t>
+      </w:r>
+    </w:p>
+    <w:p>
+      <w:pPr>
+        <w:pBdr>
+          <w:top w:val="single" w:sz="4" w:space="1" w:color="auto"/>
+          <w:left w:val="single" w:sz="4" w:space="4" w:color="auto"/>
+          <w:bottom w:val="single" w:sz="4" w:space="1" w:color="auto"/>
+          <w:right w:val="single" w:sz="4" w:space="4" w:color="auto"/>
+        </w:pBdr>
+        <w:ind w:firstLine="0"/>
+        <w:rPr>
+          <w:rFonts w:ascii="Courier New" w:hAnsi="Courier New" w:cs="Courier New"/>
+          <w:sz w:val="20"/>
+          <w:szCs w:val="20"/>
+          <w:lang w:val="en-US"/>
+        </w:rPr>
+      </w:pPr>
+      <w:r>
+        <w:rPr>
+          <w:rFonts w:ascii="Courier New" w:hAnsi="Courier New" w:cs="Courier New"/>
+          <w:sz w:val="20"/>
+          <w:szCs w:val="20"/>
+          <w:lang w:val="en-US"/>
+        </w:rPr>
+        <w:t xml:space="preserve">    CreatedAt DATETIME2 DEFAULT GETDATE(),</w:t>
+      </w:r>
+    </w:p>
+    <w:p>
+      <w:pPr>
+        <w:pBdr>
+          <w:top w:val="single" w:sz="4" w:space="1" w:color="auto"/>
+          <w:left w:val="single" w:sz="4" w:space="4" w:color="auto"/>
+          <w:bottom w:val="single" w:sz="4" w:space="1" w:color="auto"/>
+          <w:right w:val="single" w:sz="4" w:space="4" w:color="auto"/>
+        </w:pBdr>
+        <w:ind w:firstLine="0"/>
+        <w:rPr>
+          <w:rFonts w:ascii="Courier New" w:hAnsi="Courier New" w:cs="Courier New"/>
+          <w:sz w:val="20"/>
+          <w:szCs w:val="20"/>
+          <w:lang w:val="en-US"/>
+        </w:rPr>
+      </w:pPr>
+      <w:r>
+        <w:rPr>
+          <w:rFonts w:ascii="Courier New" w:hAnsi="Courier New" w:cs="Courier New"/>
+          <w:sz w:val="20"/>
+          <w:szCs w:val="20"/>
+          <w:lang w:val="en-US"/>
+        </w:rPr>
+        <w:t xml:space="preserve">    UpdatedAt DATETIME2 DEFAULT GETDATE(),</w:t>
+      </w:r>
+    </w:p>
+    <w:p>
+      <w:pPr>
+        <w:pBdr>
+          <w:top w:val="single" w:sz="4" w:space="1" w:color="auto"/>
+          <w:left w:val="single" w:sz="4" w:space="4" w:color="auto"/>
+          <w:bottom w:val="single" w:sz="4" w:space="1" w:color="auto"/>
+          <w:right w:val="single" w:sz="4" w:space="4" w:color="auto"/>
+        </w:pBdr>
+        <w:ind w:firstLine="0"/>
+        <w:rPr>
+          <w:rFonts w:ascii="Courier New" w:hAnsi="Courier New" w:cs="Courier New"/>
+          <w:sz w:val="20"/>
+          <w:szCs w:val="20"/>
+          <w:lang w:val="en-US"/>
+        </w:rPr>
+      </w:pPr>
+      <w:r>
+        <w:rPr>
+          <w:rFonts w:ascii="Courier New" w:hAnsi="Courier New" w:cs="Courier New"/>
+          <w:sz w:val="20"/>
+          <w:szCs w:val="20"/>
+          <w:lang w:val="en-US"/>
+        </w:rPr>
+        <w:t xml:space="preserve">    IsPublished BIT DEFAULT 0</w:t>
+      </w:r>
+    </w:p>
+    <w:p>
+      <w:pPr>
+        <w:pBdr>
+          <w:top w:val="single" w:sz="4" w:space="1" w:color="auto"/>
+          <w:left w:val="single" w:sz="4" w:space="4" w:color="auto"/>
+          <w:bottom w:val="single" w:sz="4" w:space="1" w:color="auto"/>
+          <w:right w:val="single" w:sz="4" w:space="4" w:color="auto"/>
+        </w:pBdr>
+        <w:ind w:firstLine="0"/>
+        <w:rPr>
+          <w:rFonts w:ascii="Courier New" w:hAnsi="Courier New" w:cs="Courier New"/>
+          <w:sz w:val="20"/>
+          <w:szCs w:val="20"/>
+          <w:lang w:val="en-US"/>
+        </w:rPr>
+      </w:pPr>
+      <w:r>
+        <w:rPr>
+          <w:rFonts w:ascii="Courier New" w:hAnsi="Courier New" w:cs="Courier New"/>
+          <w:sz w:val="20"/>
+          <w:szCs w:val="20"/>
+          <w:lang w:val="en-US"/>
+        </w:rPr>
+        <w:t xml:space="preserve">    -- StartChapterId </w:t>
+      </w:r>
+      <w:r>
+        <w:rPr>
+          <w:rFonts w:ascii="Courier New" w:hAnsi="Courier New" w:cs="Courier New"/>
+          <w:sz w:val="20"/>
+          <w:szCs w:val="20"/>
+        </w:rPr>
+        <w:t>добавим</w:t>
+      </w:r>
+      <w:r>
+        <w:rPr>
+          <w:rFonts w:ascii="Courier New" w:hAnsi="Courier New" w:cs="Courier New"/>
+          <w:sz w:val="20"/>
+          <w:szCs w:val="20"/>
+          <w:lang w:val="en-US"/>
+        </w:rPr>
+        <w:t xml:space="preserve"> </w:t>
+      </w:r>
+      <w:r>
+        <w:rPr>
+          <w:rFonts w:ascii="Courier New" w:hAnsi="Courier New" w:cs="Courier New"/>
+          <w:sz w:val="20"/>
+          <w:szCs w:val="20"/>
+        </w:rPr>
+        <w:t>позже</w:t>
+      </w:r>
+    </w:p>
+    <w:p>
+      <w:pPr>
+        <w:pBdr>
+          <w:top w:val="single" w:sz="4" w:space="1" w:color="auto"/>
+          <w:left w:val="single" w:sz="4" w:space="4" w:color="auto"/>
+          <w:bottom w:val="single" w:sz="4" w:space="1" w:color="auto"/>
+          <w:right w:val="single" w:sz="4" w:space="4" w:color="auto"/>
+        </w:pBdr>
+        <w:ind w:firstLine="0"/>
+        <w:rPr>
+          <w:rFonts w:ascii="Courier New" w:hAnsi="Courier New" w:cs="Courier New"/>
+          <w:sz w:val="20"/>
+          <w:szCs w:val="20"/>
+          <w:lang w:val="en-US"/>
+        </w:rPr>
+      </w:pPr>
+      <w:r>
+        <w:rPr>
+          <w:rFonts w:ascii="Courier New" w:hAnsi="Courier New" w:cs="Courier New"/>
+          <w:sz w:val="20"/>
+          <w:szCs w:val="20"/>
+          <w:lang w:val="en-US"/>
+        </w:rPr>
+        <w:t>);</w:t>
+      </w:r>
+    </w:p>
+    <w:p>
+      <w:pPr>
+        <w:pBdr>
+          <w:top w:val="single" w:sz="4" w:space="1" w:color="auto"/>
+          <w:left w:val="single" w:sz="4" w:space="4" w:color="auto"/>
+          <w:bottom w:val="single" w:sz="4" w:space="1" w:color="auto"/>
+          <w:right w:val="single" w:sz="4" w:space="4" w:color="auto"/>
+        </w:pBdr>
+        <w:ind w:firstLine="0"/>
+        <w:rPr>
+          <w:rFonts w:ascii="Courier New" w:hAnsi="Courier New" w:cs="Courier New"/>
+          <w:sz w:val="20"/>
+          <w:szCs w:val="20"/>
+          <w:lang w:val="en-US"/>
+        </w:rPr>
+      </w:pPr>
+    </w:p>
+    <w:p>
+      <w:pPr>
+        <w:pBdr>
+          <w:top w:val="single" w:sz="4" w:space="1" w:color="auto"/>
+          <w:left w:val="single" w:sz="4" w:space="4" w:color="auto"/>
+          <w:bottom w:val="single" w:sz="4" w:space="1" w:color="auto"/>
+          <w:right w:val="single" w:sz="4" w:space="4" w:color="auto"/>
+        </w:pBdr>
+        <w:ind w:firstLine="0"/>
+        <w:rPr>
+          <w:rFonts w:ascii="Courier New" w:hAnsi="Courier New" w:cs="Courier New"/>
+          <w:sz w:val="20"/>
+          <w:szCs w:val="20"/>
+          <w:lang w:val="en-US"/>
+        </w:rPr>
+      </w:pPr>
+      <w:r>
+        <w:rPr>
+          <w:rFonts w:ascii="Courier New" w:hAnsi="Courier New" w:cs="Courier New"/>
+          <w:sz w:val="20"/>
+          <w:szCs w:val="20"/>
+          <w:lang w:val="en-US"/>
+        </w:rPr>
+        <w:t xml:space="preserve">-- </w:t>
+      </w:r>
+      <w:r>
+        <w:rPr>
+          <w:rFonts w:ascii="Courier New" w:hAnsi="Courier New" w:cs="Courier New"/>
+          <w:sz w:val="20"/>
+          <w:szCs w:val="20"/>
+        </w:rPr>
+        <w:t>Таблица</w:t>
+      </w:r>
+      <w:r>
+        <w:rPr>
+          <w:rFonts w:ascii="Courier New" w:hAnsi="Courier New" w:cs="Courier New"/>
+          <w:sz w:val="20"/>
+          <w:szCs w:val="20"/>
+          <w:lang w:val="en-US"/>
+        </w:rPr>
+        <w:t xml:space="preserve"> </w:t>
+      </w:r>
+      <w:r>
+        <w:rPr>
+          <w:rFonts w:ascii="Courier New" w:hAnsi="Courier New" w:cs="Courier New"/>
+          <w:sz w:val="20"/>
+          <w:szCs w:val="20"/>
+        </w:rPr>
+        <w:t>глав</w:t>
+      </w:r>
+    </w:p>
+    <w:p>
+      <w:pPr>
+        <w:pBdr>
+          <w:top w:val="single" w:sz="4" w:space="1" w:color="auto"/>
+          <w:left w:val="single" w:sz="4" w:space="4" w:color="auto"/>
+          <w:bottom w:val="single" w:sz="4" w:space="1" w:color="auto"/>
+          <w:right w:val="single" w:sz="4" w:space="4" w:color="auto"/>
+        </w:pBdr>
+        <w:ind w:firstLine="0"/>
+        <w:rPr>
+          <w:rFonts w:ascii="Courier New" w:hAnsi="Courier New" w:cs="Courier New"/>
+          <w:sz w:val="20"/>
+          <w:szCs w:val="20"/>
+          <w:lang w:val="en-US"/>
+        </w:rPr>
+      </w:pPr>
+      <w:r>
+        <w:rPr>
+          <w:rFonts w:ascii="Courier New" w:hAnsi="Courier New" w:cs="Courier New"/>
+          <w:sz w:val="20"/>
+          <w:szCs w:val="20"/>
+          <w:lang w:val="en-US"/>
+        </w:rPr>
+        <w:t>CREATE TABLE Chapters (</w:t>
+      </w:r>
+    </w:p>
+    <w:p>
+      <w:pPr>
+        <w:pBdr>
+          <w:top w:val="single" w:sz="4" w:space="1" w:color="auto"/>
+          <w:left w:val="single" w:sz="4" w:space="4" w:color="auto"/>
+          <w:bottom w:val="single" w:sz="4" w:space="1" w:color="auto"/>
+          <w:right w:val="single" w:sz="4" w:space="4" w:color="auto"/>
+        </w:pBdr>
+        <w:ind w:firstLine="0"/>
+        <w:rPr>
+          <w:rFonts w:ascii="Courier New" w:hAnsi="Courier New" w:cs="Courier New"/>
+          <w:sz w:val="20"/>
+          <w:szCs w:val="20"/>
+          <w:lang w:val="en-US"/>
+        </w:rPr>
+      </w:pPr>
+      <w:r>
+        <w:rPr>
+          <w:rFonts w:ascii="Courier New" w:hAnsi="Courier New" w:cs="Courier New"/>
+          <w:sz w:val="20"/>
+          <w:szCs w:val="20"/>
+          <w:lang w:val="en-US"/>
+        </w:rPr>
+        <w:t xml:space="preserve">    Id INT PRIMARY KEY IDENTITY(1,1),</w:t>
+      </w:r>
+    </w:p>
+    <w:p>
+      <w:pPr>
+        <w:pBdr>
+          <w:top w:val="single" w:sz="4" w:space="1" w:color="auto"/>
+          <w:left w:val="single" w:sz="4" w:space="4" w:color="auto"/>
+          <w:bottom w:val="single" w:sz="4" w:space="1" w:color="auto"/>
+          <w:right w:val="single" w:sz="4" w:space="4" w:color="auto"/>
+        </w:pBdr>
+        <w:ind w:firstLine="0"/>
+        <w:rPr>
+          <w:rFonts w:ascii="Courier New" w:hAnsi="Courier New" w:cs="Courier New"/>
+          <w:sz w:val="20"/>
+          <w:szCs w:val="20"/>
+          <w:lang w:val="en-US"/>
+        </w:rPr>
+      </w:pPr>
+      <w:r>
+        <w:rPr>
+          <w:rFonts w:ascii="Courier New" w:hAnsi="Courier New" w:cs="Courier New"/>
+          <w:sz w:val="20"/>
+          <w:szCs w:val="20"/>
+          <w:lang w:val="en-US"/>
+        </w:rPr>
+        <w:t xml:space="preserve">    StoryId INT FOREIGN KEY REFERENCES Stories(Id) ON DELETE CASCADE,</w:t>
+      </w:r>
+    </w:p>
+    <w:p>
+      <w:pPr>
+        <w:pBdr>
+          <w:top w:val="single" w:sz="4" w:space="1" w:color="auto"/>
+          <w:left w:val="single" w:sz="4" w:space="4" w:color="auto"/>
+          <w:bottom w:val="single" w:sz="4" w:space="1" w:color="auto"/>
+          <w:right w:val="single" w:sz="4" w:space="4" w:color="auto"/>
+        </w:pBdr>
+        <w:ind w:firstLine="0"/>
+        <w:rPr>
+          <w:rFonts w:ascii="Courier New" w:hAnsi="Courier New" w:cs="Courier New"/>
+          <w:sz w:val="20"/>
+          <w:szCs w:val="20"/>
+          <w:lang w:val="en-US"/>
+        </w:rPr>
+      </w:pPr>
+      <w:r>
+        <w:rPr>
+          <w:rFonts w:ascii="Courier New" w:hAnsi="Courier New" w:cs="Courier New"/>
+          <w:sz w:val="20"/>
+          <w:szCs w:val="20"/>
+          <w:lang w:val="en-US"/>
+        </w:rPr>
+        <w:t xml:space="preserve">    Title NVARCHAR(200) NOT NULL,</w:t>
+      </w:r>
+    </w:p>
+    <w:p>
+      <w:pPr>
+        <w:pBdr>
+          <w:top w:val="single" w:sz="4" w:space="1" w:color="auto"/>
+          <w:left w:val="single" w:sz="4" w:space="4" w:color="auto"/>
+          <w:bottom w:val="single" w:sz="4" w:space="1" w:color="auto"/>
+          <w:right w:val="single" w:sz="4" w:space="4" w:color="auto"/>
+        </w:pBdr>
+        <w:ind w:firstLine="0"/>
+        <w:rPr>
+          <w:rFonts w:ascii="Courier New" w:hAnsi="Courier New" w:cs="Courier New"/>
+          <w:sz w:val="20"/>
+          <w:szCs w:val="20"/>
+          <w:lang w:val="en-US"/>
+        </w:rPr>
+      </w:pPr>
+      <w:r>
+        <w:rPr>
+          <w:rFonts w:ascii="Courier New" w:hAnsi="Courier New" w:cs="Courier New"/>
+          <w:sz w:val="20"/>
+          <w:szCs w:val="20"/>
+          <w:lang w:val="en-US"/>
+        </w:rPr>
+        <w:t xml:space="preserve">    Content NVARCHAR(MAX) NOT NULL,</w:t>
+      </w:r>
+    </w:p>
+    <w:p>
+      <w:pPr>
+        <w:pBdr>
+          <w:top w:val="single" w:sz="4" w:space="1" w:color="auto"/>
+          <w:left w:val="single" w:sz="4" w:space="4" w:color="auto"/>
+          <w:bottom w:val="single" w:sz="4" w:space="1" w:color="auto"/>
+          <w:right w:val="single" w:sz="4" w:space="4" w:color="auto"/>
+        </w:pBdr>
+        <w:ind w:firstLine="0"/>
+        <w:rPr>
+          <w:rFonts w:ascii="Courier New" w:hAnsi="Courier New" w:cs="Courier New"/>
+          <w:sz w:val="20"/>
+          <w:szCs w:val="20"/>
+          <w:lang w:val="en-US"/>
+        </w:rPr>
+      </w:pPr>
+      <w:r>
+        <w:rPr>
+          <w:rFonts w:ascii="Courier New" w:hAnsi="Courier New" w:cs="Courier New"/>
+          <w:sz w:val="20"/>
+          <w:szCs w:val="20"/>
+          <w:lang w:val="en-US"/>
+        </w:rPr>
+        <w:t xml:space="preserve">    ChapterOrder INT NULL,</w:t>
+      </w:r>
+    </w:p>
+    <w:p>
+      <w:pPr>
+        <w:pBdr>
+          <w:top w:val="single" w:sz="4" w:space="1" w:color="auto"/>
+          <w:left w:val="single" w:sz="4" w:space="4" w:color="auto"/>
+          <w:bottom w:val="single" w:sz="4" w:space="1" w:color="auto"/>
+          <w:right w:val="single" w:sz="4" w:space="4" w:color="auto"/>
+        </w:pBdr>
+        <w:ind w:firstLine="0"/>
+        <w:rPr>
+          <w:rFonts w:ascii="Courier New" w:hAnsi="Courier New" w:cs="Courier New"/>
+          <w:sz w:val="20"/>
+          <w:szCs w:val="20"/>
+          <w:lang w:val="en-US"/>
+        </w:rPr>
+      </w:pPr>
+      <w:r>
+        <w:rPr>
+          <w:rFonts w:ascii="Courier New" w:hAnsi="Courier New" w:cs="Courier New"/>
+          <w:sz w:val="20"/>
+          <w:szCs w:val="20"/>
+          <w:lang w:val="en-US"/>
+        </w:rPr>
+        <w:t xml:space="preserve">    IsEnding BIT DEFAULT 0,</w:t>
+      </w:r>
+    </w:p>
+    <w:p>
+      <w:pPr>
+        <w:pBdr>
+          <w:top w:val="single" w:sz="4" w:space="1" w:color="auto"/>
+          <w:left w:val="single" w:sz="4" w:space="4" w:color="auto"/>
+          <w:bottom w:val="single" w:sz="4" w:space="1" w:color="auto"/>
+          <w:right w:val="single" w:sz="4" w:space="4" w:color="auto"/>
+        </w:pBdr>
+        <w:ind w:firstLine="0"/>
+        <w:rPr>
+          <w:rFonts w:ascii="Courier New" w:hAnsi="Courier New" w:cs="Courier New"/>
+          <w:sz w:val="20"/>
+          <w:szCs w:val="20"/>
+          <w:lang w:val="en-US"/>
+        </w:rPr>
+      </w:pPr>
+      <w:r>
+        <w:rPr>
+          <w:rFonts w:ascii="Courier New" w:hAnsi="Courier New" w:cs="Courier New"/>
+          <w:sz w:val="20"/>
+          <w:szCs w:val="20"/>
+          <w:lang w:val="en-US"/>
+        </w:rPr>
+        <w:t xml:space="preserve">    CreatedAt DATETIME2 DEFAULT GETDATE(),</w:t>
+      </w:r>
+    </w:p>
+    <w:p>
+      <w:pPr>
+        <w:pBdr>
+          <w:top w:val="single" w:sz="4" w:space="1" w:color="auto"/>
+          <w:left w:val="single" w:sz="4" w:space="4" w:color="auto"/>
+          <w:bottom w:val="single" w:sz="4" w:space="1" w:color="auto"/>
+          <w:right w:val="single" w:sz="4" w:space="4" w:color="auto"/>
+        </w:pBdr>
+        <w:ind w:firstLine="0"/>
+        <w:rPr>
+          <w:rFonts w:ascii="Courier New" w:hAnsi="Courier New" w:cs="Courier New"/>
+          <w:sz w:val="20"/>
+          <w:szCs w:val="20"/>
+          <w:lang w:val="en-US"/>
+        </w:rPr>
+      </w:pPr>
+      <w:r>
+        <w:rPr>
+          <w:rFonts w:ascii="Courier New" w:hAnsi="Courier New" w:cs="Courier New"/>
+          <w:sz w:val="20"/>
+          <w:szCs w:val="20"/>
+          <w:lang w:val="en-US"/>
+        </w:rPr>
+        <w:t xml:space="preserve">    UpdatedAt DATETIME2 DEFAULT GETDATE());</w:t>
+      </w:r>
+    </w:p>
+    <w:p>
+      <w:pPr>
+        <w:rPr>
+          <w:lang w:val="en-US"/>
+        </w:rPr>
+      </w:pPr>
+    </w:p>
+    <w:p>
+      <w:r>
+        <w:t xml:space="preserve">Для корректной работы веб-платформы необходимо дополнительно создать таблицы, через которые будет осуществляться ветвление сюжетных линий. В этих таблицах будут хранится связи между главами. Пример кода для создания показан в листинге </w:t>
+      </w:r>
+      <w:r>
+        <w:t>4</w:t>
+      </w:r>
+      <w:r>
+        <w:t>.3.</w:t>
+      </w:r>
+    </w:p>
+    <w:p/>
+    <w:p>
+      <w:pPr>
+        <w:ind w:firstLine="0"/>
+      </w:pPr>
+      <w:r>
+        <w:t xml:space="preserve">Листинг </w:t>
+      </w:r>
+      <w:r>
+        <w:t>4</w:t>
+      </w:r>
+      <w:r>
+        <w:t>.3 – Создание вспомогательных таблиц</w:t>
+      </w:r>
+    </w:p>
+    <w:p>
+      <w:pPr>
+        <w:pBdr>
+          <w:top w:val="single" w:sz="4" w:space="1" w:color="auto"/>
+          <w:left w:val="single" w:sz="4" w:space="4" w:color="auto"/>
+          <w:bottom w:val="single" w:sz="4" w:space="1" w:color="auto"/>
+          <w:right w:val="single" w:sz="4" w:space="4" w:color="auto"/>
+        </w:pBdr>
+        <w:ind w:firstLine="0"/>
+        <w:rPr>
+          <w:rFonts w:ascii="Courier New" w:hAnsi="Courier New" w:cs="Courier New"/>
+          <w:sz w:val="20"/>
+          <w:szCs w:val="20"/>
+        </w:rPr>
+      </w:pPr>
+    </w:p>
+    <w:p>
+      <w:pPr>
+        <w:pBdr>
+          <w:top w:val="single" w:sz="4" w:space="1" w:color="auto"/>
+          <w:left w:val="single" w:sz="4" w:space="4" w:color="auto"/>
+          <w:bottom w:val="single" w:sz="4" w:space="1" w:color="auto"/>
+          <w:right w:val="single" w:sz="4" w:space="4" w:color="auto"/>
+        </w:pBdr>
+        <w:ind w:firstLine="0"/>
+        <w:rPr>
+          <w:rFonts w:ascii="Courier New" w:hAnsi="Courier New" w:cs="Courier New"/>
+          <w:sz w:val="20"/>
+          <w:szCs w:val="20"/>
+        </w:rPr>
+      </w:pPr>
+      <w:r>
+        <w:rPr>
+          <w:rFonts w:ascii="Courier New" w:hAnsi="Courier New" w:cs="Courier New"/>
+          <w:sz w:val="20"/>
+          <w:szCs w:val="20"/>
+        </w:rPr>
+        <w:t xml:space="preserve">-- 5. Теперь добавим </w:t>
+      </w:r>
+      <w:r>
+        <w:rPr>
+          <w:rFonts w:ascii="Courier New" w:hAnsi="Courier New" w:cs="Courier New"/>
+          <w:sz w:val="20"/>
+          <w:szCs w:val="20"/>
+          <w:lang w:val="en-US"/>
+        </w:rPr>
+        <w:t>StartChapterId</w:t>
+      </w:r>
+      <w:r>
+        <w:rPr>
+          <w:rFonts w:ascii="Courier New" w:hAnsi="Courier New" w:cs="Courier New"/>
+          <w:sz w:val="20"/>
+          <w:szCs w:val="20"/>
+        </w:rPr>
+        <w:t xml:space="preserve"> в </w:t>
+      </w:r>
+      <w:r>
+        <w:rPr>
+          <w:rFonts w:ascii="Courier New" w:hAnsi="Courier New" w:cs="Courier New"/>
+          <w:sz w:val="20"/>
+          <w:szCs w:val="20"/>
+          <w:lang w:val="en-US"/>
+        </w:rPr>
+        <w:t>Stories</w:t>
+      </w:r>
+    </w:p>
+    <w:p>
+      <w:pPr>
+        <w:pBdr>
+          <w:top w:val="single" w:sz="4" w:space="1" w:color="auto"/>
+          <w:left w:val="single" w:sz="4" w:space="4" w:color="auto"/>
+          <w:bottom w:val="single" w:sz="4" w:space="1" w:color="auto"/>
+          <w:right w:val="single" w:sz="4" w:space="4" w:color="auto"/>
+        </w:pBdr>
+        <w:ind w:firstLine="0"/>
+        <w:rPr>
+          <w:rFonts w:ascii="Courier New" w:hAnsi="Courier New" w:cs="Courier New"/>
+          <w:sz w:val="20"/>
+          <w:szCs w:val="20"/>
+          <w:lang w:val="en-US"/>
+        </w:rPr>
+      </w:pPr>
+      <w:r>
+        <w:rPr>
+          <w:rFonts w:ascii="Courier New" w:hAnsi="Courier New" w:cs="Courier New"/>
+          <w:sz w:val="20"/>
+          <w:szCs w:val="20"/>
+          <w:lang w:val="en-US"/>
+        </w:rPr>
+        <w:t>ALTER TABLE Stories</w:t>
+      </w:r>
+    </w:p>
+    <w:p>
+      <w:pPr>
+        <w:pBdr>
+          <w:top w:val="single" w:sz="4" w:space="1" w:color="auto"/>
+          <w:left w:val="single" w:sz="4" w:space="4" w:color="auto"/>
+          <w:bottom w:val="single" w:sz="4" w:space="1" w:color="auto"/>
+          <w:right w:val="single" w:sz="4" w:space="4" w:color="auto"/>
+        </w:pBdr>
+        <w:ind w:firstLine="0"/>
+        <w:rPr>
+          <w:rFonts w:ascii="Courier New" w:hAnsi="Courier New" w:cs="Courier New"/>
+          <w:sz w:val="20"/>
+          <w:szCs w:val="20"/>
+          <w:lang w:val="en-US"/>
+        </w:rPr>
+      </w:pPr>
+      <w:r>
+        <w:rPr>
+          <w:rFonts w:ascii="Courier New" w:hAnsi="Courier New" w:cs="Courier New"/>
+          <w:sz w:val="20"/>
+          <w:szCs w:val="20"/>
+          <w:lang w:val="en-US"/>
+        </w:rPr>
+        <w:t>ADD StartChapterId INT NULL</w:t>
+      </w:r>
+    </w:p>
+    <w:p>
+      <w:pPr>
+        <w:pBdr>
+          <w:top w:val="single" w:sz="4" w:space="1" w:color="auto"/>
+          <w:left w:val="single" w:sz="4" w:space="4" w:color="auto"/>
+          <w:bottom w:val="single" w:sz="4" w:space="1" w:color="auto"/>
+          <w:right w:val="single" w:sz="4" w:space="4" w:color="auto"/>
+        </w:pBdr>
+        <w:ind w:firstLine="0"/>
+        <w:rPr>
+          <w:rFonts w:ascii="Courier New" w:hAnsi="Courier New" w:cs="Courier New"/>
+          <w:sz w:val="20"/>
+          <w:szCs w:val="20"/>
+          <w:lang w:val="en-US"/>
+        </w:rPr>
+      </w:pPr>
+      <w:r>
+        <w:rPr>
+          <w:rFonts w:ascii="Courier New" w:hAnsi="Courier New" w:cs="Courier New"/>
+          <w:sz w:val="20"/>
+          <w:szCs w:val="20"/>
+          <w:lang w:val="en-US"/>
+        </w:rPr>
+        <w:t xml:space="preserve">    CONSTRAINT FK_Stories_StartChapter FOREIGN KEY (StartChapterId) </w:t>
+      </w:r>
+    </w:p>
+    <w:p>
+      <w:pPr>
+        <w:pBdr>
+          <w:top w:val="single" w:sz="4" w:space="1" w:color="auto"/>
+          <w:left w:val="single" w:sz="4" w:space="4" w:color="auto"/>
+          <w:bottom w:val="single" w:sz="4" w:space="1" w:color="auto"/>
+          <w:right w:val="single" w:sz="4" w:space="4" w:color="auto"/>
+        </w:pBdr>
+        <w:ind w:firstLine="0"/>
+        <w:rPr>
+          <w:rFonts w:ascii="Courier New" w:hAnsi="Courier New" w:cs="Courier New"/>
+          <w:sz w:val="20"/>
+          <w:szCs w:val="20"/>
+        </w:rPr>
+      </w:pPr>
+      <w:r>
+        <w:rPr>
+          <w:rFonts w:ascii="Courier New" w:hAnsi="Courier New" w:cs="Courier New"/>
+          <w:sz w:val="20"/>
+          <w:szCs w:val="20"/>
+          <w:lang w:val="en-US"/>
+        </w:rPr>
+        <w:t xml:space="preserve">    </w:t>
+      </w:r>
+      <w:r>
+        <w:rPr>
+          <w:rFonts w:ascii="Courier New" w:hAnsi="Courier New" w:cs="Courier New"/>
+          <w:sz w:val="20"/>
+          <w:szCs w:val="20"/>
+        </w:rPr>
+        <w:t>REFERENCES Chapters(Id);</w:t>
+      </w:r>
+    </w:p>
+    <w:p>
+      <w:pPr>
+        <w:pBdr>
+          <w:top w:val="single" w:sz="4" w:space="1" w:color="auto"/>
+          <w:left w:val="single" w:sz="4" w:space="4" w:color="auto"/>
+          <w:bottom w:val="single" w:sz="4" w:space="1" w:color="auto"/>
+          <w:right w:val="single" w:sz="4" w:space="4" w:color="auto"/>
+        </w:pBdr>
+        <w:ind w:firstLine="0"/>
+        <w:rPr>
+          <w:rFonts w:ascii="Courier New" w:hAnsi="Courier New" w:cs="Courier New"/>
+          <w:sz w:val="20"/>
+          <w:szCs w:val="20"/>
+        </w:rPr>
+      </w:pPr>
+    </w:p>
+    <w:p>
+      <w:pPr>
+        <w:pBdr>
+          <w:top w:val="single" w:sz="4" w:space="1" w:color="auto"/>
+          <w:left w:val="single" w:sz="4" w:space="4" w:color="auto"/>
+          <w:bottom w:val="single" w:sz="4" w:space="1" w:color="auto"/>
+          <w:right w:val="single" w:sz="4" w:space="4" w:color="auto"/>
+        </w:pBdr>
+        <w:ind w:firstLine="0"/>
+        <w:rPr>
+          <w:rFonts w:ascii="Courier New" w:hAnsi="Courier New" w:cs="Courier New"/>
+          <w:sz w:val="20"/>
+          <w:szCs w:val="20"/>
+        </w:rPr>
+      </w:pPr>
+      <w:r>
+        <w:rPr>
+          <w:rFonts w:ascii="Courier New" w:hAnsi="Courier New" w:cs="Courier New"/>
+          <w:sz w:val="20"/>
+          <w:szCs w:val="20"/>
+        </w:rPr>
+        <w:t>-- 6. Таблица вариантов выбора БЕЗ каскадного удаления</w:t>
+      </w:r>
+    </w:p>
+    <w:p>
+      <w:pPr>
+        <w:pBdr>
+          <w:top w:val="single" w:sz="4" w:space="1" w:color="auto"/>
+          <w:left w:val="single" w:sz="4" w:space="4" w:color="auto"/>
+          <w:bottom w:val="single" w:sz="4" w:space="1" w:color="auto"/>
+          <w:right w:val="single" w:sz="4" w:space="4" w:color="auto"/>
+        </w:pBdr>
+        <w:ind w:firstLine="0"/>
+        <w:rPr>
+          <w:rFonts w:ascii="Courier New" w:hAnsi="Courier New" w:cs="Courier New"/>
+          <w:sz w:val="20"/>
+          <w:szCs w:val="20"/>
+          <w:lang w:val="en-US"/>
+        </w:rPr>
+      </w:pPr>
+      <w:r>
+        <w:rPr>
+          <w:rFonts w:ascii="Courier New" w:hAnsi="Courier New" w:cs="Courier New"/>
+          <w:sz w:val="20"/>
+          <w:szCs w:val="20"/>
+          <w:lang w:val="en-US"/>
+        </w:rPr>
+        <w:t>CREATE TABLE Choices (</w:t>
+      </w:r>
+    </w:p>
+    <w:p>
+      <w:pPr>
+        <w:pBdr>
+          <w:top w:val="single" w:sz="4" w:space="1" w:color="auto"/>
+          <w:left w:val="single" w:sz="4" w:space="4" w:color="auto"/>
+          <w:bottom w:val="single" w:sz="4" w:space="1" w:color="auto"/>
+          <w:right w:val="single" w:sz="4" w:space="4" w:color="auto"/>
+        </w:pBdr>
+        <w:ind w:firstLine="0"/>
+        <w:rPr>
+          <w:rFonts w:ascii="Courier New" w:hAnsi="Courier New" w:cs="Courier New"/>
+          <w:sz w:val="20"/>
+          <w:szCs w:val="20"/>
+          <w:lang w:val="en-US"/>
+        </w:rPr>
+      </w:pPr>
+      <w:r>
+        <w:rPr>
+          <w:rFonts w:ascii="Courier New" w:hAnsi="Courier New" w:cs="Courier New"/>
+          <w:sz w:val="20"/>
+          <w:szCs w:val="20"/>
+          <w:lang w:val="en-US"/>
+        </w:rPr>
+        <w:t xml:space="preserve">    Id INT PRIMARY KEY IDENTITY(1,1),</w:t>
+      </w:r>
+    </w:p>
+    <w:p>
+      <w:pPr>
+        <w:pBdr>
+          <w:top w:val="single" w:sz="4" w:space="1" w:color="auto"/>
+          <w:left w:val="single" w:sz="4" w:space="4" w:color="auto"/>
+          <w:bottom w:val="single" w:sz="4" w:space="1" w:color="auto"/>
+          <w:right w:val="single" w:sz="4" w:space="4" w:color="auto"/>
+        </w:pBdr>
+        <w:ind w:firstLine="0"/>
+        <w:rPr>
+          <w:rFonts w:ascii="Courier New" w:hAnsi="Courier New" w:cs="Courier New"/>
+          <w:sz w:val="20"/>
+          <w:szCs w:val="20"/>
+          <w:lang w:val="en-US"/>
+        </w:rPr>
+      </w:pPr>
+      <w:r>
+        <w:rPr>
+          <w:rFonts w:ascii="Courier New" w:hAnsi="Courier New" w:cs="Courier New"/>
+          <w:sz w:val="20"/>
+          <w:szCs w:val="20"/>
+          <w:lang w:val="en-US"/>
+        </w:rPr>
+        <w:t xml:space="preserve">    FromChapterId INT NOT NULL,</w:t>
+      </w:r>
+    </w:p>
+    <w:p>
+      <w:pPr>
+        <w:pBdr>
+          <w:top w:val="single" w:sz="4" w:space="1" w:color="auto"/>
+          <w:left w:val="single" w:sz="4" w:space="4" w:color="auto"/>
+          <w:bottom w:val="single" w:sz="4" w:space="1" w:color="auto"/>
+          <w:right w:val="single" w:sz="4" w:space="4" w:color="auto"/>
+        </w:pBdr>
+        <w:ind w:firstLine="0"/>
+        <w:rPr>
+          <w:rFonts w:ascii="Courier New" w:hAnsi="Courier New" w:cs="Courier New"/>
+          <w:sz w:val="20"/>
+          <w:szCs w:val="20"/>
+          <w:lang w:val="en-US"/>
+        </w:rPr>
+      </w:pPr>
+      <w:r>
+        <w:rPr>
+          <w:rFonts w:ascii="Courier New" w:hAnsi="Courier New" w:cs="Courier New"/>
+          <w:sz w:val="20"/>
+          <w:szCs w:val="20"/>
+          <w:lang w:val="en-US"/>
+        </w:rPr>
+        <w:t xml:space="preserve">    ToChapterId INT NOT NULL,</w:t>
+      </w:r>
+    </w:p>
+    <w:p>
+      <w:pPr>
+        <w:pBdr>
+          <w:top w:val="single" w:sz="4" w:space="1" w:color="auto"/>
+          <w:left w:val="single" w:sz="4" w:space="4" w:color="auto"/>
+          <w:bottom w:val="single" w:sz="4" w:space="1" w:color="auto"/>
+          <w:right w:val="single" w:sz="4" w:space="4" w:color="auto"/>
+        </w:pBdr>
+        <w:ind w:firstLine="0"/>
+        <w:rPr>
+          <w:rFonts w:ascii="Courier New" w:hAnsi="Courier New" w:cs="Courier New"/>
+          <w:sz w:val="20"/>
+          <w:szCs w:val="20"/>
+          <w:lang w:val="en-US"/>
+        </w:rPr>
+      </w:pPr>
+      <w:r>
+        <w:rPr>
+          <w:rFonts w:ascii="Courier New" w:hAnsi="Courier New" w:cs="Courier New"/>
+          <w:sz w:val="20"/>
+          <w:szCs w:val="20"/>
+          <w:lang w:val="en-US"/>
+        </w:rPr>
+        <w:t xml:space="preserve">    ChoiceText NVARCHAR(500) NOT NULL,</w:t>
+      </w:r>
+    </w:p>
+    <w:p>
+      <w:pPr>
+        <w:pBdr>
+          <w:top w:val="single" w:sz="4" w:space="1" w:color="auto"/>
+          <w:left w:val="single" w:sz="4" w:space="4" w:color="auto"/>
+          <w:bottom w:val="single" w:sz="4" w:space="1" w:color="auto"/>
+          <w:right w:val="single" w:sz="4" w:space="4" w:color="auto"/>
+        </w:pBdr>
+        <w:ind w:firstLine="0"/>
+        <w:rPr>
+          <w:rFonts w:ascii="Courier New" w:hAnsi="Courier New" w:cs="Courier New"/>
+          <w:sz w:val="20"/>
+          <w:szCs w:val="20"/>
+          <w:lang w:val="en-US"/>
+        </w:rPr>
+      </w:pPr>
+      <w:r>
+        <w:rPr>
+          <w:rFonts w:ascii="Courier New" w:hAnsi="Courier New" w:cs="Courier New"/>
+          <w:sz w:val="20"/>
+          <w:szCs w:val="20"/>
+          <w:lang w:val="en-US"/>
+        </w:rPr>
+        <w:t xml:space="preserve">    DisplayOrder INT DEFAULT 0</w:t>
+      </w:r>
+    </w:p>
+    <w:p>
+      <w:pPr>
+        <w:pBdr>
+          <w:top w:val="single" w:sz="4" w:space="1" w:color="auto"/>
+          <w:left w:val="single" w:sz="4" w:space="4" w:color="auto"/>
+          <w:bottom w:val="single" w:sz="4" w:space="1" w:color="auto"/>
+          <w:right w:val="single" w:sz="4" w:space="4" w:color="auto"/>
+        </w:pBdr>
+        <w:ind w:firstLine="0"/>
+        <w:rPr>
+          <w:rFonts w:ascii="Courier New" w:hAnsi="Courier New" w:cs="Courier New"/>
+          <w:sz w:val="20"/>
+          <w:szCs w:val="20"/>
+        </w:rPr>
+      </w:pPr>
+      <w:r>
+        <w:rPr>
+          <w:rFonts w:ascii="Courier New" w:hAnsi="Courier New" w:cs="Courier New"/>
+          <w:sz w:val="20"/>
+          <w:szCs w:val="20"/>
+        </w:rPr>
+        <w:t>);</w:t>
+      </w:r>
+    </w:p>
+    <w:p>
+      <w:pPr>
+        <w:pStyle w:val="10"/>
+        <w:spacing w:line="540" w:lineRule="auto"/>
+        <w:rPr>
+          <w:rFonts w:cs="Times New Roman"/>
+          <w:szCs w:val="28"/>
+        </w:rPr>
+      </w:pPr>
+      <w:r>
+        <w:rPr>
+          <w:rFonts w:cs="Times New Roman"/>
+          <w:szCs w:val="28"/>
+        </w:rPr>
         <w:br w:type="page"/>
       </w:r>
     </w:p>
     <w:p>
       <w:pPr>
         <w:pStyle w:val="10"/>
-      </w:pPr>
-      <w:bookmarkStart w:id="14" w:name="_Toc215722120"/>
-      <w:bookmarkStart w:id="15" w:name="_Toc224266573"/>
+        <w:ind w:firstLine="709"/>
+        <w:rPr>
+          <w:rFonts w:cs="Times New Roman"/>
+          <w:szCs w:val="28"/>
+        </w:rPr>
+      </w:pPr>
+      <w:bookmarkStart w:id="21" w:name="_Toc215722118"/>
+      <w:bookmarkStart w:id="22" w:name="_Toc224674909"/>
+      <w:r>
+        <w:rPr>
+          <w:rFonts w:cs="Times New Roman"/>
+          <w:szCs w:val="28"/>
+        </w:rPr>
+        <w:lastRenderedPageBreak/>
+        <w:t>4</w:t>
+      </w:r>
+      <w:r>
+        <w:rPr>
+          <w:rFonts w:cs="Times New Roman"/>
+          <w:szCs w:val="28"/>
+        </w:rPr>
+        <w:t>.4 Разработка пользовательского интерфейса</w:t>
+      </w:r>
+      <w:bookmarkEnd w:id="21"/>
+      <w:bookmarkEnd w:id="22"/>
+    </w:p>
+    <w:p>
+      <w:pPr>
+        <w:ind w:firstLine="709"/>
+      </w:pPr>
+    </w:p>
+    <w:p>
+      <w:pPr>
+        <w:ind w:firstLine="709"/>
+      </w:pPr>
+      <w:r>
+        <w:t>Реализация пользовательского интерфейса представляет собой этап перехода от проектных решений к функционирующей системе, где визуальное представление и интерактивность становятся ключевыми факторами пользовательского опыта. Для платформы интерактивных историй интерфейс должен обеспечивать не только эстетическую привлекательность, но и функциональную эффективность работы со сложными нарративными структурами.</w:t>
+      </w:r>
+    </w:p>
+    <w:p>
+      <w:pPr>
+        <w:ind w:firstLine="709"/>
+      </w:pPr>
+    </w:p>
+    <w:p>
+      <w:pPr>
+        <w:ind w:firstLine="0"/>
+        <w:jc w:val="center"/>
+      </w:pPr>
+      <w:r>
+        <w:rPr>
+          <w:noProof/>
+          <w:lang w:eastAsia="ru-RU"/>
+        </w:rPr>
+        <w:drawing>
+          <wp:inline distT="0" distB="0" distL="0" distR="0" wp14:anchorId="4501F342" wp14:editId="76DE09C2">
+            <wp:extent cx="3145155" cy="4160520"/>
+            <wp:effectExtent l="0" t="0" r="0" b="0"/>
+            <wp:docPr id="16" name="Рисунок 16"/>
+            <wp:cNvGraphicFramePr>
+              <a:graphicFrameLocks xmlns:a="http://schemas.openxmlformats.org/drawingml/2006/main" noChangeAspect="1"/>
+            </wp:cNvGraphicFramePr>
+            <a:graphic xmlns:a="http://schemas.openxmlformats.org/drawingml/2006/main">
+              <a:graphicData uri="http://schemas.openxmlformats.org/drawingml/2006/picture">
+                <pic:pic xmlns:pic="http://schemas.openxmlformats.org/drawingml/2006/picture">
+                  <pic:nvPicPr>
+                    <pic:cNvPr id="1" name=""/>
+                    <pic:cNvPicPr/>
+                  </pic:nvPicPr>
+                  <pic:blipFill>
+                    <a:blip r:embed="rId22"/>
+                    <a:stretch>
+                      <a:fillRect/>
+                    </a:stretch>
+                  </pic:blipFill>
+                  <pic:spPr>
+                    <a:xfrm>
+                      <a:off x="0" y="0"/>
+                      <a:ext cx="3151326" cy="4168683"/>
+                    </a:xfrm>
+                    <a:prstGeom prst="rect">
+                      <a:avLst/>
+                    </a:prstGeom>
+                  </pic:spPr>
+                </pic:pic>
+              </a:graphicData>
+            </a:graphic>
+          </wp:inline>
+        </w:drawing>
+      </w:r>
+    </w:p>
+    <w:p>
+      <w:pPr>
+        <w:ind w:firstLine="0"/>
+        <w:jc w:val="center"/>
+      </w:pPr>
+      <w:r>
+        <w:t xml:space="preserve">Рисунок </w:t>
+      </w:r>
+      <w:r>
+        <w:t>4.4</w:t>
+      </w:r>
+      <w:r>
+        <w:t xml:space="preserve"> – Вход в систему</w:t>
+      </w:r>
+    </w:p>
+    <w:p>
+      <w:pPr>
+        <w:ind w:firstLine="0"/>
+        <w:jc w:val="center"/>
+      </w:pPr>
+    </w:p>
+    <w:p>
+      <w:pPr>
+        <w:ind w:firstLine="709"/>
+      </w:pPr>
+      <w:r>
+        <w:t xml:space="preserve">Основная страница платформы представлена на рисунке </w:t>
+      </w:r>
+      <w:r>
+        <w:t>4.5</w:t>
+      </w:r>
+      <w:r>
+        <w:t>. После входа в систему открывается возможность просмотра черновиков и создания новых работ. Вкладки «Каталог», «Авторы» и «О про</w:t>
+      </w:r>
+      <w:r>
+        <w:t>екте» доступны без авторизации.</w:t>
+      </w:r>
+    </w:p>
+    <w:p>
+      <w:pPr>
+        <w:ind w:firstLine="0"/>
+        <w:jc w:val="center"/>
+      </w:pPr>
+    </w:p>
+    <w:p>
+      <w:pPr>
+        <w:ind w:firstLine="0"/>
+        <w:jc w:val="center"/>
+      </w:pPr>
+      <w:r>
+        <w:rPr>
+          <w:noProof/>
+          <w:lang w:eastAsia="ru-RU"/>
+        </w:rPr>
+        <w:lastRenderedPageBreak/>
+        <w:drawing>
+          <wp:inline distT="0" distB="0" distL="0" distR="0" wp14:anchorId="3F294F10" wp14:editId="2ECAEEC2">
+            <wp:extent cx="6071235" cy="2883546"/>
+            <wp:effectExtent l="0" t="0" r="5715" b="0"/>
+            <wp:docPr id="24" name="Рисунок 24"/>
+            <wp:cNvGraphicFramePr>
+              <a:graphicFrameLocks xmlns:a="http://schemas.openxmlformats.org/drawingml/2006/main" noChangeAspect="1"/>
+            </wp:cNvGraphicFramePr>
+            <a:graphic xmlns:a="http://schemas.openxmlformats.org/drawingml/2006/main">
+              <a:graphicData uri="http://schemas.openxmlformats.org/drawingml/2006/picture">
+                <pic:pic xmlns:pic="http://schemas.openxmlformats.org/drawingml/2006/picture">
+                  <pic:nvPicPr>
+                    <pic:cNvPr id="1" name=""/>
+                    <pic:cNvPicPr/>
+                  </pic:nvPicPr>
+                  <pic:blipFill>
+                    <a:blip r:embed="rId23"/>
+                    <a:stretch>
+                      <a:fillRect/>
+                    </a:stretch>
+                  </pic:blipFill>
+                  <pic:spPr>
+                    <a:xfrm>
+                      <a:off x="0" y="0"/>
+                      <a:ext cx="6073762" cy="2884746"/>
+                    </a:xfrm>
+                    <a:prstGeom prst="rect">
+                      <a:avLst/>
+                    </a:prstGeom>
+                  </pic:spPr>
+                </pic:pic>
+              </a:graphicData>
+            </a:graphic>
+          </wp:inline>
+        </w:drawing>
+      </w:r>
+    </w:p>
+    <w:p>
+      <w:pPr>
+        <w:ind w:firstLine="0"/>
+        <w:jc w:val="center"/>
+      </w:pPr>
+      <w:r>
+        <w:t xml:space="preserve">Рисунок </w:t>
+      </w:r>
+      <w:r>
+        <w:t>4.5</w:t>
+      </w:r>
+      <w:r>
+        <w:t xml:space="preserve"> – Главное меню</w:t>
+      </w:r>
+    </w:p>
+    <w:p>
+      <w:pPr>
+        <w:ind w:firstLine="0"/>
+        <w:jc w:val="center"/>
+      </w:pPr>
+    </w:p>
+    <w:p>
+      <w:pPr>
+        <w:ind w:firstLine="709"/>
+      </w:pPr>
+      <w:r>
+        <w:t xml:space="preserve">Дальше разработаем панель-меню с основными вкладками веб-платформы. На рисунках </w:t>
+      </w:r>
+      <w:r>
+        <w:t>4.6</w:t>
+      </w:r>
+      <w:r>
+        <w:t xml:space="preserve">, </w:t>
+      </w:r>
+      <w:r>
+        <w:t>4.7</w:t>
+      </w:r>
+      <w:r>
+        <w:t xml:space="preserve">, </w:t>
+      </w:r>
+      <w:r>
+        <w:t>4.8</w:t>
+      </w:r>
+      <w:r>
+        <w:t xml:space="preserve"> показаны основные вкладки: «Каталог», «Авторы», «О проекте».</w:t>
+      </w:r>
+    </w:p>
+    <w:p>
+      <w:pPr>
+        <w:ind w:firstLine="0"/>
+      </w:pPr>
+    </w:p>
+    <w:p>
+      <w:pPr>
+        <w:ind w:firstLine="0"/>
+      </w:pPr>
+      <w:r>
+        <w:rPr>
+          <w:noProof/>
+          <w:lang w:eastAsia="ru-RU"/>
+        </w:rPr>
+        <w:drawing>
+          <wp:inline distT="0" distB="0" distL="0" distR="0" wp14:anchorId="3A364911" wp14:editId="4F9DDAAE">
+            <wp:extent cx="6299835" cy="2995930"/>
+            <wp:effectExtent l="0" t="0" r="5715" b="0"/>
+            <wp:docPr id="23" name="Рисунок 23"/>
+            <wp:cNvGraphicFramePr>
+              <a:graphicFrameLocks xmlns:a="http://schemas.openxmlformats.org/drawingml/2006/main" noChangeAspect="1"/>
+            </wp:cNvGraphicFramePr>
+            <a:graphic xmlns:a="http://schemas.openxmlformats.org/drawingml/2006/main">
+              <a:graphicData uri="http://schemas.openxmlformats.org/drawingml/2006/picture">
+                <pic:pic xmlns:pic="http://schemas.openxmlformats.org/drawingml/2006/picture">
+                  <pic:nvPicPr>
+                    <pic:cNvPr id="1" name=""/>
+                    <pic:cNvPicPr/>
+                  </pic:nvPicPr>
+                  <pic:blipFill>
+                    <a:blip r:embed="rId24"/>
+                    <a:stretch>
+                      <a:fillRect/>
+                    </a:stretch>
+                  </pic:blipFill>
+                  <pic:spPr>
+                    <a:xfrm>
+                      <a:off x="0" y="0"/>
+                      <a:ext cx="6299835" cy="2995930"/>
+                    </a:xfrm>
+                    <a:prstGeom prst="rect">
+                      <a:avLst/>
+                    </a:prstGeom>
+                  </pic:spPr>
+                </pic:pic>
+              </a:graphicData>
+            </a:graphic>
+          </wp:inline>
+        </w:drawing>
+      </w:r>
+    </w:p>
+    <w:p>
+      <w:pPr>
+        <w:ind w:firstLine="0"/>
+        <w:jc w:val="center"/>
+      </w:pPr>
+      <w:r>
+        <w:t xml:space="preserve">Рисунок </w:t>
+      </w:r>
+      <w:r>
+        <w:t>4.6</w:t>
+      </w:r>
+      <w:r>
+        <w:t xml:space="preserve"> – Каталог историй</w:t>
+      </w:r>
+    </w:p>
+    <w:p>
+      <w:pPr>
+        <w:ind w:firstLine="0"/>
+      </w:pPr>
+    </w:p>
+    <w:p>
+      <w:pPr>
+        <w:ind w:firstLine="0"/>
+        <w:jc w:val="center"/>
+      </w:pPr>
+    </w:p>
+    <w:p>
+      <w:pPr>
+        <w:ind w:firstLine="0"/>
+        <w:jc w:val="center"/>
+      </w:pPr>
+      <w:r>
+        <w:rPr>
+          <w:noProof/>
+          <w:lang w:eastAsia="ru-RU"/>
+        </w:rPr>
+        <w:lastRenderedPageBreak/>
+        <w:drawing>
+          <wp:inline distT="0" distB="0" distL="0" distR="0" wp14:anchorId="75DB2651" wp14:editId="7359DAD9">
+            <wp:extent cx="6299835" cy="2992120"/>
+            <wp:effectExtent l="0" t="0" r="5715" b="0"/>
+            <wp:docPr id="18" name="Рисунок 18"/>
+            <wp:cNvGraphicFramePr>
+              <a:graphicFrameLocks xmlns:a="http://schemas.openxmlformats.org/drawingml/2006/main" noChangeAspect="1"/>
+            </wp:cNvGraphicFramePr>
+            <a:graphic xmlns:a="http://schemas.openxmlformats.org/drawingml/2006/main">
+              <a:graphicData uri="http://schemas.openxmlformats.org/drawingml/2006/picture">
+                <pic:pic xmlns:pic="http://schemas.openxmlformats.org/drawingml/2006/picture">
+                  <pic:nvPicPr>
+                    <pic:cNvPr id="1" name=""/>
+                    <pic:cNvPicPr/>
+                  </pic:nvPicPr>
+                  <pic:blipFill>
+                    <a:blip r:embed="rId25"/>
+                    <a:stretch>
+                      <a:fillRect/>
+                    </a:stretch>
+                  </pic:blipFill>
+                  <pic:spPr>
+                    <a:xfrm>
+                      <a:off x="0" y="0"/>
+                      <a:ext cx="6299835" cy="2992120"/>
+                    </a:xfrm>
+                    <a:prstGeom prst="rect">
+                      <a:avLst/>
+                    </a:prstGeom>
+                  </pic:spPr>
+                </pic:pic>
+              </a:graphicData>
+            </a:graphic>
+          </wp:inline>
+        </w:drawing>
+      </w:r>
+    </w:p>
+    <w:p>
+      <w:pPr>
+        <w:ind w:firstLine="0"/>
+        <w:jc w:val="center"/>
+      </w:pPr>
+      <w:r>
+        <w:t xml:space="preserve">Рисунок </w:t>
+      </w:r>
+      <w:r>
+        <w:t>4.7</w:t>
+      </w:r>
+      <w:r>
+        <w:t xml:space="preserve"> – Список зарегистрированных пользователей</w:t>
+      </w:r>
+    </w:p>
+    <w:p>
+      <w:pPr>
+        <w:ind w:firstLine="0"/>
+        <w:jc w:val="center"/>
+      </w:pPr>
+    </w:p>
+    <w:p>
+      <w:pPr>
+        <w:ind w:firstLine="0"/>
+        <w:jc w:val="center"/>
+      </w:pPr>
+      <w:r>
+        <w:rPr>
+          <w:noProof/>
+          <w:lang w:eastAsia="ru-RU"/>
+        </w:rPr>
+        <w:drawing>
+          <wp:inline distT="0" distB="0" distL="0" distR="0" wp14:anchorId="592DA68D" wp14:editId="475B4278">
+            <wp:extent cx="6299835" cy="3008630"/>
+            <wp:effectExtent l="0" t="0" r="5715" b="1270"/>
+            <wp:docPr id="19" name="Рисунок 19"/>
+            <wp:cNvGraphicFramePr>
+              <a:graphicFrameLocks xmlns:a="http://schemas.openxmlformats.org/drawingml/2006/main" noChangeAspect="1"/>
+            </wp:cNvGraphicFramePr>
+            <a:graphic xmlns:a="http://schemas.openxmlformats.org/drawingml/2006/main">
+              <a:graphicData uri="http://schemas.openxmlformats.org/drawingml/2006/picture">
+                <pic:pic xmlns:pic="http://schemas.openxmlformats.org/drawingml/2006/picture">
+                  <pic:nvPicPr>
+                    <pic:cNvPr id="1" name=""/>
+                    <pic:cNvPicPr/>
+                  </pic:nvPicPr>
+                  <pic:blipFill>
+                    <a:blip r:embed="rId26"/>
+                    <a:stretch>
+                      <a:fillRect/>
+                    </a:stretch>
+                  </pic:blipFill>
+                  <pic:spPr>
+                    <a:xfrm>
+                      <a:off x="0" y="0"/>
+                      <a:ext cx="6299835" cy="3008630"/>
+                    </a:xfrm>
+                    <a:prstGeom prst="rect">
+                      <a:avLst/>
+                    </a:prstGeom>
+                  </pic:spPr>
+                </pic:pic>
+              </a:graphicData>
+            </a:graphic>
+          </wp:inline>
+        </w:drawing>
+      </w:r>
+    </w:p>
+    <w:p>
+      <w:pPr>
+        <w:ind w:firstLine="0"/>
+        <w:jc w:val="center"/>
+      </w:pPr>
+      <w:r>
+        <w:t xml:space="preserve">Рисунок </w:t>
+      </w:r>
+      <w:r>
+        <w:t>4.8</w:t>
+      </w:r>
+      <w:r>
+        <w:t xml:space="preserve"> – Информация о проекте</w:t>
+      </w:r>
+    </w:p>
+    <w:p>
+      <w:pPr>
+        <w:ind w:firstLine="709"/>
+      </w:pPr>
+    </w:p>
+    <w:p>
+      <w:pPr>
+        <w:ind w:firstLine="709"/>
+      </w:pPr>
+      <w:r>
+        <w:t xml:space="preserve">Одним из важных функционалов является просмотр неопубликованных работ и возможность их редактирования. На рисунке </w:t>
+      </w:r>
+      <w:r>
+        <w:t>4.9</w:t>
+      </w:r>
+      <w:r>
+        <w:t xml:space="preserve"> показан</w:t>
+      </w:r>
+      <w:r>
+        <w:t>а реализация списка черновиков.</w:t>
+      </w:r>
+    </w:p>
+    <w:p>
+      <w:pPr>
+        <w:ind w:firstLine="709"/>
+      </w:pPr>
+    </w:p>
+    <w:p>
+      <w:pPr>
+        <w:ind w:firstLine="0"/>
+        <w:jc w:val="center"/>
+      </w:pPr>
+    </w:p>
+    <w:p>
+      <w:pPr>
+        <w:ind w:firstLine="0"/>
+        <w:jc w:val="center"/>
+      </w:pPr>
+      <w:r>
+        <w:rPr>
+          <w:noProof/>
+          <w:lang w:eastAsia="ru-RU"/>
+        </w:rPr>
+        <w:lastRenderedPageBreak/>
+        <w:drawing>
+          <wp:inline distT="0" distB="0" distL="0" distR="0" wp14:anchorId="1311C7DE" wp14:editId="2C2D540F">
+            <wp:extent cx="6299835" cy="2995930"/>
+            <wp:effectExtent l="0" t="0" r="5715" b="0"/>
+            <wp:docPr id="21" name="Рисунок 21"/>
+            <wp:cNvGraphicFramePr>
+              <a:graphicFrameLocks xmlns:a="http://schemas.openxmlformats.org/drawingml/2006/main" noChangeAspect="1"/>
+            </wp:cNvGraphicFramePr>
+            <a:graphic xmlns:a="http://schemas.openxmlformats.org/drawingml/2006/main">
+              <a:graphicData uri="http://schemas.openxmlformats.org/drawingml/2006/picture">
+                <pic:pic xmlns:pic="http://schemas.openxmlformats.org/drawingml/2006/picture">
+                  <pic:nvPicPr>
+                    <pic:cNvPr id="1" name=""/>
+                    <pic:cNvPicPr/>
+                  </pic:nvPicPr>
+                  <pic:blipFill>
+                    <a:blip r:embed="rId27"/>
+                    <a:stretch>
+                      <a:fillRect/>
+                    </a:stretch>
+                  </pic:blipFill>
+                  <pic:spPr>
+                    <a:xfrm>
+                      <a:off x="0" y="0"/>
+                      <a:ext cx="6299835" cy="2995930"/>
+                    </a:xfrm>
+                    <a:prstGeom prst="rect">
+                      <a:avLst/>
+                    </a:prstGeom>
+                  </pic:spPr>
+                </pic:pic>
+              </a:graphicData>
+            </a:graphic>
+          </wp:inline>
+        </w:drawing>
+      </w:r>
+    </w:p>
+    <w:p>
+      <w:pPr>
+        <w:ind w:firstLine="0"/>
+        <w:jc w:val="center"/>
+      </w:pPr>
+      <w:r>
+        <w:t xml:space="preserve">Рисунок </w:t>
+      </w:r>
+      <w:r>
+        <w:t>4.9</w:t>
+      </w:r>
+      <w:r>
+        <w:t xml:space="preserve"> – Доступные черновики</w:t>
+      </w:r>
+    </w:p>
+    <w:p>
+      <w:pPr>
+        <w:ind w:firstLine="709"/>
+      </w:pPr>
+    </w:p>
+    <w:p>
+      <w:pPr>
+        <w:ind w:firstLine="709"/>
+      </w:pPr>
+      <w:r>
+        <w:t>После создания основ</w:t>
+      </w:r>
+      <w:r>
+        <w:t>ного шаблона платформы, был реализован</w:t>
+      </w:r>
+      <w:r>
+        <w:t xml:space="preserve"> текстовый редактор, для публикации новых историй. На рисунке </w:t>
+      </w:r>
+      <w:r>
+        <w:t>4.10</w:t>
+      </w:r>
+      <w:r>
+        <w:t xml:space="preserve"> показан шаблон для создания «шапки» истории, что включает в себя название, жанр и краткое описание. Публикация новых глав осуществляется в редакторе глав, что открывается автоматически после создания новой истории (Рисунок </w:t>
+      </w:r>
+      <w:r>
+        <w:t>4.11</w:t>
+      </w:r>
+      <w:r>
+        <w:t xml:space="preserve">). </w:t>
+      </w:r>
+    </w:p>
+    <w:p>
+      <w:pPr>
+        <w:ind w:firstLine="0"/>
+        <w:jc w:val="center"/>
+      </w:pPr>
+    </w:p>
+    <w:p>
+      <w:pPr>
+        <w:ind w:firstLine="0"/>
+        <w:jc w:val="center"/>
+      </w:pPr>
+      <w:r>
+        <w:rPr>
+          <w:noProof/>
+          <w:lang w:eastAsia="ru-RU"/>
+        </w:rPr>
+        <w:drawing>
+          <wp:inline distT="0" distB="0" distL="0" distR="0" wp14:anchorId="61FE9711" wp14:editId="7EF65C49">
+            <wp:extent cx="6299835" cy="3005455"/>
+            <wp:effectExtent l="0" t="0" r="5715" b="4445"/>
+            <wp:docPr id="20" name="Рисунок 20"/>
+            <wp:cNvGraphicFramePr>
+              <a:graphicFrameLocks xmlns:a="http://schemas.openxmlformats.org/drawingml/2006/main" noChangeAspect="1"/>
+            </wp:cNvGraphicFramePr>
+            <a:graphic xmlns:a="http://schemas.openxmlformats.org/drawingml/2006/main">
+              <a:graphicData uri="http://schemas.openxmlformats.org/drawingml/2006/picture">
+                <pic:pic xmlns:pic="http://schemas.openxmlformats.org/drawingml/2006/picture">
+                  <pic:nvPicPr>
+                    <pic:cNvPr id="1" name=""/>
+                    <pic:cNvPicPr/>
+                  </pic:nvPicPr>
+                  <pic:blipFill>
+                    <a:blip r:embed="rId28"/>
+                    <a:stretch>
+                      <a:fillRect/>
+                    </a:stretch>
+                  </pic:blipFill>
+                  <pic:spPr>
+                    <a:xfrm>
+                      <a:off x="0" y="0"/>
+                      <a:ext cx="6299835" cy="3005455"/>
+                    </a:xfrm>
+                    <a:prstGeom prst="rect">
+                      <a:avLst/>
+                    </a:prstGeom>
+                  </pic:spPr>
+                </pic:pic>
+              </a:graphicData>
+            </a:graphic>
+          </wp:inline>
+        </w:drawing>
+      </w:r>
+    </w:p>
+    <w:p>
+      <w:pPr>
+        <w:ind w:firstLine="0"/>
+        <w:jc w:val="center"/>
+      </w:pPr>
+      <w:r>
+        <w:t xml:space="preserve">Рисунок </w:t>
+      </w:r>
+      <w:r>
+        <w:t>4.10</w:t>
+      </w:r>
+      <w:r>
+        <w:t xml:space="preserve"> – Создание новой истории</w:t>
+      </w:r>
+    </w:p>
+    <w:p>
+      <w:pPr>
+        <w:ind w:firstLine="0"/>
+        <w:jc w:val="center"/>
+      </w:pPr>
+    </w:p>
+    <w:p>
+      <w:pPr>
+        <w:ind w:firstLine="0"/>
+        <w:jc w:val="center"/>
+      </w:pPr>
+    </w:p>
+    <w:p>
+      <w:pPr>
+        <w:ind w:firstLine="0"/>
+        <w:jc w:val="center"/>
+      </w:pPr>
+      <w:r>
+        <w:rPr>
+          <w:noProof/>
+          <w:lang w:eastAsia="ru-RU"/>
+        </w:rPr>
+        <w:lastRenderedPageBreak/>
+        <w:drawing>
+          <wp:inline distT="0" distB="0" distL="0" distR="0" wp14:anchorId="4C3F590D" wp14:editId="35481D5E">
+            <wp:extent cx="6299835" cy="3005455"/>
+            <wp:effectExtent l="0" t="0" r="5715" b="4445"/>
+            <wp:docPr id="22" name="Рисунок 22"/>
+            <wp:cNvGraphicFramePr>
+              <a:graphicFrameLocks xmlns:a="http://schemas.openxmlformats.org/drawingml/2006/main" noChangeAspect="1"/>
+            </wp:cNvGraphicFramePr>
+            <a:graphic xmlns:a="http://schemas.openxmlformats.org/drawingml/2006/main">
+              <a:graphicData uri="http://schemas.openxmlformats.org/drawingml/2006/picture">
+                <pic:pic xmlns:pic="http://schemas.openxmlformats.org/drawingml/2006/picture">
+                  <pic:nvPicPr>
+                    <pic:cNvPr id="1" name=""/>
+                    <pic:cNvPicPr/>
+                  </pic:nvPicPr>
+                  <pic:blipFill>
+                    <a:blip r:embed="rId29"/>
+                    <a:stretch>
+                      <a:fillRect/>
+                    </a:stretch>
+                  </pic:blipFill>
+                  <pic:spPr>
+                    <a:xfrm>
+                      <a:off x="0" y="0"/>
+                      <a:ext cx="6299835" cy="3005455"/>
+                    </a:xfrm>
+                    <a:prstGeom prst="rect">
+                      <a:avLst/>
+                    </a:prstGeom>
+                  </pic:spPr>
+                </pic:pic>
+              </a:graphicData>
+            </a:graphic>
+          </wp:inline>
+        </w:drawing>
+      </w:r>
+    </w:p>
+    <w:p>
+      <w:pPr>
+        <w:ind w:firstLine="0"/>
+        <w:jc w:val="center"/>
+      </w:pPr>
+      <w:r>
+        <w:t xml:space="preserve">Рисунок </w:t>
+      </w:r>
+      <w:r>
+        <w:t>4.11</w:t>
+      </w:r>
+      <w:r>
+        <w:t xml:space="preserve"> – Редактор глав</w:t>
+      </w:r>
+    </w:p>
+    <w:p/>
+    <w:p>
+      <w:pPr>
+        <w:pStyle w:val="10"/>
+        <w:spacing w:line="540" w:lineRule="auto"/>
+        <w:rPr>
+          <w:rFonts w:cs="Times New Roman"/>
+          <w:szCs w:val="28"/>
+        </w:rPr>
+      </w:pPr>
+      <w:bookmarkStart w:id="23" w:name="_Toc216959497"/>
+      <w:bookmarkStart w:id="24" w:name="_Toc224674910"/>
+      <w:r>
+        <w:rPr>
+          <w:rFonts w:cs="Times New Roman"/>
+          <w:szCs w:val="28"/>
+        </w:rPr>
+        <w:t>4.5</w:t>
+      </w:r>
+      <w:r>
+        <w:rPr>
+          <w:rFonts w:cs="Times New Roman"/>
+          <w:szCs w:val="28"/>
+        </w:rPr>
+        <w:t xml:space="preserve"> Разработка редактора нелинейных глав</w:t>
+      </w:r>
+      <w:bookmarkEnd w:id="23"/>
+      <w:bookmarkEnd w:id="24"/>
+    </w:p>
+    <w:p>
+      <w:pPr>
+        <w:pStyle w:val="ds-markdown-paragraph"/>
+        <w:spacing w:before="0" w:beforeAutospacing="0" w:after="0" w:afterAutospacing="0"/>
+        <w:ind w:firstLine="709"/>
+        <w:jc w:val="both"/>
+        <w:rPr>
+          <w:sz w:val="28"/>
+          <w:szCs w:val="28"/>
+        </w:rPr>
+      </w:pPr>
+      <w:r>
+        <w:rPr>
+          <w:sz w:val="28"/>
+          <w:szCs w:val="28"/>
+        </w:rPr>
+        <w:t>Для предоставления авторам инструмента создания ветвящихся сюжетов был спроектирован и реализован специализированный редактор. Его архитектура вдохновлена принципами популярного инструмента Twine.</w:t>
+      </w:r>
+    </w:p>
+    <w:p>
+      <w:pPr>
+        <w:pStyle w:val="ds-markdown-paragraph"/>
+        <w:spacing w:before="0" w:beforeAutospacing="0" w:after="0" w:afterAutospacing="0"/>
+        <w:ind w:firstLine="709"/>
+        <w:jc w:val="both"/>
+        <w:rPr>
+          <w:sz w:val="28"/>
+          <w:szCs w:val="28"/>
+        </w:rPr>
+      </w:pPr>
+      <w:r>
+        <w:rPr>
+          <w:sz w:val="28"/>
+          <w:szCs w:val="28"/>
+        </w:rPr>
+        <w:t>Концепция реализации:</w:t>
+      </w:r>
+    </w:p>
+    <w:p>
+      <w:pPr>
+        <w:pStyle w:val="ds-markdown-paragraph"/>
+        <w:numPr>
+          <w:ilvl w:val="0"/>
+          <w:numId w:val="18"/>
+        </w:numPr>
+        <w:spacing w:before="0" w:beforeAutospacing="0" w:after="0" w:afterAutospacing="0"/>
+        <w:ind w:left="0" w:firstLine="709"/>
+        <w:jc w:val="both"/>
+        <w:rPr>
+          <w:sz w:val="28"/>
+          <w:szCs w:val="28"/>
+        </w:rPr>
+      </w:pPr>
+      <w:r>
+        <w:rPr>
+          <w:rStyle w:val="ad"/>
+          <w:b w:val="0"/>
+          <w:sz w:val="28"/>
+          <w:szCs w:val="28"/>
+        </w:rPr>
+        <w:t xml:space="preserve"> М</w:t>
+      </w:r>
+      <w:r>
+        <w:rPr>
+          <w:rStyle w:val="ad"/>
+          <w:b w:val="0"/>
+          <w:sz w:val="28"/>
+          <w:szCs w:val="28"/>
+        </w:rPr>
+        <w:t>одель данных</w:t>
+      </w:r>
+      <w:r>
+        <w:rPr>
+          <w:sz w:val="28"/>
+          <w:szCs w:val="28"/>
+        </w:rPr>
+        <w:t xml:space="preserve">. В базе данных была расширена схема: сущность </w:t>
+      </w:r>
+      <w:r>
+        <w:rPr>
+          <w:rStyle w:val="HTML"/>
+          <w:rFonts w:ascii="Times New Roman" w:hAnsi="Times New Roman" w:cs="Times New Roman"/>
+          <w:sz w:val="28"/>
+          <w:szCs w:val="28"/>
+        </w:rPr>
+        <w:t>Chapter</w:t>
+      </w:r>
+      <w:r>
+        <w:rPr>
+          <w:sz w:val="28"/>
+          <w:szCs w:val="28"/>
+        </w:rPr>
+        <w:t xml:space="preserve"> (Глава) была связана с новой сущностью </w:t>
+      </w:r>
+      <w:r>
+        <w:rPr>
+          <w:rStyle w:val="HTML"/>
+          <w:rFonts w:ascii="Times New Roman" w:hAnsi="Times New Roman" w:cs="Times New Roman"/>
+          <w:sz w:val="28"/>
+          <w:szCs w:val="28"/>
+        </w:rPr>
+        <w:t>Choice</w:t>
+      </w:r>
+      <w:r>
+        <w:rPr>
+          <w:sz w:val="28"/>
+          <w:szCs w:val="28"/>
+        </w:rPr>
+        <w:t xml:space="preserve"> (Выбор) отношением «один ко многим». Это позволяет одной главе содержать несколько вариантов продолжения, каждый из которых ведёт к новой целевой главе;</w:t>
+      </w:r>
+    </w:p>
+    <w:p>
+      <w:pPr>
+        <w:pStyle w:val="ds-markdown-paragraph"/>
+        <w:numPr>
+          <w:ilvl w:val="0"/>
+          <w:numId w:val="18"/>
+        </w:numPr>
+        <w:spacing w:before="0" w:beforeAutospacing="0" w:after="0" w:afterAutospacing="0"/>
+        <w:ind w:left="0" w:firstLine="709"/>
+        <w:jc w:val="both"/>
+        <w:rPr>
+          <w:sz w:val="28"/>
+          <w:szCs w:val="28"/>
+        </w:rPr>
+      </w:pPr>
+      <w:r>
+        <w:rPr>
+          <w:rStyle w:val="ad"/>
+          <w:b w:val="0"/>
+          <w:sz w:val="28"/>
+          <w:szCs w:val="28"/>
+        </w:rPr>
+        <w:t xml:space="preserve"> П</w:t>
+      </w:r>
+      <w:r>
+        <w:rPr>
+          <w:rStyle w:val="ad"/>
+          <w:b w:val="0"/>
+          <w:sz w:val="28"/>
+          <w:szCs w:val="28"/>
+        </w:rPr>
+        <w:t>ользовательский интерфейс</w:t>
+      </w:r>
+      <w:r>
+        <w:rPr>
+          <w:sz w:val="28"/>
+          <w:szCs w:val="28"/>
+        </w:rPr>
+        <w:t>. Реализован интерфейс</w:t>
+      </w:r>
+      <w:r>
+        <w:rPr>
+          <w:sz w:val="28"/>
+          <w:szCs w:val="28"/>
+        </w:rPr>
+        <w:t xml:space="preserve">, состоящий из двух панелей. Левая панель отображает список всех глав истории в виде наглядных карточек (Рисунок </w:t>
+      </w:r>
+      <w:r>
+        <w:rPr>
+          <w:sz w:val="28"/>
+          <w:szCs w:val="28"/>
+        </w:rPr>
+        <w:t>4</w:t>
+      </w:r>
+      <w:r>
+        <w:rPr>
+          <w:sz w:val="28"/>
+          <w:szCs w:val="28"/>
+        </w:rPr>
+        <w:t>.1</w:t>
+      </w:r>
+      <w:r>
+        <w:rPr>
+          <w:sz w:val="28"/>
+          <w:szCs w:val="28"/>
+        </w:rPr>
+        <w:t>2</w:t>
+      </w:r>
+      <w:r>
+        <w:rPr>
+          <w:sz w:val="28"/>
+          <w:szCs w:val="28"/>
+        </w:rPr>
+        <w:t xml:space="preserve">). </w:t>
+      </w:r>
+    </w:p>
+    <w:p>
+      <w:pPr>
+        <w:ind w:firstLine="0"/>
+        <w:jc w:val="center"/>
+      </w:pPr>
+    </w:p>
+    <w:p>
+      <w:pPr>
+        <w:ind w:firstLine="0"/>
+        <w:jc w:val="center"/>
+      </w:pPr>
+      <w:r>
+        <w:rPr>
+          <w:noProof/>
+          <w:lang w:eastAsia="ru-RU"/>
+        </w:rPr>
+        <w:drawing>
+          <wp:inline distT="0" distB="0" distL="0" distR="0" wp14:anchorId="2A9B6A3A" wp14:editId="27470D10">
+            <wp:extent cx="5555178" cy="2629138"/>
+            <wp:effectExtent l="19050" t="19050" r="26670" b="19050"/>
+            <wp:docPr id="31" name="Рисунок 31"/>
+            <wp:cNvGraphicFramePr>
+              <a:graphicFrameLocks xmlns:a="http://schemas.openxmlformats.org/drawingml/2006/main" noChangeAspect="1"/>
+            </wp:cNvGraphicFramePr>
+            <a:graphic xmlns:a="http://schemas.openxmlformats.org/drawingml/2006/main">
+              <a:graphicData uri="http://schemas.openxmlformats.org/drawingml/2006/picture">
+                <pic:pic xmlns:pic="http://schemas.openxmlformats.org/drawingml/2006/picture">
+                  <pic:nvPicPr>
+                    <pic:cNvPr id="1" name=""/>
+                    <pic:cNvPicPr/>
+                  </pic:nvPicPr>
+                  <pic:blipFill rotWithShape="1">
+                    <a:blip r:embed="rId30"/>
+                    <a:srcRect t="10921"/>
+                    <a:stretch/>
+                  </pic:blipFill>
+                  <pic:spPr bwMode="auto">
+                    <a:xfrm>
+                      <a:off x="0" y="0"/>
+                      <a:ext cx="5564742" cy="2633664"/>
+                    </a:xfrm>
+                    <a:prstGeom prst="rect">
+                      <a:avLst/>
+                    </a:prstGeom>
+                    <a:ln>
+                      <a:solidFill>
+                        <a:schemeClr val="tx1"/>
+                      </a:solidFill>
+                    </a:ln>
+                    <a:extLst>
+                      <a:ext uri="{53640926-AAD7-44D8-BBD7-CCE9431645EC}">
+                        <a14:shadowObscured xmlns:a14="http://schemas.microsoft.com/office/drawing/2010/main"/>
+                      </a:ext>
+                    </a:extLst>
+                  </pic:spPr>
+                </pic:pic>
+              </a:graphicData>
+            </a:graphic>
+          </wp:inline>
+        </w:drawing>
+      </w:r>
+    </w:p>
+    <w:p>
+      <w:pPr>
+        <w:ind w:firstLine="0"/>
+        <w:jc w:val="center"/>
+      </w:pPr>
+      <w:r>
+        <w:t xml:space="preserve">Рисунок </w:t>
+      </w:r>
+      <w:r>
+        <w:t>4.12</w:t>
+      </w:r>
+      <w:r>
+        <w:t xml:space="preserve"> – Редактор для нелинейных историй</w:t>
+      </w:r>
+    </w:p>
+    <w:p>
+      <w:pPr>
+        <w:pStyle w:val="ds-markdown-paragraph"/>
+        <w:spacing w:before="0" w:beforeAutospacing="0" w:after="0" w:afterAutospacing="0"/>
+        <w:ind w:firstLine="709"/>
+        <w:jc w:val="both"/>
+        <w:rPr>
+          <w:sz w:val="28"/>
+          <w:szCs w:val="28"/>
+        </w:rPr>
+      </w:pPr>
+    </w:p>
+    <w:p>
+      <w:pPr>
+        <w:pStyle w:val="ds-markdown-paragraph"/>
+        <w:spacing w:before="0" w:beforeAutospacing="0" w:after="0" w:afterAutospacing="0"/>
+        <w:ind w:firstLine="709"/>
+        <w:jc w:val="both"/>
+        <w:rPr>
+          <w:sz w:val="28"/>
+          <w:szCs w:val="28"/>
+        </w:rPr>
+      </w:pPr>
+      <w:r>
+        <w:rPr>
+          <w:sz w:val="28"/>
+          <w:szCs w:val="28"/>
+        </w:rPr>
+        <w:t xml:space="preserve">Правая является динамической рабочей областью для редактирования содержимого выбранной главы и управления её вариантами выбора, которые отображаются в виде интерактивного списка (Рисунок </w:t>
+      </w:r>
+      <w:r>
+        <w:rPr>
+          <w:sz w:val="28"/>
+          <w:szCs w:val="28"/>
+        </w:rPr>
+        <w:t>4.13</w:t>
+      </w:r>
+      <w:r>
+        <w:rPr>
+          <w:sz w:val="28"/>
+          <w:szCs w:val="28"/>
+        </w:rPr>
+        <w:t>).</w:t>
+      </w:r>
+    </w:p>
+    <w:p>
+      <w:pPr>
+        <w:pStyle w:val="ds-markdown-paragraph"/>
+        <w:spacing w:before="0" w:beforeAutospacing="0" w:after="0" w:afterAutospacing="0"/>
+        <w:ind w:firstLine="709"/>
+        <w:jc w:val="both"/>
+      </w:pPr>
+      <w:r>
+        <w:rPr>
+          <w:sz w:val="28"/>
+          <w:szCs w:val="28"/>
+        </w:rPr>
+        <w:t xml:space="preserve">Данный редактор позволяет авторам визуально конструировать сложные сюжетные деревья, связывая главы в произвольном порядке, что является основой для создания по-настоящему интерактивных произведений. </w:t>
+      </w:r>
+    </w:p>
+    <w:p>
+      <w:pPr>
+        <w:pStyle w:val="ds-markdown-paragraph"/>
+        <w:spacing w:before="0" w:beforeAutospacing="0" w:after="0" w:afterAutospacing="0"/>
+        <w:ind w:firstLine="709"/>
+        <w:jc w:val="both"/>
+        <w:rPr>
+          <w:sz w:val="28"/>
+          <w:szCs w:val="28"/>
+        </w:rPr>
+      </w:pPr>
+    </w:p>
+    <w:p>
+      <w:pPr>
+        <w:ind w:firstLine="0"/>
+        <w:jc w:val="center"/>
+      </w:pPr>
+      <w:r>
+        <w:rPr>
+          <w:noProof/>
+          <w:lang w:eastAsia="ru-RU"/>
+        </w:rPr>
+        <w:drawing>
+          <wp:inline distT="0" distB="0" distL="0" distR="0" wp14:anchorId="6BCCD80E" wp14:editId="2C898899">
+            <wp:extent cx="4689078" cy="3317472"/>
+            <wp:effectExtent l="19050" t="19050" r="16510" b="16510"/>
+            <wp:docPr id="30" name="Рисунок 30"/>
+            <wp:cNvGraphicFramePr>
+              <a:graphicFrameLocks xmlns:a="http://schemas.openxmlformats.org/drawingml/2006/main" noChangeAspect="1"/>
+            </wp:cNvGraphicFramePr>
+            <a:graphic xmlns:a="http://schemas.openxmlformats.org/drawingml/2006/main">
+              <a:graphicData uri="http://schemas.openxmlformats.org/drawingml/2006/picture">
+                <pic:pic xmlns:pic="http://schemas.openxmlformats.org/drawingml/2006/picture">
+                  <pic:nvPicPr>
+                    <pic:cNvPr id="1" name=""/>
+                    <pic:cNvPicPr/>
+                  </pic:nvPicPr>
+                  <pic:blipFill>
+                    <a:blip r:embed="rId31"/>
+                    <a:stretch>
+                      <a:fillRect/>
+                    </a:stretch>
+                  </pic:blipFill>
+                  <pic:spPr>
+                    <a:xfrm>
+                      <a:off x="0" y="0"/>
+                      <a:ext cx="4699239" cy="3324661"/>
+                    </a:xfrm>
+                    <a:prstGeom prst="rect">
+                      <a:avLst/>
+                    </a:prstGeom>
+                    <a:ln>
+                      <a:solidFill>
+                        <a:schemeClr val="tx1"/>
+                      </a:solidFill>
+                    </a:ln>
+                  </pic:spPr>
+                </pic:pic>
+              </a:graphicData>
+            </a:graphic>
+          </wp:inline>
+        </w:drawing>
+      </w:r>
+    </w:p>
+    <w:p>
+      <w:pPr>
+        <w:ind w:firstLine="0"/>
+        <w:jc w:val="center"/>
+      </w:pPr>
+      <w:r>
+        <w:t xml:space="preserve">Рисунок </w:t>
+      </w:r>
+      <w:r>
+        <w:t>4.13</w:t>
+      </w:r>
+      <w:r>
+        <w:t xml:space="preserve"> – Добавление варианта выбора</w:t>
+      </w:r>
+    </w:p>
+    <w:p>
+      <w:pPr>
+        <w:spacing w:line="540" w:lineRule="auto"/>
+        <w:ind w:firstLine="0"/>
+      </w:pPr>
+    </w:p>
+    <w:p>
+      <w:pPr>
+        <w:pStyle w:val="ds-markdown-paragraph"/>
+        <w:spacing w:before="0" w:beforeAutospacing="0" w:after="0" w:afterAutospacing="0"/>
+        <w:ind w:firstLine="709"/>
+        <w:jc w:val="both"/>
+        <w:rPr>
+          <w:sz w:val="28"/>
+          <w:szCs w:val="28"/>
+        </w:rPr>
+      </w:pPr>
+      <w:r>
+        <w:rPr>
+          <w:sz w:val="28"/>
+          <w:szCs w:val="28"/>
+        </w:rPr>
+        <w:t xml:space="preserve">Для предоставления </w:t>
+      </w:r>
+      <w:r>
+        <w:rPr>
+          <w:sz w:val="28"/>
+          <w:szCs w:val="28"/>
+        </w:rPr>
+        <w:t>читателям доступа к опубликованным произведениям был создан модуль чтения. Его цель — преобразовать техническую структуру глав и выборов в увлекательное и плавное повествование.</w:t>
+      </w:r>
+    </w:p>
+    <w:p>
+      <w:pPr>
+        <w:pStyle w:val="ds-markdown-paragraph"/>
+        <w:spacing w:before="0" w:beforeAutospacing="0" w:after="0" w:afterAutospacing="0"/>
+        <w:ind w:firstLine="709"/>
+        <w:jc w:val="both"/>
+        <w:rPr>
+          <w:sz w:val="28"/>
+          <w:szCs w:val="28"/>
+        </w:rPr>
+      </w:pPr>
+      <w:r>
+        <w:rPr>
+          <w:sz w:val="28"/>
+          <w:szCs w:val="28"/>
+        </w:rPr>
+        <w:t>Концепция реализации:</w:t>
+      </w:r>
+    </w:p>
+    <w:p>
+      <w:pPr>
+        <w:pStyle w:val="ds-markdown-paragraph"/>
+        <w:numPr>
+          <w:ilvl w:val="0"/>
+          <w:numId w:val="19"/>
+        </w:numPr>
+        <w:spacing w:before="0" w:beforeAutospacing="0" w:after="0" w:afterAutospacing="0"/>
+        <w:ind w:left="0" w:firstLine="709"/>
+        <w:jc w:val="both"/>
+        <w:rPr>
+          <w:sz w:val="28"/>
+          <w:szCs w:val="28"/>
+        </w:rPr>
+      </w:pPr>
+      <w:r>
+        <w:rPr>
+          <w:rStyle w:val="ad"/>
+        </w:rPr>
+        <w:t xml:space="preserve"> </w:t>
+      </w:r>
+      <w:r>
+        <w:rPr>
+          <w:rStyle w:val="ad"/>
+          <w:b w:val="0"/>
+          <w:sz w:val="28"/>
+          <w:szCs w:val="28"/>
+        </w:rPr>
+        <w:t>Д</w:t>
+      </w:r>
+      <w:r>
+        <w:rPr>
+          <w:rStyle w:val="ad"/>
+          <w:b w:val="0"/>
+          <w:sz w:val="28"/>
+          <w:szCs w:val="28"/>
+        </w:rPr>
+        <w:t>инамическая загрузка</w:t>
+      </w:r>
+      <w:r>
+        <w:rPr>
+          <w:b/>
+          <w:sz w:val="28"/>
+          <w:szCs w:val="28"/>
+        </w:rPr>
+        <w:t>.</w:t>
+      </w:r>
+      <w:r>
+        <w:rPr>
+          <w:sz w:val="28"/>
+          <w:szCs w:val="28"/>
+        </w:rPr>
+        <w:t xml:space="preserve"> Страница чтения</w:t>
+      </w:r>
+      <w:r>
+        <w:rPr>
+          <w:sz w:val="28"/>
+          <w:szCs w:val="28"/>
+        </w:rPr>
+        <w:t xml:space="preserve"> не перезагружается полностью. При выборе истории по её ID асинхронно загружаются данные (заголовок, описание, список глав). При клике на конкретную главу её содержимое подгружается и отображается в основном блоке интерфейса (Рисунок </w:t>
+      </w:r>
+      <w:r>
+        <w:rPr>
+          <w:sz w:val="28"/>
+          <w:szCs w:val="28"/>
+        </w:rPr>
+        <w:t>4.14</w:t>
+      </w:r>
+      <w:r>
+        <w:rPr>
+          <w:sz w:val="28"/>
+          <w:szCs w:val="28"/>
+        </w:rPr>
+        <w:t>).</w:t>
+      </w:r>
+    </w:p>
+    <w:p>
+      <w:pPr>
+        <w:pStyle w:val="ds-markdown-paragraph"/>
+        <w:spacing w:before="0" w:beforeAutospacing="0" w:after="0" w:afterAutospacing="0"/>
+        <w:ind w:left="709"/>
+        <w:jc w:val="both"/>
+        <w:rPr>
+          <w:sz w:val="28"/>
+          <w:szCs w:val="28"/>
+        </w:rPr>
+      </w:pPr>
+    </w:p>
+    <w:p>
+      <w:pPr>
+        <w:ind w:firstLine="0"/>
+        <w:jc w:val="center"/>
+      </w:pPr>
+      <w:r>
+        <w:rPr>
+          <w:noProof/>
+          <w:lang w:eastAsia="ru-RU"/>
+        </w:rPr>
+        <w:lastRenderedPageBreak/>
+        <w:drawing>
+          <wp:inline distT="0" distB="0" distL="0" distR="0" wp14:anchorId="560EF46A" wp14:editId="16C36B84">
+            <wp:extent cx="5362953" cy="2542674"/>
+            <wp:effectExtent l="19050" t="19050" r="9525" b="23495"/>
+            <wp:docPr id="15" name="Рисунок 15"/>
+            <wp:cNvGraphicFramePr>
+              <a:graphicFrameLocks xmlns:a="http://schemas.openxmlformats.org/drawingml/2006/main" noChangeAspect="1"/>
+            </wp:cNvGraphicFramePr>
+            <a:graphic xmlns:a="http://schemas.openxmlformats.org/drawingml/2006/main">
+              <a:graphicData uri="http://schemas.openxmlformats.org/drawingml/2006/picture">
+                <pic:pic xmlns:pic="http://schemas.openxmlformats.org/drawingml/2006/picture">
+                  <pic:nvPicPr>
+                    <pic:cNvPr id="1" name=""/>
+                    <pic:cNvPicPr/>
+                  </pic:nvPicPr>
+                  <pic:blipFill rotWithShape="1">
+                    <a:blip r:embed="rId32"/>
+                    <a:srcRect t="10762"/>
+                    <a:stretch/>
+                  </pic:blipFill>
+                  <pic:spPr bwMode="auto">
+                    <a:xfrm>
+                      <a:off x="0" y="0"/>
+                      <a:ext cx="5362953" cy="2542674"/>
+                    </a:xfrm>
+                    <a:prstGeom prst="rect">
+                      <a:avLst/>
+                    </a:prstGeom>
+                    <a:ln>
+                      <a:solidFill>
+                        <a:schemeClr val="tx1"/>
+                      </a:solidFill>
+                    </a:ln>
+                    <a:extLst>
+                      <a:ext uri="{53640926-AAD7-44D8-BBD7-CCE9431645EC}">
+                        <a14:shadowObscured xmlns:a14="http://schemas.microsoft.com/office/drawing/2010/main"/>
+                      </a:ext>
+                    </a:extLst>
+                  </pic:spPr>
+                </pic:pic>
+              </a:graphicData>
+            </a:graphic>
+          </wp:inline>
+        </w:drawing>
+      </w:r>
+    </w:p>
+    <w:p>
+      <w:pPr>
+        <w:ind w:firstLine="0"/>
+        <w:jc w:val="center"/>
+      </w:pPr>
+      <w:r>
+        <w:t xml:space="preserve">Рисунок </w:t>
+      </w:r>
+      <w:r>
+        <w:t>4.14</w:t>
+      </w:r>
+      <w:r>
+        <w:t xml:space="preserve"> – Содержание истории</w:t>
+      </w:r>
+    </w:p>
+    <w:p>
+      <w:pPr>
+        <w:pStyle w:val="ds-markdown-paragraph"/>
+        <w:spacing w:before="0" w:beforeAutospacing="0" w:after="0" w:afterAutospacing="0"/>
+        <w:ind w:left="709"/>
+        <w:jc w:val="both"/>
+        <w:rPr>
+          <w:rStyle w:val="ad"/>
+          <w:b w:val="0"/>
+          <w:bCs w:val="0"/>
+          <w:noProof/>
+        </w:rPr>
+      </w:pPr>
+    </w:p>
+    <w:p>
+      <w:pPr>
+        <w:pStyle w:val="ds-markdown-paragraph"/>
+        <w:numPr>
+          <w:ilvl w:val="0"/>
+          <w:numId w:val="19"/>
+        </w:numPr>
+        <w:spacing w:before="0" w:beforeAutospacing="0" w:after="0" w:afterAutospacing="0"/>
+        <w:ind w:left="0" w:firstLine="709"/>
+        <w:jc w:val="both"/>
+        <w:rPr>
+          <w:noProof/>
+        </w:rPr>
+      </w:pPr>
+      <w:r>
+        <w:rPr>
+          <w:rStyle w:val="ad"/>
+          <w:b w:val="0"/>
+          <w:sz w:val="28"/>
+          <w:szCs w:val="28"/>
+        </w:rPr>
+        <w:t>И</w:t>
+      </w:r>
+      <w:r>
+        <w:rPr>
+          <w:rStyle w:val="ad"/>
+          <w:b w:val="0"/>
+          <w:sz w:val="28"/>
+          <w:szCs w:val="28"/>
+        </w:rPr>
+        <w:t>нтерактивная навигация</w:t>
+      </w:r>
+      <w:r>
+        <w:rPr>
+          <w:b/>
+          <w:sz w:val="28"/>
+          <w:szCs w:val="28"/>
+        </w:rPr>
+        <w:t>.</w:t>
+      </w:r>
+      <w:r>
+        <w:rPr>
+          <w:sz w:val="28"/>
+          <w:szCs w:val="28"/>
+        </w:rPr>
+        <w:t xml:space="preserve"> После текста главы система проверяет наличие связанных с ней сущностей. Если варианты выбора существуют, они отображаются в виде набора кнопок. При нажатии на кнопку происходит плавный переход к содержимому выбранной главы, создавая эффект непрерывного повествования (Рисунок </w:t>
+      </w:r>
+      <w:r>
+        <w:rPr>
+          <w:sz w:val="28"/>
+          <w:szCs w:val="28"/>
+        </w:rPr>
+        <w:t>4.15</w:t>
+      </w:r>
+      <w:r>
+        <w:rPr>
+          <w:sz w:val="28"/>
+          <w:szCs w:val="28"/>
+        </w:rPr>
+        <w:t>).</w:t>
+      </w:r>
+      <w:r>
+        <w:rPr>
+          <w:noProof/>
+        </w:rPr>
+        <w:t xml:space="preserve"> </w:t>
+      </w:r>
+    </w:p>
+    <w:p>
+      <w:pPr>
+        <w:pStyle w:val="ds-markdown-paragraph"/>
+        <w:spacing w:before="0" w:beforeAutospacing="0" w:after="0" w:afterAutospacing="0"/>
+        <w:ind w:left="709"/>
+        <w:jc w:val="both"/>
+        <w:rPr>
+          <w:noProof/>
+        </w:rPr>
+      </w:pPr>
+    </w:p>
+    <w:p>
+      <w:pPr>
+        <w:ind w:firstLine="0"/>
+        <w:jc w:val="center"/>
+      </w:pPr>
+      <w:r>
+        <w:rPr>
+          <w:noProof/>
+          <w:lang w:eastAsia="ru-RU"/>
+        </w:rPr>
+        <w:drawing>
+          <wp:inline distT="0" distB="0" distL="0" distR="0" wp14:anchorId="620054BC" wp14:editId="41BF8976">
+            <wp:extent cx="5723774" cy="2707451"/>
+            <wp:effectExtent l="19050" t="19050" r="10795" b="17145"/>
+            <wp:docPr id="17" name="Рисунок 17"/>
+            <wp:cNvGraphicFramePr>
+              <a:graphicFrameLocks xmlns:a="http://schemas.openxmlformats.org/drawingml/2006/main" noChangeAspect="1"/>
+            </wp:cNvGraphicFramePr>
+            <a:graphic xmlns:a="http://schemas.openxmlformats.org/drawingml/2006/main">
+              <a:graphicData uri="http://schemas.openxmlformats.org/drawingml/2006/picture">
+                <pic:pic xmlns:pic="http://schemas.openxmlformats.org/drawingml/2006/picture">
+                  <pic:nvPicPr>
+                    <pic:cNvPr id="1" name=""/>
+                    <pic:cNvPicPr/>
+                  </pic:nvPicPr>
+                  <pic:blipFill rotWithShape="1">
+                    <a:blip r:embed="rId33"/>
+                    <a:srcRect t="10969"/>
+                    <a:stretch/>
+                  </pic:blipFill>
+                  <pic:spPr bwMode="auto">
+                    <a:xfrm>
+                      <a:off x="0" y="0"/>
+                      <a:ext cx="5723774" cy="2707451"/>
+                    </a:xfrm>
+                    <a:prstGeom prst="rect">
+                      <a:avLst/>
+                    </a:prstGeom>
+                    <a:ln>
+                      <a:solidFill>
+                        <a:schemeClr val="tx1"/>
+                      </a:solidFill>
+                    </a:ln>
+                    <a:extLst>
+                      <a:ext uri="{53640926-AAD7-44D8-BBD7-CCE9431645EC}">
+                        <a14:shadowObscured xmlns:a14="http://schemas.microsoft.com/office/drawing/2010/main"/>
+                      </a:ext>
+                    </a:extLst>
+                  </pic:spPr>
+                </pic:pic>
+              </a:graphicData>
+            </a:graphic>
+          </wp:inline>
+        </w:drawing>
+      </w:r>
+    </w:p>
+    <w:p>
+      <w:pPr>
+        <w:ind w:firstLine="0"/>
+        <w:jc w:val="center"/>
+      </w:pPr>
+    </w:p>
+    <w:p>
+      <w:pPr>
+        <w:ind w:firstLine="0"/>
+        <w:jc w:val="center"/>
+      </w:pPr>
+      <w:r>
+        <w:t xml:space="preserve">Рисунок </w:t>
+      </w:r>
+      <w:r>
+        <w:t>4.15</w:t>
+      </w:r>
+      <w:r>
+        <w:t xml:space="preserve"> – Чтение глав</w:t>
+      </w:r>
+    </w:p>
+    <w:p/>
+    <w:p/>
+    <w:p>
+      <w:pPr>
+        <w:rPr>
+          <w:rFonts w:cs="Times New Roman"/>
+          <w:szCs w:val="28"/>
+        </w:rPr>
+      </w:pPr>
+      <w:r>
+        <w:rPr>
+          <w:rFonts w:cs="Times New Roman"/>
+          <w:szCs w:val="28"/>
+        </w:rPr>
+        <w:br w:type="page"/>
+      </w:r>
+    </w:p>
+    <w:p>
+      <w:pPr>
+        <w:pStyle w:val="10"/>
+      </w:pPr>
+      <w:bookmarkStart w:id="25" w:name="_Toc215722120"/>
+      <w:bookmarkStart w:id="26" w:name="_Toc224674911"/>
       <w:r>
         <w:lastRenderedPageBreak/>
         <w:t>Заключение</w:t>
       </w:r>
-      <w:bookmarkEnd w:id="14"/>
-      <w:bookmarkEnd w:id="15"/>
+      <w:bookmarkEnd w:id="25"/>
+      <w:bookmarkEnd w:id="26"/>
     </w:p>
     <w:p/>
     <w:p>
@@ -21579,17 +25759,297 @@
         <w:ind w:firstLine="0"/>
         <w:jc w:val="center"/>
       </w:pPr>
-      <w:bookmarkStart w:id="16" w:name="_Toc215722121"/>
-      <w:bookmarkStart w:id="17" w:name="_Toc224266574"/>
+      <w:bookmarkStart w:id="27" w:name="_Toc215722121"/>
+      <w:bookmarkStart w:id="28" w:name="_Toc224674912"/>
       <w:r>
         <w:lastRenderedPageBreak/>
         <w:t>Библиография</w:t>
       </w:r>
-      <w:bookmarkEnd w:id="16"/>
-      <w:bookmarkEnd w:id="17"/>
+      <w:bookmarkEnd w:id="27"/>
+      <w:bookmarkEnd w:id="28"/>
       <w:r>
         <w:t xml:space="preserve"> </w:t>
       </w:r>
+    </w:p>
+    <w:p>
+      <w:pPr>
+        <w:pStyle w:val="ds-markdown-paragraph"/>
+        <w:numPr>
+          <w:ilvl w:val="0"/>
+          <w:numId w:val="30"/>
+        </w:numPr>
+        <w:ind w:left="0" w:firstLine="709"/>
+        <w:jc w:val="both"/>
+        <w:rPr>
+          <w:sz w:val="28"/>
+        </w:rPr>
+      </w:pPr>
+      <w:r>
+        <w:rPr>
+          <w:sz w:val="28"/>
+        </w:rPr>
+        <w:t xml:space="preserve">Документация </w:t>
+      </w:r>
+      <w:hyperlink r:id="rId34" w:tgtFrame="_blank" w:history="1">
+        <w:r>
+          <w:rPr>
+            <w:rStyle w:val="af2"/>
+            <w:sz w:val="28"/>
+          </w:rPr>
+          <w:t>ASP.NET</w:t>
+        </w:r>
+      </w:hyperlink>
+      <w:r>
+        <w:rPr>
+          <w:sz w:val="28"/>
+        </w:rPr>
+        <w:t xml:space="preserve"> Core [Электронный ресурс] – Режим доступа: </w:t>
+      </w:r>
+      <w:hyperlink r:id="rId35" w:tgtFrame="_blank" w:history="1">
+        <w:r>
+          <w:rPr>
+            <w:rStyle w:val="af2"/>
+            <w:sz w:val="28"/>
+          </w:rPr>
+          <w:t>https://learn.microsoft.com/ru-ru/aspnet/core/</w:t>
+        </w:r>
+      </w:hyperlink>
+    </w:p>
+    <w:p>
+      <w:pPr>
+        <w:pStyle w:val="ds-markdown-paragraph"/>
+        <w:numPr>
+          <w:ilvl w:val="0"/>
+          <w:numId w:val="30"/>
+        </w:numPr>
+        <w:ind w:left="0" w:firstLine="709"/>
+        <w:jc w:val="both"/>
+        <w:rPr>
+          <w:sz w:val="28"/>
+        </w:rPr>
+      </w:pPr>
+      <w:r>
+        <w:rPr>
+          <w:sz w:val="28"/>
+        </w:rPr>
+        <w:t xml:space="preserve">Документация Entity Framework Core [Электронный ресурс] – Режим доступа: </w:t>
+      </w:r>
+      <w:hyperlink r:id="rId36" w:tgtFrame="_blank" w:history="1">
+        <w:r>
+          <w:rPr>
+            <w:rStyle w:val="af2"/>
+            <w:sz w:val="28"/>
+          </w:rPr>
+          <w:t>https://learn.microsoft.com/ru-ru/ef/core/</w:t>
+        </w:r>
+      </w:hyperlink>
+    </w:p>
+    <w:p>
+      <w:pPr>
+        <w:pStyle w:val="ds-markdown-paragraph"/>
+        <w:numPr>
+          <w:ilvl w:val="0"/>
+          <w:numId w:val="30"/>
+        </w:numPr>
+        <w:ind w:left="0" w:firstLine="709"/>
+        <w:jc w:val="both"/>
+        <w:rPr>
+          <w:sz w:val="28"/>
+        </w:rPr>
+      </w:pPr>
+      <w:r>
+        <w:rPr>
+          <w:sz w:val="28"/>
+        </w:rPr>
+        <w:t xml:space="preserve">Документация JavaScript (MDN Web Docs) [Электронный ресурс] – Режим доступа: </w:t>
+      </w:r>
+      <w:hyperlink r:id="rId37" w:tgtFrame="_blank" w:history="1">
+        <w:r>
+          <w:rPr>
+            <w:rStyle w:val="af2"/>
+            <w:sz w:val="28"/>
+          </w:rPr>
+          <w:t>https://developer.mozilla.org/ru/docs/Web/JavaScript</w:t>
+        </w:r>
+      </w:hyperlink>
+      <w:r>
+        <w:rPr>
+          <w:sz w:val="28"/>
+        </w:rPr>
+        <w:t xml:space="preserve"> </w:t>
+      </w:r>
+    </w:p>
+    <w:p>
+      <w:pPr>
+        <w:pStyle w:val="ds-markdown-paragraph"/>
+        <w:numPr>
+          <w:ilvl w:val="0"/>
+          <w:numId w:val="30"/>
+        </w:numPr>
+        <w:ind w:left="0" w:firstLine="709"/>
+        <w:jc w:val="both"/>
+        <w:rPr>
+          <w:sz w:val="28"/>
+        </w:rPr>
+      </w:pPr>
+      <w:r>
+        <w:rPr>
+          <w:sz w:val="28"/>
+        </w:rPr>
+        <w:t xml:space="preserve">Документация Postman [Электронный ресурс] – Режим доступа: </w:t>
+      </w:r>
+      <w:hyperlink r:id="rId38" w:tgtFrame="_blank" w:history="1">
+        <w:r>
+          <w:rPr>
+            <w:rStyle w:val="af2"/>
+            <w:sz w:val="28"/>
+          </w:rPr>
+          <w:t>https://learning.postman.com/docs/getting-started/introduction/</w:t>
+        </w:r>
+      </w:hyperlink>
+      <w:r>
+        <w:rPr>
+          <w:sz w:val="28"/>
+        </w:rPr>
+        <w:t xml:space="preserve"> </w:t>
+      </w:r>
+    </w:p>
+    <w:p>
+      <w:pPr>
+        <w:pStyle w:val="ds-markdown-paragraph"/>
+        <w:numPr>
+          <w:ilvl w:val="0"/>
+          <w:numId w:val="30"/>
+        </w:numPr>
+        <w:ind w:left="0" w:firstLine="709"/>
+        <w:jc w:val="both"/>
+        <w:rPr>
+          <w:sz w:val="28"/>
+        </w:rPr>
+      </w:pPr>
+      <w:r>
+        <w:rPr>
+          <w:sz w:val="28"/>
+        </w:rPr>
+        <w:t xml:space="preserve">REST API: основы проектирования [Электронный ресурс] – Режим доступа: </w:t>
+      </w:r>
+      <w:hyperlink r:id="rId39" w:tgtFrame="_blank" w:history="1">
+        <w:r>
+          <w:rPr>
+            <w:rStyle w:val="af2"/>
+            <w:sz w:val="28"/>
+          </w:rPr>
+          <w:t>https://learn.microsoft.com/ru-ru/azure/architecture/best-practices/api-design</w:t>
+        </w:r>
+      </w:hyperlink>
+    </w:p>
+    <w:p>
+      <w:pPr>
+        <w:pStyle w:val="ds-markdown-paragraph"/>
+        <w:numPr>
+          <w:ilvl w:val="0"/>
+          <w:numId w:val="30"/>
+        </w:numPr>
+        <w:ind w:left="0" w:firstLine="709"/>
+        <w:jc w:val="both"/>
+        <w:rPr>
+          <w:sz w:val="28"/>
+        </w:rPr>
+      </w:pPr>
+      <w:r>
+        <w:rPr>
+          <w:sz w:val="28"/>
+        </w:rPr>
+        <w:t xml:space="preserve">Сессии и аутентификация в </w:t>
+      </w:r>
+      <w:hyperlink r:id="rId40" w:tgtFrame="_blank" w:history="1">
+        <w:r>
+          <w:rPr>
+            <w:rStyle w:val="af2"/>
+            <w:sz w:val="28"/>
+          </w:rPr>
+          <w:t>ASP.NET</w:t>
+        </w:r>
+      </w:hyperlink>
+      <w:r>
+        <w:rPr>
+          <w:sz w:val="28"/>
+        </w:rPr>
+        <w:t xml:space="preserve"> Core [Электронный ресурс] – Режим доступа: </w:t>
+      </w:r>
+      <w:hyperlink r:id="rId41" w:tgtFrame="_blank" w:history="1">
+        <w:r>
+          <w:rPr>
+            <w:rStyle w:val="af2"/>
+            <w:sz w:val="28"/>
+          </w:rPr>
+          <w:t>https://learn.microsoft.com/ru-ru/aspnet/core/fundamentals/app-state</w:t>
+        </w:r>
+      </w:hyperlink>
+    </w:p>
+    <w:p>
+      <w:pPr>
+        <w:pStyle w:val="ds-markdown-paragraph"/>
+        <w:numPr>
+          <w:ilvl w:val="0"/>
+          <w:numId w:val="30"/>
+        </w:numPr>
+        <w:ind w:left="0" w:firstLine="709"/>
+        <w:jc w:val="both"/>
+        <w:rPr>
+          <w:sz w:val="28"/>
+        </w:rPr>
+      </w:pPr>
+      <w:r>
+        <w:rPr>
+          <w:sz w:val="28"/>
+        </w:rPr>
+        <w:t xml:space="preserve">Паттерны проектирования веб-приложений [Электронный ресурс] – Режим доступа: </w:t>
+      </w:r>
+      <w:hyperlink r:id="rId42" w:tgtFrame="_blank" w:history="1">
+        <w:r>
+          <w:rPr>
+            <w:rStyle w:val="af2"/>
+            <w:sz w:val="28"/>
+          </w:rPr>
+          <w:t>https://learn.microsoft.com/ru-ru/dotnet/architecture/modern-web-apps-azure/common-web-application-architectures</w:t>
+        </w:r>
+      </w:hyperlink>
+      <w:r>
+        <w:rPr>
+          <w:sz w:val="28"/>
+        </w:rPr>
+        <w:t xml:space="preserve"> </w:t>
+      </w:r>
+    </w:p>
+    <w:p>
+      <w:pPr>
+        <w:pStyle w:val="ds-markdown-paragraph"/>
+        <w:numPr>
+          <w:ilvl w:val="0"/>
+          <w:numId w:val="30"/>
+        </w:numPr>
+        <w:ind w:left="0" w:firstLine="709"/>
+        <w:jc w:val="both"/>
+        <w:rPr>
+          <w:sz w:val="28"/>
+        </w:rPr>
+      </w:pPr>
+      <w:r>
+        <w:rPr>
+          <w:sz w:val="28"/>
+        </w:rPr>
+        <w:t xml:space="preserve">Методы оптимизации запросов в Entity Framework Core [Электронный ресурс] – Режим доступа: </w:t>
+      </w:r>
+      <w:hyperlink r:id="rId43" w:tgtFrame="_blank" w:history="1">
+        <w:r>
+          <w:rPr>
+            <w:rStyle w:val="af2"/>
+            <w:sz w:val="28"/>
+          </w:rPr>
+          <w:t>https://learn.microsoft.com/ru-ru/ef/core/performance/</w:t>
+        </w:r>
+      </w:hyperlink>
     </w:p>
     <w:p>
       <w:pPr>
@@ -21632,8 +26092,8 @@
           <w:szCs w:val="28"/>
         </w:rPr>
       </w:pPr>
-      <w:bookmarkStart w:id="18" w:name="_Toc215444981"/>
-      <w:bookmarkStart w:id="19" w:name="_Toc224266575"/>
+      <w:bookmarkStart w:id="29" w:name="_Toc215444981"/>
+      <w:bookmarkStart w:id="30" w:name="_Toc224674913"/>
       <w:r>
         <w:rPr>
           <w:rFonts w:cs="Times New Roman"/>
@@ -21642,8 +26102,8 @@
         <w:lastRenderedPageBreak/>
         <w:t>Приложение</w:t>
       </w:r>
-      <w:bookmarkEnd w:id="18"/>
-      <w:bookmarkEnd w:id="19"/>
+      <w:bookmarkEnd w:id="29"/>
+      <w:bookmarkEnd w:id="30"/>
     </w:p>
     <w:p>
       <w:pPr>
@@ -28442,6 +32902,7 @@
           <w:sz w:val="18"/>
           <w:szCs w:val="18"/>
           <w:highlight w:val="white"/>
+          <w:lang w:val="en-US"/>
         </w:rPr>
       </w:pPr>
       <w:r>
@@ -28462,6 +32923,7 @@
           <w:sz w:val="18"/>
           <w:szCs w:val="18"/>
           <w:highlight w:val="white"/>
+          <w:lang w:val="en-US"/>
         </w:rPr>
         <w:t>&lt;/</w:t>
       </w:r>
@@ -28472,6 +32934,7 @@
           <w:sz w:val="18"/>
           <w:szCs w:val="18"/>
           <w:highlight w:val="white"/>
+          <w:lang w:val="en-US"/>
         </w:rPr>
         <w:t>script</w:t>
       </w:r>
@@ -28482,6 +32945,7 @@
           <w:sz w:val="18"/>
           <w:szCs w:val="18"/>
           <w:highlight w:val="white"/>
+          <w:lang w:val="en-US"/>
         </w:rPr>
         <w:t>&gt;</w:t>
       </w:r>
@@ -28499,6 +32963,7 @@
           <w:sz w:val="18"/>
           <w:szCs w:val="18"/>
           <w:highlight w:val="white"/>
+          <w:lang w:val="en-US"/>
         </w:rPr>
       </w:pPr>
       <w:r>
@@ -28508,6 +32973,7 @@
           <w:sz w:val="18"/>
           <w:szCs w:val="18"/>
           <w:highlight w:val="white"/>
+          <w:lang w:val="en-US"/>
         </w:rPr>
         <w:t>&lt;/</w:t>
       </w:r>
@@ -28518,6 +32984,7 @@
           <w:sz w:val="18"/>
           <w:szCs w:val="18"/>
           <w:highlight w:val="white"/>
+          <w:lang w:val="en-US"/>
         </w:rPr>
         <w:t>body</w:t>
       </w:r>
@@ -28528,6 +32995,7 @@
           <w:sz w:val="18"/>
           <w:szCs w:val="18"/>
           <w:highlight w:val="white"/>
+          <w:lang w:val="en-US"/>
         </w:rPr>
         <w:t>&gt;</w:t>
       </w:r>
@@ -28540,6 +33008,7 @@
           <w:color w:val="0000FF"/>
           <w:sz w:val="18"/>
           <w:szCs w:val="18"/>
+          <w:lang w:val="en-US"/>
         </w:rPr>
       </w:pPr>
       <w:r>
@@ -28549,6 +33018,7 @@
           <w:sz w:val="18"/>
           <w:szCs w:val="18"/>
           <w:highlight w:val="white"/>
+          <w:lang w:val="en-US"/>
         </w:rPr>
         <w:t>&lt;/</w:t>
       </w:r>
@@ -28559,6 +33029,7 @@
           <w:sz w:val="18"/>
           <w:szCs w:val="18"/>
           <w:highlight w:val="white"/>
+          <w:lang w:val="en-US"/>
         </w:rPr>
         <w:t>html</w:t>
       </w:r>
@@ -28569,6 +33040,7 @@
           <w:sz w:val="18"/>
           <w:szCs w:val="18"/>
           <w:highlight w:val="white"/>
+          <w:lang w:val="en-US"/>
         </w:rPr>
         <w:t>&gt;</w:t>
       </w:r>
@@ -28581,6 +33053,7 @@
           <w:color w:val="0000FF"/>
           <w:sz w:val="19"/>
           <w:szCs w:val="19"/>
+          <w:lang w:val="en-US"/>
         </w:rPr>
       </w:pPr>
     </w:p>
@@ -28781,8 +33254,6 @@
         </w:rPr>
         <w:t>запросов</w:t>
       </w:r>
-      <w:bookmarkStart w:id="20" w:name="_GoBack"/>
-      <w:bookmarkEnd w:id="20"/>
     </w:p>
     <w:p>
       <w:pPr>
@@ -29058,6 +33529,7 @@
           <w:sz w:val="18"/>
           <w:szCs w:val="18"/>
           <w:highlight w:val="white"/>
+          <w:lang w:val="en-US"/>
         </w:rPr>
       </w:pPr>
       <w:r>
@@ -29078,6 +33550,7 @@
           <w:sz w:val="18"/>
           <w:szCs w:val="18"/>
           <w:highlight w:val="white"/>
+          <w:lang w:val="en-US"/>
         </w:rPr>
         <w:t>},</w:t>
       </w:r>
@@ -29095,15 +33568,17 @@
           <w:sz w:val="18"/>
           <w:szCs w:val="18"/>
           <w:highlight w:val="white"/>
-        </w:rPr>
-      </w:pPr>
-      <w:r>
-        <w:rPr>
-          <w:rFonts w:ascii="Courier New" w:hAnsi="Courier New" w:cs="Courier New"/>
-          <w:color w:val="000000"/>
-          <w:sz w:val="18"/>
-          <w:szCs w:val="18"/>
-          <w:highlight w:val="white"/>
+          <w:lang w:val="en-US"/>
+        </w:rPr>
+      </w:pPr>
+      <w:r>
+        <w:rPr>
+          <w:rFonts w:ascii="Courier New" w:hAnsi="Courier New" w:cs="Courier New"/>
+          <w:color w:val="000000"/>
+          <w:sz w:val="18"/>
+          <w:szCs w:val="18"/>
+          <w:highlight w:val="white"/>
+          <w:lang w:val="en-US"/>
         </w:rPr>
         <w:t xml:space="preserve">        credentials: </w:t>
       </w:r>
@@ -29114,6 +33589,7 @@
           <w:sz w:val="18"/>
           <w:szCs w:val="18"/>
           <w:highlight w:val="white"/>
+          <w:lang w:val="en-US"/>
         </w:rPr>
         <w:t>'include'</w:t>
       </w:r>
@@ -29124,6 +33600,7 @@
           <w:sz w:val="18"/>
           <w:szCs w:val="18"/>
           <w:highlight w:val="white"/>
+          <w:lang w:val="en-US"/>
         </w:rPr>
         <w:t>,</w:t>
       </w:r>
@@ -29151,6 +33628,7 @@
           <w:sz w:val="18"/>
           <w:szCs w:val="18"/>
           <w:highlight w:val="white"/>
+          <w:lang w:val="en-US"/>
         </w:rPr>
         <w:t xml:space="preserve">    </w:t>
       </w:r>
@@ -29458,6 +33936,7 @@
           <w:sz w:val="18"/>
           <w:szCs w:val="18"/>
           <w:highlight w:val="white"/>
+          <w:lang w:val="en-US"/>
         </w:rPr>
       </w:pPr>
       <w:r>
@@ -29478,6 +33957,7 @@
           <w:sz w:val="18"/>
           <w:szCs w:val="18"/>
           <w:highlight w:val="white"/>
+          <w:lang w:val="en-US"/>
         </w:rPr>
         <w:t>if</w:t>
       </w:r>
@@ -29488,6 +33968,7 @@
           <w:sz w:val="18"/>
           <w:szCs w:val="18"/>
           <w:highlight w:val="white"/>
+          <w:lang w:val="en-US"/>
         </w:rPr>
         <w:t xml:space="preserve"> (response.status === 403) {</w:t>
       </w:r>
@@ -29515,6 +33996,7 @@
           <w:sz w:val="18"/>
           <w:szCs w:val="18"/>
           <w:highlight w:val="white"/>
+          <w:lang w:val="en-US"/>
         </w:rPr>
         <w:t xml:space="preserve">            </w:t>
       </w:r>
@@ -33379,6 +37861,7 @@
           <w:sz w:val="18"/>
           <w:szCs w:val="18"/>
           <w:highlight w:val="white"/>
+          <w:lang w:val="en-US"/>
         </w:rPr>
       </w:pPr>
       <w:r>
@@ -33399,6 +37882,7 @@
           <w:sz w:val="18"/>
           <w:szCs w:val="18"/>
           <w:highlight w:val="white"/>
+          <w:lang w:val="en-US"/>
         </w:rPr>
         <w:t>}</w:t>
       </w:r>
@@ -33411,15 +37895,17 @@
           <w:color w:val="0000FF"/>
           <w:sz w:val="18"/>
           <w:szCs w:val="18"/>
-        </w:rPr>
-      </w:pPr>
-      <w:r>
-        <w:rPr>
-          <w:rFonts w:ascii="Courier New" w:hAnsi="Courier New" w:cs="Courier New"/>
-          <w:color w:val="000000"/>
-          <w:sz w:val="18"/>
-          <w:szCs w:val="18"/>
-          <w:highlight w:val="white"/>
+          <w:lang w:val="en-US"/>
+        </w:rPr>
+      </w:pPr>
+      <w:r>
+        <w:rPr>
+          <w:rFonts w:ascii="Courier New" w:hAnsi="Courier New" w:cs="Courier New"/>
+          <w:color w:val="000000"/>
+          <w:sz w:val="18"/>
+          <w:szCs w:val="18"/>
+          <w:highlight w:val="white"/>
+          <w:lang w:val="en-US"/>
         </w:rPr>
         <w:t>}</w:t>
       </w:r>
@@ -33432,6 +37918,7 @@
           <w:color w:val="0000FF"/>
           <w:sz w:val="19"/>
           <w:szCs w:val="19"/>
+          <w:lang w:val="en-US"/>
         </w:rPr>
       </w:pPr>
     </w:p>
@@ -33441,12 +37928,14 @@
         <w:rPr>
           <w:rFonts w:cs="Times New Roman"/>
           <w:szCs w:val="20"/>
+          <w:lang w:val="en-US"/>
         </w:rPr>
       </w:pPr>
       <w:r>
         <w:rPr>
           <w:rFonts w:cs="Times New Roman"/>
           <w:szCs w:val="20"/>
+          <w:lang w:val="en-US"/>
         </w:rPr>
         <w:t>login.html</w:t>
       </w:r>
@@ -41880,6 +46369,7 @@
           <w:sz w:val="18"/>
           <w:szCs w:val="18"/>
           <w:highlight w:val="white"/>
+          <w:lang w:val="en-US"/>
         </w:rPr>
       </w:pPr>
       <w:r>
@@ -41900,6 +46390,7 @@
           <w:sz w:val="18"/>
           <w:szCs w:val="18"/>
           <w:highlight w:val="white"/>
+          <w:lang w:val="en-US"/>
         </w:rPr>
         <w:t>}</w:t>
       </w:r>
@@ -43111,6 +47602,7 @@
           <w:sz w:val="18"/>
           <w:szCs w:val="18"/>
           <w:highlight w:val="white"/>
+          <w:lang w:val="en-US"/>
         </w:rPr>
       </w:pPr>
       <w:r>
@@ -43131,6 +47623,7 @@
           <w:sz w:val="18"/>
           <w:szCs w:val="18"/>
           <w:highlight w:val="white"/>
+          <w:lang w:val="en-US"/>
         </w:rPr>
         <w:t>}</w:t>
       </w:r>
@@ -43148,15 +47641,17 @@
           <w:sz w:val="18"/>
           <w:szCs w:val="18"/>
           <w:highlight w:val="white"/>
-        </w:rPr>
-      </w:pPr>
-      <w:r>
-        <w:rPr>
-          <w:rFonts w:ascii="Courier New" w:hAnsi="Courier New" w:cs="Courier New"/>
-          <w:color w:val="000000"/>
-          <w:sz w:val="18"/>
-          <w:szCs w:val="18"/>
-          <w:highlight w:val="white"/>
+          <w:lang w:val="en-US"/>
+        </w:rPr>
+      </w:pPr>
+      <w:r>
+        <w:rPr>
+          <w:rFonts w:ascii="Courier New" w:hAnsi="Courier New" w:cs="Courier New"/>
+          <w:color w:val="000000"/>
+          <w:sz w:val="18"/>
+          <w:szCs w:val="18"/>
+          <w:highlight w:val="white"/>
+          <w:lang w:val="en-US"/>
         </w:rPr>
         <w:t xml:space="preserve">            } </w:t>
       </w:r>
@@ -43167,6 +47662,7 @@
           <w:sz w:val="18"/>
           <w:szCs w:val="18"/>
           <w:highlight w:val="white"/>
+          <w:lang w:val="en-US"/>
         </w:rPr>
         <w:t>catch</w:t>
       </w:r>
@@ -43177,6 +47673,7 @@
           <w:sz w:val="18"/>
           <w:szCs w:val="18"/>
           <w:highlight w:val="white"/>
+          <w:lang w:val="en-US"/>
         </w:rPr>
         <w:t xml:space="preserve"> (error) {</w:t>
       </w:r>
@@ -43194,15 +47691,17 @@
           <w:sz w:val="18"/>
           <w:szCs w:val="18"/>
           <w:highlight w:val="white"/>
-        </w:rPr>
-      </w:pPr>
-      <w:r>
-        <w:rPr>
-          <w:rFonts w:ascii="Courier New" w:hAnsi="Courier New" w:cs="Courier New"/>
-          <w:color w:val="000000"/>
-          <w:sz w:val="18"/>
-          <w:szCs w:val="18"/>
-          <w:highlight w:val="white"/>
+          <w:lang w:val="en-US"/>
+        </w:rPr>
+      </w:pPr>
+      <w:r>
+        <w:rPr>
+          <w:rFonts w:ascii="Courier New" w:hAnsi="Courier New" w:cs="Courier New"/>
+          <w:color w:val="000000"/>
+          <w:sz w:val="18"/>
+          <w:szCs w:val="18"/>
+          <w:highlight w:val="white"/>
+          <w:lang w:val="en-US"/>
         </w:rPr>
         <w:t xml:space="preserve">            }</w:t>
       </w:r>
@@ -43220,27 +47719,19 @@
           <w:sz w:val="18"/>
           <w:szCs w:val="18"/>
           <w:highlight w:val="white"/>
-        </w:rPr>
-      </w:pPr>
-      <w:r>
-        <w:rPr>
-          <w:rFonts w:ascii="Courier New" w:hAnsi="Courier New" w:cs="Courier New"/>
-          <w:color w:val="000000"/>
-          <w:sz w:val="18"/>
-          <w:szCs w:val="18"/>
-          <w:highlight w:val="white"/>
-        </w:rPr>
-        <w:t xml:space="preserve">        }</w:t>
-      </w:r>
-      <w:r>
-        <w:rPr>
-          <w:rFonts w:ascii="Courier New" w:hAnsi="Courier New" w:cs="Courier New"/>
-          <w:color w:val="000000"/>
-          <w:sz w:val="18"/>
-          <w:szCs w:val="18"/>
-          <w:highlight w:val="white"/>
-        </w:rPr>
-        <w:t>;</w:t>
+          <w:lang w:val="en-US"/>
+        </w:rPr>
+      </w:pPr>
+      <w:r>
+        <w:rPr>
+          <w:rFonts w:ascii="Courier New" w:hAnsi="Courier New" w:cs="Courier New"/>
+          <w:color w:val="000000"/>
+          <w:sz w:val="18"/>
+          <w:szCs w:val="18"/>
+          <w:highlight w:val="white"/>
+          <w:lang w:val="en-US"/>
+        </w:rPr>
+        <w:t xml:space="preserve">        };</w:t>
       </w:r>
     </w:p>
     <w:p>
@@ -43256,15 +47747,17 @@
           <w:sz w:val="18"/>
           <w:szCs w:val="18"/>
           <w:highlight w:val="white"/>
-        </w:rPr>
-      </w:pPr>
-      <w:r>
-        <w:rPr>
-          <w:rFonts w:ascii="Courier New" w:hAnsi="Courier New" w:cs="Courier New"/>
-          <w:color w:val="000000"/>
-          <w:sz w:val="18"/>
-          <w:szCs w:val="18"/>
-          <w:highlight w:val="white"/>
+          <w:lang w:val="en-US"/>
+        </w:rPr>
+      </w:pPr>
+      <w:r>
+        <w:rPr>
+          <w:rFonts w:ascii="Courier New" w:hAnsi="Courier New" w:cs="Courier New"/>
+          <w:color w:val="000000"/>
+          <w:sz w:val="18"/>
+          <w:szCs w:val="18"/>
+          <w:highlight w:val="white"/>
+          <w:lang w:val="en-US"/>
         </w:rPr>
         <w:t xml:space="preserve">    </w:t>
       </w:r>
@@ -43275,6 +47768,7 @@
           <w:sz w:val="18"/>
           <w:szCs w:val="18"/>
           <w:highlight w:val="white"/>
+          <w:lang w:val="en-US"/>
         </w:rPr>
         <w:t>&lt;/</w:t>
       </w:r>
@@ -43285,6 +47779,7 @@
           <w:sz w:val="18"/>
           <w:szCs w:val="18"/>
           <w:highlight w:val="white"/>
+          <w:lang w:val="en-US"/>
         </w:rPr>
         <w:t>script</w:t>
       </w:r>
@@ -43295,6 +47790,7 @@
           <w:sz w:val="18"/>
           <w:szCs w:val="18"/>
           <w:highlight w:val="white"/>
+          <w:lang w:val="en-US"/>
         </w:rPr>
         <w:t>&gt;</w:t>
       </w:r>
@@ -43312,6 +47808,7 @@
           <w:sz w:val="18"/>
           <w:szCs w:val="18"/>
           <w:highlight w:val="white"/>
+          <w:lang w:val="en-US"/>
         </w:rPr>
       </w:pPr>
       <w:r>
@@ -43321,6 +47818,7 @@
           <w:sz w:val="18"/>
           <w:szCs w:val="18"/>
           <w:highlight w:val="white"/>
+          <w:lang w:val="en-US"/>
         </w:rPr>
         <w:t>&lt;/</w:t>
       </w:r>
@@ -43331,6 +47829,7 @@
           <w:sz w:val="18"/>
           <w:szCs w:val="18"/>
           <w:highlight w:val="white"/>
+          <w:lang w:val="en-US"/>
         </w:rPr>
         <w:t>body</w:t>
       </w:r>
@@ -43341,6 +47840,7 @@
           <w:sz w:val="18"/>
           <w:szCs w:val="18"/>
           <w:highlight w:val="white"/>
+          <w:lang w:val="en-US"/>
         </w:rPr>
         <w:t>&gt;</w:t>
       </w:r>
@@ -43353,6 +47853,7 @@
           <w:color w:val="0000FF"/>
           <w:sz w:val="18"/>
           <w:szCs w:val="18"/>
+          <w:lang w:val="en-US"/>
         </w:rPr>
       </w:pPr>
       <w:r>
@@ -43362,6 +47863,7 @@
           <w:sz w:val="18"/>
           <w:szCs w:val="18"/>
           <w:highlight w:val="white"/>
+          <w:lang w:val="en-US"/>
         </w:rPr>
         <w:t>&lt;/</w:t>
       </w:r>
@@ -43372,6 +47874,7 @@
           <w:sz w:val="18"/>
           <w:szCs w:val="18"/>
           <w:highlight w:val="white"/>
+          <w:lang w:val="en-US"/>
         </w:rPr>
         <w:t>html</w:t>
       </w:r>
@@ -43382,6 +47885,7 @@
           <w:sz w:val="18"/>
           <w:szCs w:val="18"/>
           <w:highlight w:val="white"/>
+          <w:lang w:val="en-US"/>
         </w:rPr>
         <w:t>&gt;</w:t>
       </w:r>
@@ -43394,6 +47898,7 @@
           <w:color w:val="0000FF"/>
           <w:sz w:val="18"/>
           <w:szCs w:val="18"/>
+          <w:lang w:val="en-US"/>
         </w:rPr>
       </w:pPr>
     </w:p>
@@ -43404,11 +47909,12 @@
           <w:rFonts w:ascii="Courier New" w:hAnsi="Courier New" w:cs="Courier New"/>
           <w:sz w:val="18"/>
           <w:szCs w:val="18"/>
+          <w:lang w:val="en-US"/>
         </w:rPr>
       </w:pPr>
     </w:p>
     <w:sectPr>
-      <w:footerReference w:type="default" r:id="rId19"/>
+      <w:footerReference w:type="default" r:id="rId44"/>
       <w:pgSz w:w="11906" w:h="16838"/>
       <w:pgMar w:top="851" w:right="567" w:bottom="1418" w:left="1418" w:header="0" w:footer="0" w:gutter="0"/>
       <w:pgNumType w:start="4"/>
@@ -44743,7 +49249,7 @@
               </mc:Choice>
               <mc:Fallback>
                 <w:pict>
-                  <v:rect w14:anchorId="76609F4F" id="Rectangle 4" o:spid="_x0000_s1026" style="position:absolute;margin-left:-.3pt;margin-top:-773.4pt;width:524.4pt;height:813.55pt;z-index:251658240;visibility:visible;mso-wrap-style:square;mso-width-percent:0;mso-height-percent:0;mso-wrap-distance-left:9pt;mso-wrap-distance-top:0;mso-wrap-distance-right:9pt;mso-wrap-distance-bottom:0;mso-position-horizontal:absolute;mso-position-horizontal-relative:page;mso-position-vertical:absolute;mso-position-vertical-relative:page;mso-width-percent:0;mso-height-percent:0;mso-width-relative:page;mso-height-relative:page;v-text-anchor:top" o:gfxdata="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" filled="f" strokeweight=".5pt">
+                  <v:rect w14:anchorId="0843504E" id="Rectangle 4" o:spid="_x0000_s1026" style="position:absolute;margin-left:-.3pt;margin-top:-773.4pt;width:524.4pt;height:813.55pt;z-index:251658240;visibility:visible;mso-wrap-style:square;mso-width-percent:0;mso-height-percent:0;mso-wrap-distance-left:9pt;mso-wrap-distance-top:0;mso-wrap-distance-right:9pt;mso-wrap-distance-bottom:0;mso-position-horizontal:absolute;mso-position-horizontal-relative:page;mso-position-vertical:absolute;mso-position-vertical-relative:page;mso-width-percent:0;mso-height-percent:0;mso-width-relative:page;mso-height-relative:page;v-text-anchor:top" o:gfxdata="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" filled="f" strokeweight=".5pt">
                     <o:lock v:ext="edit" aspectratio="t"/>
                     <w10:wrap anchorx="page" anchory="page"/>
                     <w10:anchorlock/>
@@ -45023,7 +49529,7 @@
               <w:noProof/>
               <w:sz w:val="22"/>
             </w:rPr>
-            <w:t>21</w:t>
+            <w:t>12</w:t>
           </w:r>
           <w:r>
             <w:rPr>
@@ -45876,6 +50382,144 @@
     </w:lvl>
   </w:abstractNum>
   <w:abstractNum w:abstractNumId="5" w15:restartNumberingAfterBreak="0">
+    <w:nsid w:val="1BCE7026"/>
+    <w:multiLevelType w:val="multilevel"/>
+    <w:tmpl w:val="950C7C60"/>
+    <w:lvl w:ilvl="0">
+      <w:start w:val="1"/>
+      <w:numFmt w:val="decimal"/>
+      <w:suff w:val="space"/>
+      <w:lvlText w:val="%1."/>
+      <w:lvlJc w:val="left"/>
+      <w:pPr>
+        <w:ind w:left="720" w:hanging="360"/>
+      </w:pPr>
+      <w:rPr>
+        <w:rFonts w:hint="default"/>
+      </w:rPr>
+    </w:lvl>
+    <w:lvl w:ilvl="1">
+      <w:start w:val="1"/>
+      <w:numFmt w:val="decimal"/>
+      <w:lvlText w:val="%2."/>
+      <w:lvlJc w:val="left"/>
+      <w:pPr>
+        <w:tabs>
+          <w:tab w:val="num" w:pos="1440"/>
+        </w:tabs>
+        <w:ind w:left="1440" w:hanging="360"/>
+      </w:pPr>
+      <w:rPr>
+        <w:rFonts w:hint="default"/>
+      </w:rPr>
+    </w:lvl>
+    <w:lvl w:ilvl="2">
+      <w:start w:val="1"/>
+      <w:numFmt w:val="decimal"/>
+      <w:lvlText w:val="%3."/>
+      <w:lvlJc w:val="left"/>
+      <w:pPr>
+        <w:tabs>
+          <w:tab w:val="num" w:pos="2160"/>
+        </w:tabs>
+        <w:ind w:left="2160" w:hanging="360"/>
+      </w:pPr>
+      <w:rPr>
+        <w:rFonts w:hint="default"/>
+      </w:rPr>
+    </w:lvl>
+    <w:lvl w:ilvl="3">
+      <w:start w:val="1"/>
+      <w:numFmt w:val="decimal"/>
+      <w:lvlText w:val="%4."/>
+      <w:lvlJc w:val="left"/>
+      <w:pPr>
+        <w:tabs>
+          <w:tab w:val="num" w:pos="2880"/>
+        </w:tabs>
+        <w:ind w:left="2880" w:hanging="360"/>
+      </w:pPr>
+      <w:rPr>
+        <w:rFonts w:hint="default"/>
+      </w:rPr>
+    </w:lvl>
+    <w:lvl w:ilvl="4">
+      <w:start w:val="1"/>
+      <w:numFmt w:val="decimal"/>
+      <w:lvlText w:val="%5."/>
+      <w:lvlJc w:val="left"/>
+      <w:pPr>
+        <w:tabs>
+          <w:tab w:val="num" w:pos="3600"/>
+        </w:tabs>
+        <w:ind w:left="3600" w:hanging="360"/>
+      </w:pPr>
+      <w:rPr>
+        <w:rFonts w:hint="default"/>
+      </w:rPr>
+    </w:lvl>
+    <w:lvl w:ilvl="5">
+      <w:start w:val="1"/>
+      <w:numFmt w:val="decimal"/>
+      <w:lvlText w:val="%6."/>
+      <w:lvlJc w:val="left"/>
+      <w:pPr>
+        <w:tabs>
+          <w:tab w:val="num" w:pos="4320"/>
+        </w:tabs>
+        <w:ind w:left="4320" w:hanging="360"/>
+      </w:pPr>
+      <w:rPr>
+        <w:rFonts w:hint="default"/>
+      </w:rPr>
+    </w:lvl>
+    <w:lvl w:ilvl="6">
+      <w:start w:val="1"/>
+      <w:numFmt w:val="decimal"/>
+      <w:lvlText w:val="%7."/>
+      <w:lvlJc w:val="left"/>
+      <w:pPr>
+        <w:tabs>
+          <w:tab w:val="num" w:pos="5040"/>
+        </w:tabs>
+        <w:ind w:left="5040" w:hanging="360"/>
+      </w:pPr>
+      <w:rPr>
+        <w:rFonts w:hint="default"/>
+      </w:rPr>
+    </w:lvl>
+    <w:lvl w:ilvl="7">
+      <w:start w:val="1"/>
+      <w:numFmt w:val="decimal"/>
+      <w:lvlText w:val="%8."/>
+      <w:lvlJc w:val="left"/>
+      <w:pPr>
+        <w:tabs>
+          <w:tab w:val="num" w:pos="5760"/>
+        </w:tabs>
+        <w:ind w:left="5760" w:hanging="360"/>
+      </w:pPr>
+      <w:rPr>
+        <w:rFonts w:hint="default"/>
+      </w:rPr>
+    </w:lvl>
+    <w:lvl w:ilvl="8">
+      <w:start w:val="1"/>
+      <w:numFmt w:val="decimal"/>
+      <w:lvlText w:val="%9."/>
+      <w:lvlJc w:val="left"/>
+      <w:pPr>
+        <w:tabs>
+          <w:tab w:val="num" w:pos="6480"/>
+        </w:tabs>
+        <w:ind w:left="6480" w:hanging="360"/>
+      </w:pPr>
+      <w:rPr>
+        <w:rFonts w:hint="default"/>
+      </w:rPr>
+    </w:lvl>
+  </w:abstractNum>
+  <w:abstractNum w:abstractNumId="6" w15:restartNumberingAfterBreak="0">
     <w:nsid w:val="1F5D604A"/>
     <w:multiLevelType w:val="multilevel"/>
     <w:tmpl w:val="ABC88C54"/>
@@ -46020,7 +50664,7 @@
       </w:rPr>
     </w:lvl>
   </w:abstractNum>
-  <w:abstractNum w:abstractNumId="6" w15:restartNumberingAfterBreak="0">
+  <w:abstractNum w:abstractNumId="7" w15:restartNumberingAfterBreak="0">
     <w:nsid w:val="24B74C4B"/>
     <w:multiLevelType w:val="multilevel"/>
     <w:tmpl w:val="C3A8B734"/>
@@ -46157,7 +50801,7 @@
       </w:rPr>
     </w:lvl>
   </w:abstractNum>
-  <w:abstractNum w:abstractNumId="7" w15:restartNumberingAfterBreak="0">
+  <w:abstractNum w:abstractNumId="8" w15:restartNumberingAfterBreak="0">
     <w:nsid w:val="27FA63B0"/>
     <w:multiLevelType w:val="multilevel"/>
     <w:tmpl w:val="E4B465C4"/>
@@ -46306,7 +50950,7 @@
       </w:rPr>
     </w:lvl>
   </w:abstractNum>
-  <w:abstractNum w:abstractNumId="8" w15:restartNumberingAfterBreak="0">
+  <w:abstractNum w:abstractNumId="9" w15:restartNumberingAfterBreak="0">
     <w:nsid w:val="2CD10BB9"/>
     <w:multiLevelType w:val="multilevel"/>
     <w:tmpl w:val="7688B314"/>
@@ -46420,7 +51064,7 @@
       </w:rPr>
     </w:lvl>
   </w:abstractNum>
-  <w:abstractNum w:abstractNumId="9" w15:restartNumberingAfterBreak="0">
+  <w:abstractNum w:abstractNumId="10" w15:restartNumberingAfterBreak="0">
     <w:nsid w:val="3392187C"/>
     <w:multiLevelType w:val="hybridMultilevel"/>
     <w:tmpl w:val="3E023E22"/>
@@ -46511,7 +51155,7 @@
       </w:pPr>
     </w:lvl>
   </w:abstractNum>
-  <w:abstractNum w:abstractNumId="10" w15:restartNumberingAfterBreak="0">
+  <w:abstractNum w:abstractNumId="11" w15:restartNumberingAfterBreak="0">
     <w:nsid w:val="373B144F"/>
     <w:multiLevelType w:val="multilevel"/>
     <w:tmpl w:val="9D008380"/>
@@ -46658,7 +51302,7 @@
       </w:rPr>
     </w:lvl>
   </w:abstractNum>
-  <w:abstractNum w:abstractNumId="11" w15:restartNumberingAfterBreak="0">
+  <w:abstractNum w:abstractNumId="12" w15:restartNumberingAfterBreak="0">
     <w:nsid w:val="38420D99"/>
     <w:multiLevelType w:val="hybridMultilevel"/>
     <w:tmpl w:val="A268FEFE"/>
@@ -46772,7 +51416,7 @@
       </w:rPr>
     </w:lvl>
   </w:abstractNum>
-  <w:abstractNum w:abstractNumId="12" w15:restartNumberingAfterBreak="0">
+  <w:abstractNum w:abstractNumId="13" w15:restartNumberingAfterBreak="0">
     <w:nsid w:val="492F59C6"/>
     <w:multiLevelType w:val="multilevel"/>
     <w:tmpl w:val="77569D80"/>
@@ -46906,7 +51550,7 @@
       </w:rPr>
     </w:lvl>
   </w:abstractNum>
-  <w:abstractNum w:abstractNumId="13" w15:restartNumberingAfterBreak="0">
+  <w:abstractNum w:abstractNumId="14" w15:restartNumberingAfterBreak="0">
     <w:nsid w:val="4A334BA3"/>
     <w:multiLevelType w:val="multilevel"/>
     <w:tmpl w:val="0419001D"/>
@@ -46999,7 +51643,7 @@
       </w:pPr>
     </w:lvl>
   </w:abstractNum>
-  <w:abstractNum w:abstractNumId="14" w15:restartNumberingAfterBreak="0">
+  <w:abstractNum w:abstractNumId="15" w15:restartNumberingAfterBreak="0">
     <w:nsid w:val="4B553D95"/>
     <w:multiLevelType w:val="multilevel"/>
     <w:tmpl w:val="67267E8E"/>
@@ -47137,7 +51781,7 @@
       </w:rPr>
     </w:lvl>
   </w:abstractNum>
-  <w:abstractNum w:abstractNumId="15" w15:restartNumberingAfterBreak="0">
+  <w:abstractNum w:abstractNumId="16" w15:restartNumberingAfterBreak="0">
     <w:nsid w:val="4E9C6D31"/>
     <w:multiLevelType w:val="multilevel"/>
     <w:tmpl w:val="D474DF9C"/>
@@ -47284,7 +51928,7 @@
       </w:rPr>
     </w:lvl>
   </w:abstractNum>
-  <w:abstractNum w:abstractNumId="16" w15:restartNumberingAfterBreak="0">
+  <w:abstractNum w:abstractNumId="17" w15:restartNumberingAfterBreak="0">
     <w:nsid w:val="5499417C"/>
     <w:multiLevelType w:val="hybridMultilevel"/>
     <w:tmpl w:val="5F92EDC4"/>
@@ -47374,7 +52018,7 @@
       </w:pPr>
     </w:lvl>
   </w:abstractNum>
-  <w:abstractNum w:abstractNumId="17" w15:restartNumberingAfterBreak="0">
+  <w:abstractNum w:abstractNumId="18" w15:restartNumberingAfterBreak="0">
     <w:nsid w:val="56E25D2A"/>
     <w:multiLevelType w:val="hybridMultilevel"/>
     <w:tmpl w:val="5AF86E5C"/>
@@ -47463,7 +52107,7 @@
       </w:pPr>
     </w:lvl>
   </w:abstractNum>
-  <w:abstractNum w:abstractNumId="18" w15:restartNumberingAfterBreak="0">
+  <w:abstractNum w:abstractNumId="19" w15:restartNumberingAfterBreak="0">
     <w:nsid w:val="57AE7E39"/>
     <w:multiLevelType w:val="multilevel"/>
     <w:tmpl w:val="706C4B54"/>
@@ -47610,7 +52254,7 @@
       </w:rPr>
     </w:lvl>
   </w:abstractNum>
-  <w:abstractNum w:abstractNumId="19" w15:restartNumberingAfterBreak="0">
+  <w:abstractNum w:abstractNumId="20" w15:restartNumberingAfterBreak="0">
     <w:nsid w:val="68F143C4"/>
     <w:multiLevelType w:val="multilevel"/>
     <w:tmpl w:val="DCF654EE"/>
@@ -47724,7 +52368,7 @@
       </w:rPr>
     </w:lvl>
   </w:abstractNum>
-  <w:abstractNum w:abstractNumId="20" w15:restartNumberingAfterBreak="0">
+  <w:abstractNum w:abstractNumId="21" w15:restartNumberingAfterBreak="0">
     <w:nsid w:val="69577C3E"/>
     <w:multiLevelType w:val="multilevel"/>
     <w:tmpl w:val="D42C1F9C"/>
@@ -47862,7 +52506,7 @@
       </w:rPr>
     </w:lvl>
   </w:abstractNum>
-  <w:abstractNum w:abstractNumId="21" w15:restartNumberingAfterBreak="0">
+  <w:abstractNum w:abstractNumId="22" w15:restartNumberingAfterBreak="0">
     <w:nsid w:val="6A742914"/>
     <w:multiLevelType w:val="multilevel"/>
     <w:tmpl w:val="E4540150"/>
@@ -48011,7 +52655,7 @@
       </w:rPr>
     </w:lvl>
   </w:abstractNum>
-  <w:abstractNum w:abstractNumId="22" w15:restartNumberingAfterBreak="0">
+  <w:abstractNum w:abstractNumId="23" w15:restartNumberingAfterBreak="0">
     <w:nsid w:val="6DF64509"/>
     <w:multiLevelType w:val="multilevel"/>
     <w:tmpl w:val="A7002922"/>
@@ -48160,7 +52804,7 @@
       </w:rPr>
     </w:lvl>
   </w:abstractNum>
-  <w:abstractNum w:abstractNumId="23" w15:restartNumberingAfterBreak="0">
+  <w:abstractNum w:abstractNumId="24" w15:restartNumberingAfterBreak="0">
     <w:nsid w:val="72F32FE0"/>
     <w:multiLevelType w:val="multilevel"/>
     <w:tmpl w:val="43742E48"/>
@@ -48309,7 +52953,7 @@
       </w:rPr>
     </w:lvl>
   </w:abstractNum>
-  <w:abstractNum w:abstractNumId="24" w15:restartNumberingAfterBreak="0">
+  <w:abstractNum w:abstractNumId="25" w15:restartNumberingAfterBreak="0">
     <w:nsid w:val="73280E79"/>
     <w:multiLevelType w:val="multilevel"/>
     <w:tmpl w:val="B9684888"/>
@@ -48424,7 +53068,7 @@
       </w:pPr>
     </w:lvl>
   </w:abstractNum>
-  <w:abstractNum w:abstractNumId="25" w15:restartNumberingAfterBreak="0">
+  <w:abstractNum w:abstractNumId="26" w15:restartNumberingAfterBreak="0">
     <w:nsid w:val="74E42AD5"/>
     <w:multiLevelType w:val="multilevel"/>
     <w:tmpl w:val="F418C59E"/>
@@ -48562,7 +53206,7 @@
       </w:rPr>
     </w:lvl>
   </w:abstractNum>
-  <w:abstractNum w:abstractNumId="26" w15:restartNumberingAfterBreak="0">
+  <w:abstractNum w:abstractNumId="27" w15:restartNumberingAfterBreak="0">
     <w:nsid w:val="74E834DE"/>
     <w:multiLevelType w:val="multilevel"/>
     <w:tmpl w:val="45600A2A"/>
@@ -48709,7 +53353,7 @@
       </w:rPr>
     </w:lvl>
   </w:abstractNum>
-  <w:abstractNum w:abstractNumId="27" w15:restartNumberingAfterBreak="0">
+  <w:abstractNum w:abstractNumId="28" w15:restartNumberingAfterBreak="0">
     <w:nsid w:val="76515764"/>
     <w:multiLevelType w:val="hybridMultilevel"/>
     <w:tmpl w:val="9BFEDE54"/>
@@ -48799,7 +53443,7 @@
       </w:pPr>
     </w:lvl>
   </w:abstractNum>
-  <w:abstractNum w:abstractNumId="28" w15:restartNumberingAfterBreak="0">
+  <w:abstractNum w:abstractNumId="29" w15:restartNumberingAfterBreak="0">
     <w:nsid w:val="79ED58FF"/>
     <w:multiLevelType w:val="hybridMultilevel"/>
     <w:tmpl w:val="E4F05992"/>
@@ -48890,13 +53534,13 @@
     </w:lvl>
   </w:abstractNum>
   <w:num w:numId="1">
-    <w:abstractNumId w:val="24"/>
+    <w:abstractNumId w:val="25"/>
   </w:num>
   <w:num w:numId="2">
-    <w:abstractNumId w:val="13"/>
+    <w:abstractNumId w:val="14"/>
   </w:num>
   <w:num w:numId="3">
-    <w:abstractNumId w:val="9"/>
+    <w:abstractNumId w:val="10"/>
   </w:num>
   <w:num w:numId="4">
     <w:abstractNumId w:val="1"/>
@@ -48905,76 +53549,79 @@
     <w:abstractNumId w:val="0"/>
   </w:num>
   <w:num w:numId="6">
-    <w:abstractNumId w:val="11"/>
+    <w:abstractNumId w:val="12"/>
   </w:num>
   <w:num w:numId="7">
-    <w:abstractNumId w:val="26"/>
+    <w:abstractNumId w:val="27"/>
   </w:num>
   <w:num w:numId="8">
-    <w:abstractNumId w:val="19"/>
+    <w:abstractNumId w:val="20"/>
   </w:num>
   <w:num w:numId="9">
-    <w:abstractNumId w:val="28"/>
+    <w:abstractNumId w:val="29"/>
   </w:num>
   <w:num w:numId="10">
-    <w:abstractNumId w:val="23"/>
+    <w:abstractNumId w:val="24"/>
   </w:num>
   <w:num w:numId="11">
     <w:abstractNumId w:val="2"/>
   </w:num>
   <w:num w:numId="12">
-    <w:abstractNumId w:val="22"/>
+    <w:abstractNumId w:val="23"/>
   </w:num>
   <w:num w:numId="13">
-    <w:abstractNumId w:val="12"/>
+    <w:abstractNumId w:val="13"/>
   </w:num>
   <w:num w:numId="14">
-    <w:abstractNumId w:val="8"/>
+    <w:abstractNumId w:val="9"/>
   </w:num>
   <w:num w:numId="15">
-    <w:abstractNumId w:val="20"/>
+    <w:abstractNumId w:val="21"/>
   </w:num>
   <w:num w:numId="16">
     <w:abstractNumId w:val="3"/>
   </w:num>
   <w:num w:numId="17">
-    <w:abstractNumId w:val="15"/>
+    <w:abstractNumId w:val="16"/>
   </w:num>
   <w:num w:numId="18">
+    <w:abstractNumId w:val="19"/>
+  </w:num>
+  <w:num w:numId="19">
+    <w:abstractNumId w:val="11"/>
+  </w:num>
+  <w:num w:numId="20">
     <w:abstractNumId w:val="18"/>
   </w:num>
-  <w:num w:numId="19">
-    <w:abstractNumId w:val="10"/>
-  </w:num>
-  <w:num w:numId="20">
+  <w:num w:numId="21">
     <w:abstractNumId w:val="17"/>
   </w:num>
-  <w:num w:numId="21">
-    <w:abstractNumId w:val="16"/>
-  </w:num>
   <w:num w:numId="22">
-    <w:abstractNumId w:val="27"/>
+    <w:abstractNumId w:val="28"/>
   </w:num>
   <w:num w:numId="23">
     <w:abstractNumId w:val="4"/>
   </w:num>
   <w:num w:numId="24">
-    <w:abstractNumId w:val="14"/>
+    <w:abstractNumId w:val="15"/>
   </w:num>
   <w:num w:numId="25">
+    <w:abstractNumId w:val="8"/>
+  </w:num>
+  <w:num w:numId="26">
+    <w:abstractNumId w:val="22"/>
+  </w:num>
+  <w:num w:numId="27">
+    <w:abstractNumId w:val="26"/>
+  </w:num>
+  <w:num w:numId="28">
+    <w:abstractNumId w:val="6"/>
+  </w:num>
+  <w:num w:numId="29">
     <w:abstractNumId w:val="7"/>
   </w:num>
-  <w:num w:numId="26">
-    <w:abstractNumId w:val="21"/>
-  </w:num>
-  <w:num w:numId="27">
-    <w:abstractNumId w:val="25"/>
-  </w:num>
-  <w:num w:numId="28">
+  <w:num w:numId="30">
     <w:abstractNumId w:val="5"/>
-  </w:num>
-  <w:num w:numId="29">
-    <w:abstractNumId w:val="6"/>
   </w:num>
   <w:numIdMacAtCleanup w:val="15"/>
 </w:numbering>
@@ -49588,6 +54235,7 @@
   <w:style w:type="character" w:default="1" w:styleId="a5">
     <w:name w:val="Default Paragraph Font"/>
     <w:uiPriority w:val="1"/>
+    <w:semiHidden/>
     <w:unhideWhenUsed/>
   </w:style>
   <w:style w:type="table" w:default="1" w:styleId="a6">
@@ -52234,7 +56882,7 @@
 </file>
 
 <file path=customXml/itemProps1.xml><?xml version="1.0" encoding="utf-8"?>
-<ds:datastoreItem xmlns:ds="http://schemas.openxmlformats.org/officeDocument/2006/customXml" ds:itemID="{64D445B9-3D78-4889-9F8E-7D080E6CE6EC}">
+<ds:datastoreItem xmlns:ds="http://schemas.openxmlformats.org/officeDocument/2006/customXml" ds:itemID="{62A58446-CAC2-4C5A-89AE-DF77A0CD5B1D}">
   <ds:schemaRefs>
     <ds:schemaRef ds:uri="http://schemas.openxmlformats.org/officeDocument/2006/bibliography"/>
   </ds:schemaRefs>
